--- a/docs/calculation-formulas-report.docx
+++ b/docs/calculation-formulas-report.docx
@@ -10,8 +10,8 @@
   <dc:title>calculation-formulas-report</dc:title>
   <dc:creator>Codex</dc:creator>
   <cp:lastModifiedBy>Codex</cp:lastModifiedBy>
-  <dcterms:created xsi:type="dcterms:W3CDTF">2026-03-14T13:42:05Z</dcterms:created>
-  <dcterms:modified xsi:type="dcterms:W3CDTF">2026-03-14T13:42:05Z</dcterms:modified>
+  <dcterms:created xsi:type="dcterms:W3CDTF">2026-03-14T21:39:34Z</dcterms:created>
+  <dcterms:modified xsi:type="dcterms:W3CDTF">2026-03-14T21:39:34Z</dcterms:modified>
 </cp:coreProperties>
 </file>
 
@@ -53,7 +53,7 @@
         <w:t xml:space="preserve">- </w:t>
       </w:r>
       <w:r>
-        <w:t xml:space="preserve">포함 범위: 현재 프로젝트에서 화면 표시, 보고서 내보내기, 챗봇 응답, 붙여넣기 재계산에 실제로 사용되는 업무 지표/파생값 수식</w:t>
+        <w:t xml:space="preserve">포함 범위: 화면 표시, 보고서 내보내기, 챗봇 응답, 붙여넣기 재계산, 캐싱, 성과율 자동 산출에 실제로 사용되는 업무 지표/파생값 수식</w:t>
       </w:r>
     </w:p>
     <w:p>
@@ -65,7 +65,7 @@
         <w:t xml:space="preserve">- </w:t>
       </w:r>
       <w:r>
-        <w:t xml:space="preserve">주요 소스: scripts/builddashboarddata.py, js/app.js</w:t>
+        <w:t xml:space="preserve">주요 소스: scripts/builddashboarddata.py, js/app.js, js/admin-features.js</w:t>
       </w:r>
     </w:p>
     <w:p>
@@ -78,6 +78,14 @@
       </w:r>
       <w:r>
         <w:t xml:space="preserve">제외 범위: 페이지네이션, 날짜 표시, 정렬 인덱스, 차트 스타일, DOM 레이아웃처럼 업무 지표와 무관한 UI 계산</w:t>
+      </w:r>
+    </w:p>
+    <w:p>
+      <w:pPr>
+        <w:spacing w:before="0" w:after="120"/>
+      </w:pPr>
+      <w:r>
+        <w:t xml:space="preserve">---</w:t>
       </w:r>
     </w:p>
     <w:p>
@@ -183,7 +191,7 @@
               <w:spacing w:before="0" w:after="0"/>
             </w:pPr>
             <w:r>
-              <w:t xml:space="preserve">round_number(value, d) = floor(value * 10^d + 0.5) / 10^d</w:t>
+              <w:t xml:space="preserve">round_number(value, d) = floor(value × 10^d + 0.5) / 10^d</w:t>
             </w:r>
           </w:p>
         </w:tc>
@@ -224,7 +232,7 @@
               <w:spacing w:before="0" w:after="0"/>
             </w:pPr>
             <w:r>
-              <w:t xml:space="preserve">roundNumber(value, d) = Math.round(Number(value) * 10^d) / 10^d</w:t>
+              <w:t xml:space="preserve">roundNumber(value, d) = Math.round(Number(value) × 10^d) / 10^d</w:t>
             </w:r>
           </w:p>
         </w:tc>
@@ -265,7 +273,7 @@
               <w:spacing w:before="0" w:after="0"/>
             </w:pPr>
             <w:r>
-              <w:t xml:space="preserve">percent(part, whole) = whole ? (part / whole) * 100 : 0</w:t>
+              <w:t xml:space="preserve">percent(part, whole) = whole ? (part / whole) × 100 : 0</w:t>
             </w:r>
           </w:p>
         </w:tc>
@@ -306,20 +314,20 @@
               <w:spacing w:before="0" w:after="0"/>
             </w:pPr>
             <w:r>
-              <w:t xml:space="preserve">display = value / 100000000</w:t>
-            </w:r>
-          </w:p>
-        </w:tc>
-        <w:tc>
-          <w:tcPr>
-            <w:tcW w:w="2400" w:type="dxa"/>
-          </w:tcPr>
-          <w:p>
-            <w:pPr>
-              <w:spacing w:before="0" w:after="0"/>
-            </w:pPr>
-            <w:r>
-              <w:t xml:space="preserve">compact_number, formatCompact, 구매/등급 차트</w:t>
+              <w:t xml:space="preserve">display = value / 100,000,000</w:t>
+            </w:r>
+          </w:p>
+        </w:tc>
+        <w:tc>
+          <w:tcPr>
+            <w:tcW w:w="2400" w:type="dxa"/>
+          </w:tcPr>
+          <w:p>
+            <w:pPr>
+              <w:spacing w:before="0" w:after="0"/>
+            </w:pPr>
+            <w:r>
+              <w:t xml:space="preserve">compact_number, formatCompact, 차트</w:t>
             </w:r>
           </w:p>
         </w:tc>
@@ -347,7 +355,7 @@
               <w:spacing w:before="0" w:after="0"/>
             </w:pPr>
             <w:r>
-              <w:t xml:space="preserve">display = value / 10000</w:t>
+              <w:t xml:space="preserve">display = value / 10,000</w:t>
             </w:r>
           </w:p>
         </w:tc>
@@ -361,6 +369,129 @@
             </w:pPr>
             <w:r>
               <w:t xml:space="preserve">compact_number, formatCompact</w:t>
+            </w:r>
+          </w:p>
+        </w:tc>
+      </w:tr>
+      <w:tr>
+        <w:tc>
+          <w:tcPr>
+            <w:tcW w:w="2400" w:type="dxa"/>
+          </w:tcPr>
+          <w:p>
+            <w:pPr>
+              <w:spacing w:before="0" w:after="0"/>
+            </w:pPr>
+            <w:r>
+              <w:t xml:space="preserve">숫자 포맷</w:t>
+            </w:r>
+          </w:p>
+        </w:tc>
+        <w:tc>
+          <w:tcPr>
+            <w:tcW w:w="2400" w:type="dxa"/>
+          </w:tcPr>
+          <w:p>
+            <w:pPr>
+              <w:spacing w:before="0" w:after="0"/>
+            </w:pPr>
+            <w:r>
+              <w:t xml:space="preserve">toLocaleString("ko-KR")</w:t>
+            </w:r>
+          </w:p>
+        </w:tc>
+        <w:tc>
+          <w:tcPr>
+            <w:tcW w:w="2400" w:type="dxa"/>
+          </w:tcPr>
+          <w:p>
+            <w:pPr>
+              <w:spacing w:before="0" w:after="0"/>
+            </w:pPr>
+            <w:r>
+              <w:t xml:space="preserve">formatNumber()</w:t>
+            </w:r>
+          </w:p>
+        </w:tc>
+      </w:tr>
+      <w:tr>
+        <w:tc>
+          <w:tcPr>
+            <w:tcW w:w="2400" w:type="dxa"/>
+          </w:tcPr>
+          <w:p>
+            <w:pPr>
+              <w:spacing w:before="0" w:after="0"/>
+            </w:pPr>
+            <w:r>
+              <w:t xml:space="preserve">퍼센트 포맷</w:t>
+            </w:r>
+          </w:p>
+        </w:tc>
+        <w:tc>
+          <w:tcPr>
+            <w:tcW w:w="2400" w:type="dxa"/>
+          </w:tcPr>
+          <w:p>
+            <w:pPr>
+              <w:spacing w:before="0" w:after="0"/>
+            </w:pPr>
+            <w:r>
+              <w:t xml:space="preserve">roundNumber(value, digits) + "%"</w:t>
+            </w:r>
+          </w:p>
+        </w:tc>
+        <w:tc>
+          <w:tcPr>
+            <w:tcW w:w="2400" w:type="dxa"/>
+          </w:tcPr>
+          <w:p>
+            <w:pPr>
+              <w:spacing w:before="0" w:after="0"/>
+            </w:pPr>
+            <w:r>
+              <w:t xml:space="preserve">formatPercent()</w:t>
+            </w:r>
+          </w:p>
+        </w:tc>
+      </w:tr>
+      <w:tr>
+        <w:tc>
+          <w:tcPr>
+            <w:tcW w:w="2400" w:type="dxa"/>
+          </w:tcPr>
+          <w:p>
+            <w:pPr>
+              <w:spacing w:before="0" w:after="0"/>
+            </w:pPr>
+            <w:r>
+              <w:t xml:space="preserve">축약 포맷</w:t>
+            </w:r>
+          </w:p>
+        </w:tc>
+        <w:tc>
+          <w:tcPr>
+            <w:tcW w:w="2400" w:type="dxa"/>
+          </w:tcPr>
+          <w:p>
+            <w:pPr>
+              <w:spacing w:before="0" w:after="0"/>
+            </w:pPr>
+            <w:r>
+              <w:t xml:space="preserve">≥1억 → "N.N억", ≥1만 → "N.N만", 기타 → 일반 숫자</w:t>
+            </w:r>
+          </w:p>
+        </w:tc>
+        <w:tc>
+          <w:tcPr>
+            <w:tcW w:w="2400" w:type="dxa"/>
+          </w:tcPr>
+          <w:p>
+            <w:pPr>
+              <w:spacing w:before="0" w:after="0"/>
+            </w:pPr>
+            <w:r>
+              <w:t xml:space="preserve">formatCompact()</w:t>
             </w:r>
           </w:p>
         </w:tc>
@@ -383,7 +514,7 @@
         <w:t xml:space="preserve">- </w:t>
       </w:r>
       <w:r>
-        <w:t xml:space="preserve">Python/JS 반올림 구현은 모두 양수 데이터 기준으로 일반적인 사사오입 형태로 동작합니다.</w:t>
+        <w:t xml:space="preserve">Python/JS 반올림 구현은 모두 양수 데이터 기준으로 사사오입 형태로 동작합니다.</w:t>
       </w:r>
     </w:p>
     <w:p>
@@ -396,6 +527,14 @@
       </w:r>
       <w:r>
         <w:t xml:space="preserve">본 프로젝트의 실적/금액/비율 계산은 대부분 위 percent, round_number, roundNumber를 공통 기반으로 사용합니다.</w:t>
+      </w:r>
+    </w:p>
+    <w:p>
+      <w:pPr>
+        <w:spacing w:before="0" w:after="120"/>
+      </w:pPr>
+      <w:r>
+        <w:t xml:space="preserve">---</w:t>
       </w:r>
     </w:p>
     <w:p>
@@ -686,7 +825,7 @@
               <w:spacing w:before="0" w:after="0"/>
             </w:pPr>
             <w:r>
-              <w:t xml:space="preserve">achievementrate[m] = cumulativeactual[m] / cumulative_plan[m] * 100</w:t>
+              <w:t xml:space="preserve">achievementrate[m] = cumulativeactual[m] / cumulative_plan[m] × 100</w:t>
             </w:r>
           </w:p>
         </w:tc>
@@ -809,7 +948,7 @@
               <w:spacing w:before="0" w:after="0"/>
             </w:pPr>
             <w:r>
-              <w:t xml:space="preserve">attainmentrate = sum(totalactual) / sum(total_plan) * 100</w:t>
+              <w:t xml:space="preserve">attainmentrate = sum(totalactual) / sum(total_plan) × 100</w:t>
             </w:r>
           </w:p>
         </w:tc>
@@ -1422,7 +1561,7 @@
               <w:spacing w:before="0" w:after="0"/>
             </w:pPr>
             <w:r>
-              <w:t xml:space="preserve">suppliershare = supplierqty / total_qty * 100</w:t>
+              <w:t xml:space="preserve">suppliershare = supplierqty / total_qty × 100</w:t>
             </w:r>
           </w:p>
         </w:tc>
@@ -1586,7 +1725,7 @@
               <w:spacing w:before="0" w:after="0"/>
             </w:pPr>
             <w:r>
-              <w:t xml:space="preserve">performancerate = supplierqty / (peakmonthqty  months_active)  100</w:t>
+              <w:t xml:space="preserve">performancerate = supplierqty / (peakmonthqty × months_active) × 100</w:t>
             </w:r>
           </w:p>
         </w:tc>
@@ -1689,58 +1828,71 @@
     </w:tbl>
     <w:p>
       <w:pPr>
-        <w:spacing w:before="0" w:after="120"/>
-      </w:pPr>
-      <w:r>
-        <w:t xml:space="preserve">신뢰등급 판정:</w:t>
-      </w:r>
-    </w:p>
-    <w:p>
-      <w:pPr>
-        <w:spacing w:before="0" w:after="40"/>
-        <w:ind w:left="360"/>
-      </w:pPr>
-      <w:r>
-        <w:t xml:space="preserve">- </w:t>
-      </w:r>
-      <w:r>
-        <w:t xml:space="preserve">performance_rate &gt;= 85 -&gt; A</w:t>
-      </w:r>
-    </w:p>
-    <w:p>
-      <w:pPr>
-        <w:spacing w:before="0" w:after="40"/>
-        <w:ind w:left="360"/>
-      </w:pPr>
-      <w:r>
-        <w:t xml:space="preserve">- </w:t>
-      </w:r>
-      <w:r>
-        <w:t xml:space="preserve">performance_rate &gt;= 80 -&gt; A-</w:t>
-      </w:r>
-    </w:p>
-    <w:p>
-      <w:pPr>
-        <w:spacing w:before="0" w:after="40"/>
-        <w:ind w:left="360"/>
-      </w:pPr>
-      <w:r>
-        <w:t xml:space="preserve">- </w:t>
-      </w:r>
-      <w:r>
-        <w:t xml:space="preserve">performance_rate &gt;= 75 -&gt; B+</w:t>
-      </w:r>
-    </w:p>
-    <w:p>
-      <w:pPr>
-        <w:spacing w:before="0" w:after="40"/>
-        <w:ind w:left="360"/>
-      </w:pPr>
-      <w:r>
-        <w:t xml:space="preserve">- </w:t>
-      </w:r>
-      <w:r>
-        <w:t xml:space="preserve">그 외 -&gt; B</w:t>
+        <w:spacing w:before="180" w:after="120"/>
+      </w:pPr>
+      <w:r>
+        <w:rPr>
+          <w:b/>
+          <w:sz w:val="22"/>
+          <w:szCs w:val="22"/>
+        </w:rPr>
+        <w:t xml:space="preserve">신뢰등급 판정 (Python)</w:t>
+      </w:r>
+    </w:p>
+    <w:p>
+      <w:pPr>
+        <w:spacing w:before="0" w:after="0"/>
+        <w:shd w:val="clear" w:color="auto" w:fill="F3F3F3"/>
+      </w:pPr>
+      <w:r>
+        <w:rPr>
+          <w:rFonts w:ascii="Consolas" w:hAnsi="Consolas" w:eastAsia="Consolas" w:cs="Consolas"/>
+          <w:sz w:val="18"/>
+          <w:szCs w:val="18"/>
+        </w:rPr>
+        <w:t xml:space="preserve">performance_rate &gt;= 85 → "A"</w:t>
+      </w:r>
+    </w:p>
+    <w:p>
+      <w:pPr>
+        <w:spacing w:before="0" w:after="0"/>
+        <w:shd w:val="clear" w:color="auto" w:fill="F3F3F3"/>
+      </w:pPr>
+      <w:r>
+        <w:rPr>
+          <w:rFonts w:ascii="Consolas" w:hAnsi="Consolas" w:eastAsia="Consolas" w:cs="Consolas"/>
+          <w:sz w:val="18"/>
+          <w:szCs w:val="18"/>
+        </w:rPr>
+        <w:t xml:space="preserve">performance_rate &gt;= 80 → "A-"</w:t>
+      </w:r>
+    </w:p>
+    <w:p>
+      <w:pPr>
+        <w:spacing w:before="0" w:after="0"/>
+        <w:shd w:val="clear" w:color="auto" w:fill="F3F3F3"/>
+      </w:pPr>
+      <w:r>
+        <w:rPr>
+          <w:rFonts w:ascii="Consolas" w:hAnsi="Consolas" w:eastAsia="Consolas" w:cs="Consolas"/>
+          <w:sz w:val="18"/>
+          <w:szCs w:val="18"/>
+        </w:rPr>
+        <w:t xml:space="preserve">performance_rate &gt;= 75 → "B+"</w:t>
+      </w:r>
+    </w:p>
+    <w:p>
+      <w:pPr>
+        <w:spacing w:before="0" w:after="0"/>
+        <w:shd w:val="clear" w:color="auto" w:fill="F3F3F3"/>
+      </w:pPr>
+      <w:r>
+        <w:rPr>
+          <w:rFonts w:ascii="Consolas" w:hAnsi="Consolas" w:eastAsia="Consolas" w:cs="Consolas"/>
+          <w:sz w:val="18"/>
+          <w:szCs w:val="18"/>
+        </w:rPr>
+        <w:t xml:space="preserve">그 외              → "B"</w:t>
       </w:r>
     </w:p>
     <w:p>
@@ -1887,7 +2039,7 @@
               <w:spacing w:before="0" w:after="0"/>
             </w:pPr>
             <w:r>
-              <w:t xml:space="preserve">macroshare = macroqty / total_qty * 100</w:t>
+              <w:t xml:space="preserve">macroshare = macroqty / total_qty × 100</w:t>
             </w:r>
           </w:p>
         </w:tc>
@@ -1928,7 +2080,7 @@
               <w:spacing w:before="0" w:after="0"/>
             </w:pPr>
             <w:r>
-              <w:t xml:space="preserve">focusedratio[m] = focusedqty[m] / total_qty[m] * 100</w:t>
+              <w:t xml:space="preserve">focusedratio[m] = focusedqty[m] / total_qty[m] × 100</w:t>
             </w:r>
           </w:p>
         </w:tc>
@@ -2255,7 +2407,7 @@
               <w:spacing w:before="0" w:after="0"/>
             </w:pPr>
             <w:r>
-              <w:t xml:space="preserve">incheonrate = sum(incheonactual) / sum(incheon_plan) * 100</w:t>
+              <w:t xml:space="preserve">incheonrate = sum(incheonactual) / sum(incheon_plan) × 100</w:t>
             </w:r>
           </w:p>
         </w:tc>
@@ -2378,7 +2530,7 @@
               <w:spacing w:before="0" w:after="0"/>
             </w:pPr>
             <w:r>
-              <w:t xml:space="preserve">pohangrate = sum(pohangactual) / sum(pohang_plan) * 100</w:t>
+              <w:t xml:space="preserve">pohangrate = sum(pohangactual) / sum(pohang_plan) × 100</w:t>
             </w:r>
           </w:p>
         </w:tc>
@@ -2460,7 +2612,7 @@
               <w:spacing w:before="0" w:after="0"/>
             </w:pPr>
             <w:r>
-              <w:t xml:space="preserve">gradeshare = gradeqty / sum(all grade_qty) * 100</w:t>
+              <w:t xml:space="preserve">gradeshare = gradeqty / sum(all grade_qty) × 100</w:t>
             </w:r>
           </w:p>
         </w:tc>
@@ -2501,7 +2653,7 @@
               <w:spacing w:before="0" w:after="0"/>
             </w:pPr>
             <w:r>
-              <w:t xml:space="preserve">incheonrate[m] = incheonactual[m] / incheon_plan[m] * 100</w:t>
+              <w:t xml:space="preserve">incheonrate[m] = incheonactual[m] / incheon_plan[m] × 100</w:t>
             </w:r>
           </w:p>
         </w:tc>
@@ -2542,7 +2694,7 @@
               <w:spacing w:before="0" w:after="0"/>
             </w:pPr>
             <w:r>
-              <w:t xml:space="preserve">pohangrate[m] = pohangactual[m] / pohang_plan[m] * 100</w:t>
+              <w:t xml:space="preserve">pohangrate[m] = pohangactual[m] / pohang_plan[m] × 100</w:t>
             </w:r>
           </w:p>
         </w:tc>
@@ -2692,7 +2844,7 @@
               <w:spacing w:before="0" w:after="0"/>
             </w:pPr>
             <w:r>
-              <w:t xml:space="preserve">상세등급 -&gt; 대분류</w:t>
+              <w:t xml:space="preserve">상세등급 → 대분류</w:t>
             </w:r>
           </w:p>
         </w:tc>
@@ -2733,20 +2885,20 @@
               <w:spacing w:before="0" w:after="0"/>
             </w:pPr>
             <w:r>
-              <w:t xml:space="preserve">수량/금액 원천</w:t>
-            </w:r>
-          </w:p>
-        </w:tc>
-        <w:tc>
-          <w:tcPr>
-            <w:tcW w:w="2400" w:type="dxa"/>
-          </w:tcPr>
-          <w:p>
-            <w:pPr>
-              <w:spacing w:before="0" w:after="0"/>
-            </w:pPr>
-            <w:r>
-              <w:t xml:space="preserve">qty = row[4], amount = row[5]</w:t>
+              <w:t xml:space="preserve">수량 원천</w:t>
+            </w:r>
+          </w:p>
+        </w:tc>
+        <w:tc>
+          <w:tcPr>
+            <w:tcW w:w="2400" w:type="dxa"/>
+          </w:tcPr>
+          <w:p>
+            <w:pPr>
+              <w:spacing w:before="0" w:after="0"/>
+            </w:pPr>
+            <w:r>
+              <w:t xml:space="preserve">qty = row[4] (엑셀 수량 열 직접 사용)</w:t>
             </w:r>
           </w:p>
         </w:tc>
@@ -2764,7 +2916,97 @@
           </w:p>
         </w:tc>
       </w:tr>
+      <w:tr>
+        <w:tc>
+          <w:tcPr>
+            <w:tcW w:w="2400" w:type="dxa"/>
+          </w:tcPr>
+          <w:p>
+            <w:pPr>
+              <w:spacing w:before="0" w:after="0"/>
+            </w:pPr>
+            <w:r>
+              <w:t xml:space="preserve">금액 원천</w:t>
+            </w:r>
+          </w:p>
+        </w:tc>
+        <w:tc>
+          <w:tcPr>
+            <w:tcW w:w="2400" w:type="dxa"/>
+          </w:tcPr>
+          <w:p>
+            <w:pPr>
+              <w:spacing w:before="0" w:after="0"/>
+            </w:pPr>
+            <w:r>
+              <w:t xml:space="preserve">amount = row[5] (엑셀 금액 열 직접 사용)</w:t>
+            </w:r>
+          </w:p>
+        </w:tc>
+        <w:tc>
+          <w:tcPr>
+            <w:tcW w:w="2400" w:type="dxa"/>
+          </w:tcPr>
+          <w:p>
+            <w:pPr>
+              <w:spacing w:before="0" w:after="0"/>
+            </w:pPr>
+            <w:r>
+              <w:t xml:space="preserve">build_transactions()</w:t>
+            </w:r>
+          </w:p>
+        </w:tc>
+      </w:tr>
+      <w:tr>
+        <w:tc>
+          <w:tcPr>
+            <w:tcW w:w="2400" w:type="dxa"/>
+          </w:tcPr>
+          <w:p>
+            <w:pPr>
+              <w:spacing w:before="0" w:after="0"/>
+            </w:pPr>
+            <w:r>
+              <w:t xml:space="preserve">엑셀 시리얼 → 날짜</w:t>
+            </w:r>
+          </w:p>
+        </w:tc>
+        <w:tc>
+          <w:tcPr>
+            <w:tcW w:w="2400" w:type="dxa"/>
+          </w:tcPr>
+          <w:p>
+            <w:pPr>
+              <w:spacing w:before="0" w:after="0"/>
+            </w:pPr>
+            <w:r>
+              <w:t xml:space="preserve">datetime(1899, 12, 30) + timedelta(days=float(value))</w:t>
+            </w:r>
+          </w:p>
+        </w:tc>
+        <w:tc>
+          <w:tcPr>
+            <w:tcW w:w="2400" w:type="dxa"/>
+          </w:tcPr>
+          <w:p>
+            <w:pPr>
+              <w:spacing w:before="0" w:after="0"/>
+            </w:pPr>
+            <w:r>
+              <w:t xml:space="preserve">excelserialto_date()</w:t>
+            </w:r>
+          </w:p>
+        </w:tc>
+      </w:tr>
     </w:tbl>
+    <w:p>
+      <w:pPr>
+        <w:spacing w:before="0" w:after="120"/>
+      </w:pPr>
+      <w:r>
+        <w:t xml:space="preserve">---</w:t>
+      </w:r>
+    </w:p>
     <w:p>
       <w:pPr>
         <w:spacing w:before="180" w:after="120"/>
@@ -3053,7 +3295,7 @@
               <w:spacing w:before="0" w:after="0"/>
             </w:pPr>
             <w:r>
-              <w:t xml:space="preserve">achievementRate[m] = cumulativeActual[m] / cumulativePlan[m] * 100</w:t>
+              <w:t xml:space="preserve">achievementRate[m] = cumulativeActual[m] / cumulativePlan[m] × 100</w:t>
             </w:r>
           </w:p>
         </w:tc>
@@ -3072,6 +3314,46 @@
         </w:tc>
       </w:tr>
     </w:tbl>
+    <w:p>
+      <w:pPr>
+        <w:spacing w:before="180" w:after="120"/>
+      </w:pPr>
+      <w:r>
+        <w:rPr>
+          <w:b/>
+          <w:sz w:val="22"/>
+          <w:szCs w:val="22"/>
+        </w:rPr>
+        <w:t xml:space="preserve">계획 붙여넣기 파싱 규칙</w:t>
+      </w:r>
+    </w:p>
+    <w:p>
+      <w:pPr>
+        <w:spacing w:before="0" w:after="40"/>
+        <w:ind w:left="360"/>
+      </w:pPr>
+      <w:r>
+        <w:t xml:space="preserve">1. 월 헤더 탐색 (extractMonthColumns): 1~12 중 6개 이상이 연속 존재하는 행을 탐지.</w:t>
+      </w:r>
+    </w:p>
+    <w:p>
+      <w:pPr>
+        <w:spacing w:before="0" w:after="40"/>
+        <w:ind w:left="360"/>
+      </w:pPr>
+      <w:r>
+        <w:t xml:space="preserve">2. 행 식별 (identifyPlanPasteRows): 인천/포항 + 계획/실적 키워드 조합으로 4개 행 매핑.</w:t>
+      </w:r>
+    </w:p>
+    <w:p>
+      <w:pPr>
+        <w:spacing w:before="0" w:after="40"/>
+        <w:ind w:left="360"/>
+      </w:pPr>
+      <w:r>
+        <w:t xml:space="preserve">3. 폴백: 키워드 실패 시, 숫자 12개 이상인 행이 정확히 4개이면 순서대로 (인천계획/인천실적/포항계획/포항실적) 할당.</w:t>
+      </w:r>
+    </w:p>
     <w:p>
       <w:pPr>
         <w:spacing w:before="180" w:after="120"/>
@@ -3083,6 +3365,401 @@
           <w:szCs w:val="24"/>
         </w:rPr>
         <w:t xml:space="preserve">4.2 원본 실적 붙여넣기</w:t>
+      </w:r>
+    </w:p>
+    <w:tbl>
+      <w:tblPr>
+        <w:tblW w:w="0" w:type="auto"/>
+        <w:tblBorders>
+          <w:top w:val="single" w:sz="4" w:space="0" w:color="auto"/>
+          <w:left w:val="single" w:sz="4" w:space="0" w:color="auto"/>
+          <w:bottom w:val="single" w:sz="4" w:space="0" w:color="auto"/>
+          <w:right w:val="single" w:sz="4" w:space="0" w:color="auto"/>
+          <w:insideH w:val="single" w:sz="4" w:space="0" w:color="auto"/>
+          <w:insideV w:val="single" w:sz="4" w:space="0" w:color="auto"/>
+        </w:tblBorders>
+      </w:tblPr>
+      <w:tblGrid>
+        <w:gridCol w:w="2400"/>
+        <w:gridCol w:w="2400"/>
+        <w:gridCol w:w="2400"/>
+        <w:gridCol w:w="2400"/>
+      </w:tblGrid>
+      <w:tr>
+        <w:tc>
+          <w:tcPr>
+            <w:tcW w:w="2400" w:type="dxa"/>
+          </w:tcPr>
+          <w:p>
+            <w:pPr>
+              <w:spacing w:before="0" w:after="0"/>
+            </w:pPr>
+            <w:r>
+              <w:rPr>
+                <w:b/>
+              </w:rPr>
+              <w:t xml:space="preserve">지표</w:t>
+            </w:r>
+          </w:p>
+        </w:tc>
+        <w:tc>
+          <w:tcPr>
+            <w:tcW w:w="2400" w:type="dxa"/>
+          </w:tcPr>
+          <w:p>
+            <w:pPr>
+              <w:spacing w:before="0" w:after="0"/>
+            </w:pPr>
+            <w:r>
+              <w:rPr>
+                <w:b/>
+              </w:rPr>
+              <w:t xml:space="preserve">수식</w:t>
+            </w:r>
+          </w:p>
+        </w:tc>
+        <w:tc>
+          <w:tcPr>
+            <w:tcW w:w="2400" w:type="dxa"/>
+          </w:tcPr>
+          <w:p>
+            <w:pPr>
+              <w:spacing w:before="0" w:after="0"/>
+            </w:pPr>
+            <w:r>
+              <w:rPr>
+                <w:b/>
+              </w:rPr>
+              <w:t xml:space="preserve">함수</w:t>
+            </w:r>
+          </w:p>
+        </w:tc>
+        <w:tc>
+          <w:tcPr>
+            <w:tcW w:w="2400" w:type="dxa"/>
+          </w:tcPr>
+          <w:p>
+            <w:pPr>
+              <w:spacing w:before="0" w:after="0"/>
+            </w:pPr>
+            <w:r>
+              <w:rPr>
+                <w:b/>
+              </w:rPr>
+              <w:t xml:space="preserve"/>
+            </w:r>
+          </w:p>
+        </w:tc>
+      </w:tr>
+      <w:tr>
+        <w:tc>
+          <w:tcPr>
+            <w:tcW w:w="2400" w:type="dxa"/>
+          </w:tcPr>
+          <w:p>
+            <w:pPr>
+              <w:spacing w:before="0" w:after="0"/>
+            </w:pPr>
+            <w:r>
+              <w:t xml:space="preserve">거래 월</w:t>
+            </w:r>
+          </w:p>
+        </w:tc>
+        <w:tc>
+          <w:tcPr>
+            <w:tcW w:w="2400" w:type="dxa"/>
+          </w:tcPr>
+          <w:p>
+            <w:pPr>
+              <w:spacing w:before="0" w:after="0"/>
+            </w:pPr>
+            <w:r>
+              <w:t xml:space="preserve">month = Number(dateText.substring(5, 7))</w:t>
+            </w:r>
+          </w:p>
+        </w:tc>
+        <w:tc>
+          <w:tcPr>
+            <w:tcW w:w="2400" w:type="dxa"/>
+          </w:tcPr>
+          <w:p>
+            <w:pPr>
+              <w:spacing w:before="0" w:after="0"/>
+            </w:pPr>
+            <w:r>
+              <w:t xml:space="preserve">parseRawTransactionText()</w:t>
+            </w:r>
+          </w:p>
+        </w:tc>
+        <w:tc>
+          <w:tcPr>
+            <w:tcW w:w="2400" w:type="dxa"/>
+          </w:tcPr>
+          <w:p>
+            <w:pPr>
+              <w:spacing w:before="0" w:after="0"/>
+            </w:pPr>
+            <w:r>
+              <w:t xml:space="preserve"/>
+            </w:r>
+          </w:p>
+        </w:tc>
+      </w:tr>
+      <w:tr>
+        <w:tc>
+          <w:tcPr>
+            <w:tcW w:w="2400" w:type="dxa"/>
+          </w:tcPr>
+          <w:p>
+            <w:pPr>
+              <w:spacing w:before="0" w:after="0"/>
+            </w:pPr>
+            <w:r>
+              <w:t xml:space="preserve">날짜 검증</w:t>
+            </w:r>
+          </w:p>
+        </w:tc>
+        <w:tc>
+          <w:tcPr>
+            <w:tcW w:w="2400" w:type="dxa"/>
+          </w:tcPr>
+          <w:p>
+            <w:pPr>
+              <w:spacing w:before="0" w:after="0"/>
+            </w:pPr>
+            <w:r>
+              <w:t xml:space="preserve">/^\d{4}-\d{2}-\d{2}$/ 정규식</w:t>
+            </w:r>
+          </w:p>
+        </w:tc>
+        <w:tc>
+          <w:tcPr>
+            <w:tcW w:w="2400" w:type="dxa"/>
+          </w:tcPr>
+          <w:p>
+            <w:pPr>
+              <w:spacing w:before="0" w:after="0"/>
+            </w:pPr>
+            <w:r>
+              <w:t xml:space="preserve">parseRawTransactionText()</w:t>
+            </w:r>
+          </w:p>
+        </w:tc>
+        <w:tc>
+          <w:tcPr>
+            <w:tcW w:w="2400" w:type="dxa"/>
+          </w:tcPr>
+          <w:p>
+            <w:pPr>
+              <w:spacing w:before="0" w:after="0"/>
+            </w:pPr>
+            <w:r>
+              <w:t xml:space="preserve"/>
+            </w:r>
+          </w:p>
+        </w:tc>
+      </w:tr>
+      <w:tr>
+        <w:tc>
+          <w:tcPr>
+            <w:tcW w:w="2400" w:type="dxa"/>
+          </w:tcPr>
+          <w:p>
+            <w:pPr>
+              <w:spacing w:before="0" w:after="0"/>
+            </w:pPr>
+            <w:r>
+              <w:t xml:space="preserve">상세등급 → 대분류</w:t>
+            </w:r>
+          </w:p>
+        </w:tc>
+        <w:tc>
+          <w:tcPr>
+            <w:tcW w:w="2400" w:type="dxa"/>
+          </w:tcPr>
+          <w:p>
+            <w:pPr>
+              <w:spacing w:before="0" w:after="0"/>
+            </w:pPr>
+            <w:r>
+              <w:t xml:space="preserve">macro = gradeMap[detailedGrade] or "기타"</w:t>
+            </w:r>
+          </w:p>
+        </w:tc>
+        <w:tc>
+          <w:tcPr>
+            <w:tcW w:w="2400" w:type="dxa"/>
+          </w:tcPr>
+          <w:p>
+            <w:pPr>
+              <w:spacing w:before="0" w:after="0"/>
+            </w:pPr>
+            <w:r>
+              <w:t xml:space="preserve">parseRawTransactionText()</w:t>
+            </w:r>
+          </w:p>
+        </w:tc>
+        <w:tc>
+          <w:tcPr>
+            <w:tcW w:w="2400" w:type="dxa"/>
+          </w:tcPr>
+          <w:p>
+            <w:pPr>
+              <w:spacing w:before="0" w:after="0"/>
+            </w:pPr>
+            <w:r>
+              <w:t xml:space="preserve"/>
+            </w:r>
+          </w:p>
+        </w:tc>
+      </w:tr>
+      <w:tr>
+        <w:tc>
+          <w:tcPr>
+            <w:tcW w:w="2400" w:type="dxa"/>
+          </w:tcPr>
+          <w:p>
+            <w:pPr>
+              <w:spacing w:before="0" w:after="0"/>
+            </w:pPr>
+            <w:r>
+              <w:t xml:space="preserve">수량 재산출</w:t>
+            </w:r>
+          </w:p>
+        </w:tc>
+        <w:tc>
+          <w:tcPr>
+            <w:tcW w:w="2400" w:type="dxa"/>
+          </w:tcPr>
+          <w:p>
+            <w:pPr>
+              <w:spacing w:before="0" w:after="0"/>
+            </w:pPr>
+            <w:r>
+              <w:t xml:space="preserve">`qty = unitPrice ? (amount / unitPrice + 0.5) \</w:t>
+            </w:r>
+          </w:p>
+        </w:tc>
+        <w:tc>
+          <w:tcPr>
+            <w:tcW w:w="2400" w:type="dxa"/>
+          </w:tcPr>
+          <w:p>
+            <w:pPr>
+              <w:spacing w:before="0" w:after="0"/>
+            </w:pPr>
+            <w:r>
+              <w:t xml:space="preserve">0 : 0`</w:t>
+            </w:r>
+          </w:p>
+        </w:tc>
+        <w:tc>
+          <w:tcPr>
+            <w:tcW w:w="2400" w:type="dxa"/>
+          </w:tcPr>
+          <w:p>
+            <w:pPr>
+              <w:spacing w:before="0" w:after="0"/>
+            </w:pPr>
+            <w:r>
+              <w:t xml:space="preserve">parseRawTransactionText()</w:t>
+            </w:r>
+          </w:p>
+        </w:tc>
+      </w:tr>
+    </w:tbl>
+    <w:p>
+      <w:pPr>
+        <w:spacing w:before="0" w:after="120"/>
+      </w:pPr>
+      <w:r>
+        <w:t xml:space="preserve">중요: 원본 붙여넣기 경로에서는 엑셀의 수량 열을 직접 사용하지 않고 금액 / 단가로 정수 수량을 재계산합니다. (amount / unitPrice + 0.5) | 0은 비트 OR 연산을 이용한 정수 반올림입니다.</w:t>
+      </w:r>
+    </w:p>
+    <w:p>
+      <w:pPr>
+        <w:spacing w:before="180" w:after="120"/>
+      </w:pPr>
+      <w:r>
+        <w:rPr>
+          <w:b/>
+          <w:sz w:val="22"/>
+          <w:szCs w:val="22"/>
+        </w:rPr>
+        <w:t xml:space="preserve">비동기 파싱 (parseRawTransactionTextAsync)</w:t>
+      </w:r>
+    </w:p>
+    <w:p>
+      <w:pPr>
+        <w:spacing w:before="0" w:after="40"/>
+        <w:ind w:left="360"/>
+      </w:pPr>
+      <w:r>
+        <w:t xml:space="preserve">- </w:t>
+      </w:r>
+      <w:r>
+        <w:t xml:space="preserve">2만 행 초과 시 자동 사용</w:t>
+      </w:r>
+    </w:p>
+    <w:p>
+      <w:pPr>
+        <w:spacing w:before="0" w:after="40"/>
+        <w:ind w:left="360"/>
+      </w:pPr>
+      <w:r>
+        <w:t xml:space="preserve">- </w:t>
+      </w:r>
+      <w:r>
+        <w:t xml:space="preserve">청크 크기: 20,000행</w:t>
+      </w:r>
+    </w:p>
+    <w:p>
+      <w:pPr>
+        <w:spacing w:before="0" w:after="40"/>
+        <w:ind w:left="360"/>
+      </w:pPr>
+      <w:r>
+        <w:t xml:space="preserve">- </w:t>
+      </w:r>
+      <w:r>
+        <w:t xml:space="preserve">분할 방식: setTimeout(0) 기반 비동기</w:t>
+      </w:r>
+    </w:p>
+    <w:p>
+      <w:pPr>
+        <w:spacing w:before="0" w:after="40"/>
+        <w:ind w:left="360"/>
+      </w:pPr>
+      <w:r>
+        <w:t xml:space="preserve">- </w:t>
+      </w:r>
+      <w:r>
+        <w:t xml:space="preserve">진행률 콜백: 0.0 ~ 1.0 범위</w:t>
+      </w:r>
+    </w:p>
+    <w:p>
+      <w:pPr>
+        <w:spacing w:before="0" w:after="40"/>
+        <w:ind w:left="360"/>
+      </w:pPr>
+      <w:r>
+        <w:t xml:space="preserve">- </w:t>
+      </w:r>
+      <w:r>
+        <w:t xml:space="preserve">계산 수식은 동기 버전과 동일</w:t>
+      </w:r>
+    </w:p>
+    <w:p>
+      <w:pPr>
+        <w:spacing w:before="180" w:after="120"/>
+      </w:pPr>
+      <w:r>
+        <w:rPr>
+          <w:b/>
+          <w:sz w:val="24"/>
+          <w:szCs w:val="24"/>
+        </w:rPr>
+        <w:t xml:space="preserve">4.3 원본 실적 기반 구매실적 재집계</w:t>
       </w:r>
     </w:p>
     <w:tbl>
@@ -3162,115 +3839,279 @@
               <w:spacing w:before="0" w:after="0"/>
             </w:pPr>
             <w:r>
-              <w:t xml:space="preserve">거래 월</w:t>
-            </w:r>
-          </w:p>
-        </w:tc>
-        <w:tc>
-          <w:tcPr>
-            <w:tcW w:w="2400" w:type="dxa"/>
-          </w:tcPr>
-          <w:p>
-            <w:pPr>
-              <w:spacing w:before="0" w:after="0"/>
-            </w:pPr>
-            <w:r>
-              <w:t xml:space="preserve">month = Number(dateText.substring(5, 7))</w:t>
-            </w:r>
-          </w:p>
-        </w:tc>
-        <w:tc>
-          <w:tcPr>
-            <w:tcW w:w="2400" w:type="dxa"/>
-          </w:tcPr>
-          <w:p>
-            <w:pPr>
-              <w:spacing w:before="0" w:after="0"/>
-            </w:pPr>
-            <w:r>
-              <w:t xml:space="preserve">parseRawTransactionText(), parseRawTransactionTextAsync()</w:t>
-            </w:r>
-          </w:p>
-        </w:tc>
-      </w:tr>
-      <w:tr>
-        <w:tc>
-          <w:tcPr>
-            <w:tcW w:w="2400" w:type="dxa"/>
-          </w:tcPr>
-          <w:p>
-            <w:pPr>
-              <w:spacing w:before="0" w:after="0"/>
-            </w:pPr>
-            <w:r>
-              <w:t xml:space="preserve">상세등급 -&gt; 대분류</w:t>
-            </w:r>
-          </w:p>
-        </w:tc>
-        <w:tc>
-          <w:tcPr>
-            <w:tcW w:w="2400" w:type="dxa"/>
-          </w:tcPr>
-          <w:p>
-            <w:pPr>
-              <w:spacing w:before="0" w:after="0"/>
-            </w:pPr>
-            <w:r>
-              <w:t xml:space="preserve">macro = gradeMap[detailedGrade] or "기타"</w:t>
-            </w:r>
-          </w:p>
-        </w:tc>
-        <w:tc>
-          <w:tcPr>
-            <w:tcW w:w="2400" w:type="dxa"/>
-          </w:tcPr>
-          <w:p>
-            <w:pPr>
-              <w:spacing w:before="0" w:after="0"/>
-            </w:pPr>
-            <w:r>
-              <w:t xml:space="preserve">parseRawTransactionText(), parseRawTransactionTextAsync()</w:t>
-            </w:r>
-          </w:p>
-        </w:tc>
-      </w:tr>
-      <w:tr>
-        <w:tc>
-          <w:tcPr>
-            <w:tcW w:w="2400" w:type="dxa"/>
-          </w:tcPr>
-          <w:p>
-            <w:pPr>
-              <w:spacing w:before="0" w:after="0"/>
-            </w:pPr>
-            <w:r>
-              <w:t xml:space="preserve">수량 재산출</w:t>
-            </w:r>
-          </w:p>
-        </w:tc>
-        <w:tc>
-          <w:tcPr>
-            <w:tcW w:w="2400" w:type="dxa"/>
-          </w:tcPr>
-          <w:p>
-            <w:pPr>
-              <w:spacing w:before="0" w:after="0"/>
-            </w:pPr>
-            <w:r>
-              <w:t xml:space="preserve">qty = round(amount / unitPrice)</w:t>
-            </w:r>
-          </w:p>
-        </w:tc>
-        <w:tc>
-          <w:tcPr>
-            <w:tcW w:w="2400" w:type="dxa"/>
-          </w:tcPr>
-          <w:p>
-            <w:pPr>
-              <w:spacing w:before="0" w:after="0"/>
-            </w:pPr>
-            <w:r>
-              <w:t xml:space="preserve">parseRawTransactionText(), parseRawTransactionTextAsync()</w:t>
+              <w:t xml:space="preserve">월 입고량</w:t>
+            </w:r>
+          </w:p>
+        </w:tc>
+        <w:tc>
+          <w:tcPr>
+            <w:tcW w:w="2400" w:type="dxa"/>
+          </w:tcPr>
+          <w:p>
+            <w:pPr>
+              <w:spacing w:before="0" w:after="0"/>
+            </w:pPr>
+            <w:r>
+              <w:t xml:space="preserve">monthly_qty[m] = sum(tx.qty)</w:t>
+            </w:r>
+          </w:p>
+        </w:tc>
+        <w:tc>
+          <w:tcPr>
+            <w:tcW w:w="2400" w:type="dxa"/>
+          </w:tcPr>
+          <w:p>
+            <w:pPr>
+              <w:spacing w:before="0" w:after="0"/>
+            </w:pPr>
+            <w:r>
+              <w:t xml:space="preserve">buildPurchasesDatasetFromTransactions()</w:t>
+            </w:r>
+          </w:p>
+        </w:tc>
+      </w:tr>
+      <w:tr>
+        <w:tc>
+          <w:tcPr>
+            <w:tcW w:w="2400" w:type="dxa"/>
+          </w:tcPr>
+          <w:p>
+            <w:pPr>
+              <w:spacing w:before="0" w:after="0"/>
+            </w:pPr>
+            <w:r>
+              <w:t xml:space="preserve">월 입고금액</w:t>
+            </w:r>
+          </w:p>
+        </w:tc>
+        <w:tc>
+          <w:tcPr>
+            <w:tcW w:w="2400" w:type="dxa"/>
+          </w:tcPr>
+          <w:p>
+            <w:pPr>
+              <w:spacing w:before="0" w:after="0"/>
+            </w:pPr>
+            <w:r>
+              <w:t xml:space="preserve">monthly_amount[m] = sum(tx.amount)</w:t>
+            </w:r>
+          </w:p>
+        </w:tc>
+        <w:tc>
+          <w:tcPr>
+            <w:tcW w:w="2400" w:type="dxa"/>
+          </w:tcPr>
+          <w:p>
+            <w:pPr>
+              <w:spacing w:before="0" w:after="0"/>
+            </w:pPr>
+            <w:r>
+              <w:t xml:space="preserve">buildPurchasesDatasetFromTransactions()</w:t>
+            </w:r>
+          </w:p>
+        </w:tc>
+      </w:tr>
+      <w:tr>
+        <w:tc>
+          <w:tcPr>
+            <w:tcW w:w="2400" w:type="dxa"/>
+          </w:tcPr>
+          <w:p>
+            <w:pPr>
+              <w:spacing w:before="0" w:after="0"/>
+            </w:pPr>
+            <w:r>
+              <w:t xml:space="preserve">월 평균 단가</w:t>
+            </w:r>
+          </w:p>
+        </w:tc>
+        <w:tc>
+          <w:tcPr>
+            <w:tcW w:w="2400" w:type="dxa"/>
+          </w:tcPr>
+          <w:p>
+            <w:pPr>
+              <w:spacing w:before="0" w:after="0"/>
+            </w:pPr>
+            <w:r>
+              <w:t xml:space="preserve">monthlyavgunitprice[m] = monthlyamount[m] / monthly_qty[m]</w:t>
+            </w:r>
+          </w:p>
+        </w:tc>
+        <w:tc>
+          <w:tcPr>
+            <w:tcW w:w="2400" w:type="dxa"/>
+          </w:tcPr>
+          <w:p>
+            <w:pPr>
+              <w:spacing w:before="0" w:after="0"/>
+            </w:pPr>
+            <w:r>
+              <w:t xml:space="preserve">buildPurchasesDatasetFromTransactions()</w:t>
+            </w:r>
+          </w:p>
+        </w:tc>
+      </w:tr>
+      <w:tr>
+        <w:tc>
+          <w:tcPr>
+            <w:tcW w:w="2400" w:type="dxa"/>
+          </w:tcPr>
+          <w:p>
+            <w:pPr>
+              <w:spacing w:before="0" w:after="0"/>
+            </w:pPr>
+            <w:r>
+              <w:t xml:space="preserve">월 거래처 수</w:t>
+            </w:r>
+          </w:p>
+        </w:tc>
+        <w:tc>
+          <w:tcPr>
+            <w:tcW w:w="2400" w:type="dxa"/>
+          </w:tcPr>
+          <w:p>
+            <w:pPr>
+              <w:spacing w:before="0" w:after="0"/>
+            </w:pPr>
+            <w:r>
+              <w:t xml:space="preserve">supplier_count[m] = Set.size(tx.supplier for month m)</w:t>
+            </w:r>
+          </w:p>
+        </w:tc>
+        <w:tc>
+          <w:tcPr>
+            <w:tcW w:w="2400" w:type="dxa"/>
+          </w:tcPr>
+          <w:p>
+            <w:pPr>
+              <w:spacing w:before="0" w:after="0"/>
+            </w:pPr>
+            <w:r>
+              <w:t xml:space="preserve">buildPurchasesDatasetFromTransactions()</w:t>
+            </w:r>
+          </w:p>
+        </w:tc>
+      </w:tr>
+      <w:tr>
+        <w:tc>
+          <w:tcPr>
+            <w:tcW w:w="2400" w:type="dxa"/>
+          </w:tcPr>
+          <w:p>
+            <w:pPr>
+              <w:spacing w:before="0" w:after="0"/>
+            </w:pPr>
+            <w:r>
+              <w:t xml:space="preserve">연간 총 입고량</w:t>
+            </w:r>
+          </w:p>
+        </w:tc>
+        <w:tc>
+          <w:tcPr>
+            <w:tcW w:w="2400" w:type="dxa"/>
+          </w:tcPr>
+          <w:p>
+            <w:pPr>
+              <w:spacing w:before="0" w:after="0"/>
+            </w:pPr>
+            <w:r>
+              <w:t xml:space="preserve">totalqty = sum(monthlyqty)</w:t>
+            </w:r>
+          </w:p>
+        </w:tc>
+        <w:tc>
+          <w:tcPr>
+            <w:tcW w:w="2400" w:type="dxa"/>
+          </w:tcPr>
+          <w:p>
+            <w:pPr>
+              <w:spacing w:before="0" w:after="0"/>
+            </w:pPr>
+            <w:r>
+              <w:t xml:space="preserve">buildPurchasesDatasetFromTransactions()</w:t>
+            </w:r>
+          </w:p>
+        </w:tc>
+      </w:tr>
+      <w:tr>
+        <w:tc>
+          <w:tcPr>
+            <w:tcW w:w="2400" w:type="dxa"/>
+          </w:tcPr>
+          <w:p>
+            <w:pPr>
+              <w:spacing w:before="0" w:after="0"/>
+            </w:pPr>
+            <w:r>
+              <w:t xml:space="preserve">연간 총 입고금액</w:t>
+            </w:r>
+          </w:p>
+        </w:tc>
+        <w:tc>
+          <w:tcPr>
+            <w:tcW w:w="2400" w:type="dxa"/>
+          </w:tcPr>
+          <w:p>
+            <w:pPr>
+              <w:spacing w:before="0" w:after="0"/>
+            </w:pPr>
+            <w:r>
+              <w:t xml:space="preserve">totalamount = sum(monthlyamount)</w:t>
+            </w:r>
+          </w:p>
+        </w:tc>
+        <w:tc>
+          <w:tcPr>
+            <w:tcW w:w="2400" w:type="dxa"/>
+          </w:tcPr>
+          <w:p>
+            <w:pPr>
+              <w:spacing w:before="0" w:after="0"/>
+            </w:pPr>
+            <w:r>
+              <w:t xml:space="preserve">buildPurchasesDatasetFromTransactions()</w:t>
+            </w:r>
+          </w:p>
+        </w:tc>
+      </w:tr>
+      <w:tr>
+        <w:tc>
+          <w:tcPr>
+            <w:tcW w:w="2400" w:type="dxa"/>
+          </w:tcPr>
+          <w:p>
+            <w:pPr>
+              <w:spacing w:before="0" w:after="0"/>
+            </w:pPr>
+            <w:r>
+              <w:t xml:space="preserve">연간 평균 단가</w:t>
+            </w:r>
+          </w:p>
+        </w:tc>
+        <w:tc>
+          <w:tcPr>
+            <w:tcW w:w="2400" w:type="dxa"/>
+          </w:tcPr>
+          <w:p>
+            <w:pPr>
+              <w:spacing w:before="0" w:after="0"/>
+            </w:pPr>
+            <w:r>
+              <w:t xml:space="preserve">avgunitprice = totalamount / totalqty</w:t>
+            </w:r>
+          </w:p>
+        </w:tc>
+        <w:tc>
+          <w:tcPr>
+            <w:tcW w:w="2400" w:type="dxa"/>
+          </w:tcPr>
+          <w:p>
+            <w:pPr>
+              <w:spacing w:before="0" w:after="0"/>
+            </w:pPr>
+            <w:r>
+              <w:t xml:space="preserve">buildPurchasesDatasetFromTransactions()</w:t>
             </w:r>
           </w:p>
         </w:tc>
@@ -3281,23 +4122,7 @@
         <w:spacing w:before="0" w:after="120"/>
       </w:pPr>
       <w:r>
-        <w:t xml:space="preserve">현재 구현의 실제 수량 반올림 방식:</w:t>
-      </w:r>
-    </w:p>
-    <w:p>
-      <w:pPr>
-        <w:spacing w:before="0" w:after="120"/>
-      </w:pPr>
-      <w:r>
-        <w:t xml:space="preserve">qty = unitPrice ? (amount / unitPrice + 0.5) | 0 : 0</w:t>
-      </w:r>
-    </w:p>
-    <w:p>
-      <w:pPr>
-        <w:spacing w:before="0" w:after="120"/>
-      </w:pPr>
-      <w:r>
-        <w:t xml:space="preserve">즉, 원본 붙여넣기 경로에서는 엑셀 수량 열을 직접 쓰지 않고 금액 / 단가로 정수 수량을 다시 계산합니다.</w:t>
+        <w:t xml:space="preserve">구현 특성: for 루프 사용 (성능 최적화), 월별 Set으로 유니크 거래처 집계.</w:t>
       </w:r>
     </w:p>
     <w:p>
@@ -3310,7 +4135,7 @@
           <w:sz w:val="24"/>
           <w:szCs w:val="24"/>
         </w:rPr>
-        <w:t xml:space="preserve">4.3 원본 실적 기반 구매실적 재집계</w:t>
+        <w:t xml:space="preserve">4.4 원본 실적 기반 거래처 추이 재집계</w:t>
       </w:r>
     </w:p>
     <w:tbl>
@@ -3390,284 +4215,148 @@
               <w:spacing w:before="0" w:after="0"/>
             </w:pPr>
             <w:r>
-              <w:t xml:space="preserve">월 입고량</w:t>
-            </w:r>
-          </w:p>
-        </w:tc>
-        <w:tc>
-          <w:tcPr>
-            <w:tcW w:w="2400" w:type="dxa"/>
-          </w:tcPr>
-          <w:p>
-            <w:pPr>
-              <w:spacing w:before="0" w:after="0"/>
-            </w:pPr>
-            <w:r>
-              <w:t xml:space="preserve">monthly_qty[m] = sum(tx.qty)</w:t>
-            </w:r>
-          </w:p>
-        </w:tc>
-        <w:tc>
-          <w:tcPr>
-            <w:tcW w:w="2400" w:type="dxa"/>
-          </w:tcPr>
-          <w:p>
-            <w:pPr>
-              <w:spacing w:before="0" w:after="0"/>
-            </w:pPr>
-            <w:r>
-              <w:t xml:space="preserve">buildPurchasesDatasetFromTransactions()</w:t>
-            </w:r>
-          </w:p>
-        </w:tc>
-      </w:tr>
-      <w:tr>
-        <w:tc>
-          <w:tcPr>
-            <w:tcW w:w="2400" w:type="dxa"/>
-          </w:tcPr>
-          <w:p>
-            <w:pPr>
-              <w:spacing w:before="0" w:after="0"/>
-            </w:pPr>
-            <w:r>
-              <w:t xml:space="preserve">월 입고금액</w:t>
-            </w:r>
-          </w:p>
-        </w:tc>
-        <w:tc>
-          <w:tcPr>
-            <w:tcW w:w="2400" w:type="dxa"/>
-          </w:tcPr>
-          <w:p>
-            <w:pPr>
-              <w:spacing w:before="0" w:after="0"/>
-            </w:pPr>
-            <w:r>
-              <w:t xml:space="preserve">monthly_amount[m] = sum(tx.amount)</w:t>
-            </w:r>
-          </w:p>
-        </w:tc>
-        <w:tc>
-          <w:tcPr>
-            <w:tcW w:w="2400" w:type="dxa"/>
-          </w:tcPr>
-          <w:p>
-            <w:pPr>
-              <w:spacing w:before="0" w:after="0"/>
-            </w:pPr>
-            <w:r>
-              <w:t xml:space="preserve">buildPurchasesDatasetFromTransactions()</w:t>
-            </w:r>
-          </w:p>
-        </w:tc>
-      </w:tr>
-      <w:tr>
-        <w:tc>
-          <w:tcPr>
-            <w:tcW w:w="2400" w:type="dxa"/>
-          </w:tcPr>
-          <w:p>
-            <w:pPr>
-              <w:spacing w:before="0" w:after="0"/>
-            </w:pPr>
-            <w:r>
-              <w:t xml:space="preserve">월 평균 단가</w:t>
-            </w:r>
-          </w:p>
-        </w:tc>
-        <w:tc>
-          <w:tcPr>
-            <w:tcW w:w="2400" w:type="dxa"/>
-          </w:tcPr>
-          <w:p>
-            <w:pPr>
-              <w:spacing w:before="0" w:after="0"/>
-            </w:pPr>
-            <w:r>
-              <w:t xml:space="preserve">monthlyavgunitprice[m] = monthlyamount[m] / monthly_qty[m]</w:t>
-            </w:r>
-          </w:p>
-        </w:tc>
-        <w:tc>
-          <w:tcPr>
-            <w:tcW w:w="2400" w:type="dxa"/>
-          </w:tcPr>
-          <w:p>
-            <w:pPr>
-              <w:spacing w:before="0" w:after="0"/>
-            </w:pPr>
-            <w:r>
-              <w:t xml:space="preserve">buildPurchasesDatasetFromTransactions()</w:t>
-            </w:r>
-          </w:p>
-        </w:tc>
-      </w:tr>
-      <w:tr>
-        <w:tc>
-          <w:tcPr>
-            <w:tcW w:w="2400" w:type="dxa"/>
-          </w:tcPr>
-          <w:p>
-            <w:pPr>
-              <w:spacing w:before="0" w:after="0"/>
-            </w:pPr>
-            <w:r>
-              <w:t xml:space="preserve">월 거래처 수</w:t>
-            </w:r>
-          </w:p>
-        </w:tc>
-        <w:tc>
-          <w:tcPr>
-            <w:tcW w:w="2400" w:type="dxa"/>
-          </w:tcPr>
-          <w:p>
-            <w:pPr>
-              <w:spacing w:before="0" w:after="0"/>
-            </w:pPr>
-            <w:r>
-              <w:t xml:space="preserve">suppliercount[m] = distinctcount(tx.supplier)</w:t>
-            </w:r>
-          </w:p>
-        </w:tc>
-        <w:tc>
-          <w:tcPr>
-            <w:tcW w:w="2400" w:type="dxa"/>
-          </w:tcPr>
-          <w:p>
-            <w:pPr>
-              <w:spacing w:before="0" w:after="0"/>
-            </w:pPr>
-            <w:r>
-              <w:t xml:space="preserve">buildPurchasesDatasetFromTransactions()</w:t>
-            </w:r>
-          </w:p>
-        </w:tc>
-      </w:tr>
-      <w:tr>
-        <w:tc>
-          <w:tcPr>
-            <w:tcW w:w="2400" w:type="dxa"/>
-          </w:tcPr>
-          <w:p>
-            <w:pPr>
-              <w:spacing w:before="0" w:after="0"/>
-            </w:pPr>
-            <w:r>
-              <w:t xml:space="preserve">연간 총 입고량</w:t>
-            </w:r>
-          </w:p>
-        </w:tc>
-        <w:tc>
-          <w:tcPr>
-            <w:tcW w:w="2400" w:type="dxa"/>
-          </w:tcPr>
-          <w:p>
-            <w:pPr>
-              <w:spacing w:before="0" w:after="0"/>
-            </w:pPr>
-            <w:r>
-              <w:t xml:space="preserve">totalqty = sum(monthlyqty)</w:t>
-            </w:r>
-          </w:p>
-        </w:tc>
-        <w:tc>
-          <w:tcPr>
-            <w:tcW w:w="2400" w:type="dxa"/>
-          </w:tcPr>
-          <w:p>
-            <w:pPr>
-              <w:spacing w:before="0" w:after="0"/>
-            </w:pPr>
-            <w:r>
-              <w:t xml:space="preserve">buildPurchasesDatasetFromTransactions()</w:t>
-            </w:r>
-          </w:p>
-        </w:tc>
-      </w:tr>
-      <w:tr>
-        <w:tc>
-          <w:tcPr>
-            <w:tcW w:w="2400" w:type="dxa"/>
-          </w:tcPr>
-          <w:p>
-            <w:pPr>
-              <w:spacing w:before="0" w:after="0"/>
-            </w:pPr>
-            <w:r>
-              <w:t xml:space="preserve">연간 총 입고금액</w:t>
-            </w:r>
-          </w:p>
-        </w:tc>
-        <w:tc>
-          <w:tcPr>
-            <w:tcW w:w="2400" w:type="dxa"/>
-          </w:tcPr>
-          <w:p>
-            <w:pPr>
-              <w:spacing w:before="0" w:after="0"/>
-            </w:pPr>
-            <w:r>
-              <w:t xml:space="preserve">totalamount = sum(monthlyamount)</w:t>
-            </w:r>
-          </w:p>
-        </w:tc>
-        <w:tc>
-          <w:tcPr>
-            <w:tcW w:w="2400" w:type="dxa"/>
-          </w:tcPr>
-          <w:p>
-            <w:pPr>
-              <w:spacing w:before="0" w:after="0"/>
-            </w:pPr>
-            <w:r>
-              <w:t xml:space="preserve">buildPurchasesDatasetFromTransactions()</w:t>
-            </w:r>
-          </w:p>
-        </w:tc>
-      </w:tr>
-      <w:tr>
-        <w:tc>
-          <w:tcPr>
-            <w:tcW w:w="2400" w:type="dxa"/>
-          </w:tcPr>
-          <w:p>
-            <w:pPr>
-              <w:spacing w:before="0" w:after="0"/>
-            </w:pPr>
-            <w:r>
-              <w:t xml:space="preserve">연간 평균 단가</w:t>
-            </w:r>
-          </w:p>
-        </w:tc>
-        <w:tc>
-          <w:tcPr>
-            <w:tcW w:w="2400" w:type="dxa"/>
-          </w:tcPr>
-          <w:p>
-            <w:pPr>
-              <w:spacing w:before="0" w:after="0"/>
-            </w:pPr>
-            <w:r>
-              <w:t xml:space="preserve">avgunitprice = totalamount / totalqty</w:t>
-            </w:r>
-          </w:p>
-        </w:tc>
-        <w:tc>
-          <w:tcPr>
-            <w:tcW w:w="2400" w:type="dxa"/>
-          </w:tcPr>
-          <w:p>
-            <w:pPr>
-              <w:spacing w:before="0" w:after="0"/>
-            </w:pPr>
-            <w:r>
-              <w:t xml:space="preserve">buildPurchasesDatasetFromTransactions()</w:t>
+              <w:t xml:space="preserve">거래처별 월 실적</w:t>
+            </w:r>
+          </w:p>
+        </w:tc>
+        <w:tc>
+          <w:tcPr>
+            <w:tcW w:w="2400" w:type="dxa"/>
+          </w:tcPr>
+          <w:p>
+            <w:pPr>
+              <w:spacing w:before="0" w:after="0"/>
+            </w:pPr>
+            <w:r>
+              <w:t xml:space="preserve">monthly_series[m] = sum(tx.qty where supplier and month = m)</w:t>
+            </w:r>
+          </w:p>
+        </w:tc>
+        <w:tc>
+          <w:tcPr>
+            <w:tcW w:w="2400" w:type="dxa"/>
+          </w:tcPr>
+          <w:p>
+            <w:pPr>
+              <w:spacing w:before="0" w:after="0"/>
+            </w:pPr>
+            <w:r>
+              <w:t xml:space="preserve">buildSupplierDatasetFromTransactions()</w:t>
+            </w:r>
+          </w:p>
+        </w:tc>
+      </w:tr>
+      <w:tr>
+        <w:tc>
+          <w:tcPr>
+            <w:tcW w:w="2400" w:type="dxa"/>
+          </w:tcPr>
+          <w:p>
+            <w:pPr>
+              <w:spacing w:before="0" w:after="0"/>
+            </w:pPr>
+            <w:r>
+              <w:t xml:space="preserve">거래처 총 실적</w:t>
+            </w:r>
+          </w:p>
+        </w:tc>
+        <w:tc>
+          <w:tcPr>
+            <w:tcW w:w="2400" w:type="dxa"/>
+          </w:tcPr>
+          <w:p>
+            <w:pPr>
+              <w:spacing w:before="0" w:after="0"/>
+            </w:pPr>
+            <w:r>
+              <w:t xml:space="preserve">totalqty = sum(monthlyseries)</w:t>
+            </w:r>
+          </w:p>
+        </w:tc>
+        <w:tc>
+          <w:tcPr>
+            <w:tcW w:w="2400" w:type="dxa"/>
+          </w:tcPr>
+          <w:p>
+            <w:pPr>
+              <w:spacing w:before="0" w:after="0"/>
+            </w:pPr>
+            <w:r>
+              <w:t xml:space="preserve">buildSupplierDatasetFromTransactions()</w:t>
+            </w:r>
+          </w:p>
+        </w:tc>
+      </w:tr>
+      <w:tr>
+        <w:tc>
+          <w:tcPr>
+            <w:tcW w:w="2400" w:type="dxa"/>
+          </w:tcPr>
+          <w:p>
+            <w:pPr>
+              <w:spacing w:before="0" w:after="0"/>
+            </w:pPr>
+            <w:r>
+              <w:t xml:space="preserve">차트 반영 대상</w:t>
+            </w:r>
+          </w:p>
+        </w:tc>
+        <w:tc>
+          <w:tcPr>
+            <w:tcW w:w="2400" w:type="dxa"/>
+          </w:tcPr>
+          <w:p>
+            <w:pPr>
+              <w:spacing w:before="0" w:after="0"/>
+            </w:pPr>
+            <w:r>
+              <w:t xml:space="preserve">top3suppliers = top 3 by totalqty</w:t>
+            </w:r>
+          </w:p>
+        </w:tc>
+        <w:tc>
+          <w:tcPr>
+            <w:tcW w:w="2400" w:type="dxa"/>
+          </w:tcPr>
+          <w:p>
+            <w:pPr>
+              <w:spacing w:before="0" w:after="0"/>
+            </w:pPr>
+            <w:r>
+              <w:t xml:space="preserve">buildSupplierDatasetFromTransactions()</w:t>
             </w:r>
           </w:p>
         </w:tc>
       </w:tr>
     </w:tbl>
+    <w:p>
+      <w:pPr>
+        <w:spacing w:before="0" w:after="120"/>
+      </w:pPr>
+      <w:r>
+        <w:t xml:space="preserve">구현 특성: Map 기반 거래처 그룹핑, Float64Array(12)로 월별 수량 저장 (타입 지정 배열).</w:t>
+      </w:r>
+    </w:p>
+    <w:p>
+      <w:pPr>
+        <w:spacing w:before="0" w:after="120"/>
+      </w:pPr>
+      <w:r>
+        <w:t xml:space="preserve">주의:</w:t>
+      </w:r>
+    </w:p>
+    <w:p>
+      <w:pPr>
+        <w:spacing w:before="0" w:after="40"/>
+        <w:ind w:left="360"/>
+      </w:pPr>
+      <w:r>
+        <w:t xml:space="preserve">- </w:t>
+      </w:r>
+      <w:r>
+        <w:t xml:space="preserve">원본 실적 붙여넣기 후 거래처 추이 차트는 재계산되지만, 거래처 테이블/점유율 차트는 기존 번들 데이터를 그대로 사용합니다.</w:t>
+      </w:r>
+    </w:p>
     <w:p>
       <w:pPr>
         <w:spacing w:before="180" w:after="120"/>
@@ -3678,7 +4367,7 @@
           <w:sz w:val="24"/>
           <w:szCs w:val="24"/>
         </w:rPr>
-        <w:t xml:space="preserve">4.4 원본 실적 기반 거래처 추이 재집계</w:t>
+        <w:t xml:space="preserve">4.5 원본 실적 기반 등급 비교 재계산</w:t>
       </w:r>
     </w:p>
     <w:tbl>
@@ -3758,115 +4447,279 @@
               <w:spacing w:before="0" w:after="0"/>
             </w:pPr>
             <w:r>
-              <w:t xml:space="preserve">거래처별 월 실적</w:t>
-            </w:r>
-          </w:p>
-        </w:tc>
-        <w:tc>
-          <w:tcPr>
-            <w:tcW w:w="2400" w:type="dxa"/>
-          </w:tcPr>
-          <w:p>
-            <w:pPr>
-              <w:spacing w:before="0" w:after="0"/>
-            </w:pPr>
-            <w:r>
-              <w:t xml:space="preserve">monthly_series[m] = sum(tx.qty where supplier and month = m)</w:t>
-            </w:r>
-          </w:p>
-        </w:tc>
-        <w:tc>
-          <w:tcPr>
-            <w:tcW w:w="2400" w:type="dxa"/>
-          </w:tcPr>
-          <w:p>
-            <w:pPr>
-              <w:spacing w:before="0" w:after="0"/>
-            </w:pPr>
-            <w:r>
-              <w:t xml:space="preserve">buildSupplierDatasetFromTransactions()</w:t>
-            </w:r>
-          </w:p>
-        </w:tc>
-      </w:tr>
-      <w:tr>
-        <w:tc>
-          <w:tcPr>
-            <w:tcW w:w="2400" w:type="dxa"/>
-          </w:tcPr>
-          <w:p>
-            <w:pPr>
-              <w:spacing w:before="0" w:after="0"/>
-            </w:pPr>
-            <w:r>
-              <w:t xml:space="preserve">거래처 총 실적</w:t>
-            </w:r>
-          </w:p>
-        </w:tc>
-        <w:tc>
-          <w:tcPr>
-            <w:tcW w:w="2400" w:type="dxa"/>
-          </w:tcPr>
-          <w:p>
-            <w:pPr>
-              <w:spacing w:before="0" w:after="0"/>
-            </w:pPr>
-            <w:r>
-              <w:t xml:space="preserve">totalqty = sum(monthlyseries)</w:t>
-            </w:r>
-          </w:p>
-        </w:tc>
-        <w:tc>
-          <w:tcPr>
-            <w:tcW w:w="2400" w:type="dxa"/>
-          </w:tcPr>
-          <w:p>
-            <w:pPr>
-              <w:spacing w:before="0" w:after="0"/>
-            </w:pPr>
-            <w:r>
-              <w:t xml:space="preserve">buildSupplierDatasetFromTransactions()</w:t>
-            </w:r>
-          </w:p>
-        </w:tc>
-      </w:tr>
-      <w:tr>
-        <w:tc>
-          <w:tcPr>
-            <w:tcW w:w="2400" w:type="dxa"/>
-          </w:tcPr>
-          <w:p>
-            <w:pPr>
-              <w:spacing w:before="0" w:after="0"/>
-            </w:pPr>
-            <w:r>
-              <w:t xml:space="preserve">차트 반영 대상</w:t>
-            </w:r>
-          </w:p>
-        </w:tc>
-        <w:tc>
-          <w:tcPr>
-            <w:tcW w:w="2400" w:type="dxa"/>
-          </w:tcPr>
-          <w:p>
-            <w:pPr>
-              <w:spacing w:before="0" w:after="0"/>
-            </w:pPr>
-            <w:r>
-              <w:t xml:space="preserve">top3suppliers = top 3 by totalqty</w:t>
-            </w:r>
-          </w:p>
-        </w:tc>
-        <w:tc>
-          <w:tcPr>
-            <w:tcW w:w="2400" w:type="dxa"/>
-          </w:tcPr>
-          <w:p>
-            <w:pPr>
-              <w:spacing w:before="0" w:after="0"/>
-            </w:pPr>
-            <w:r>
-              <w:t xml:space="preserve">buildSupplierDatasetFromTransactions()</w:t>
+              <w:t xml:space="preserve">대분류 물량</w:t>
+            </w:r>
+          </w:p>
+        </w:tc>
+        <w:tc>
+          <w:tcPr>
+            <w:tcW w:w="2400" w:type="dxa"/>
+          </w:tcPr>
+          <w:p>
+            <w:pPr>
+              <w:spacing w:before="0" w:after="0"/>
+            </w:pPr>
+            <w:r>
+              <w:t xml:space="preserve">macro_qty = sum(tx.qty by macro)</w:t>
+            </w:r>
+          </w:p>
+        </w:tc>
+        <w:tc>
+          <w:tcPr>
+            <w:tcW w:w="2400" w:type="dxa"/>
+          </w:tcPr>
+          <w:p>
+            <w:pPr>
+              <w:spacing w:before="0" w:after="0"/>
+            </w:pPr>
+            <w:r>
+              <w:t xml:space="preserve">buildGradeImportDatasetFromTransactions()</w:t>
+            </w:r>
+          </w:p>
+        </w:tc>
+      </w:tr>
+      <w:tr>
+        <w:tc>
+          <w:tcPr>
+            <w:tcW w:w="2400" w:type="dxa"/>
+          </w:tcPr>
+          <w:p>
+            <w:pPr>
+              <w:spacing w:before="0" w:after="0"/>
+            </w:pPr>
+            <w:r>
+              <w:t xml:space="preserve">대분류 비중</w:t>
+            </w:r>
+          </w:p>
+        </w:tc>
+        <w:tc>
+          <w:tcPr>
+            <w:tcW w:w="2400" w:type="dxa"/>
+          </w:tcPr>
+          <w:p>
+            <w:pPr>
+              <w:spacing w:before="0" w:after="0"/>
+            </w:pPr>
+            <w:r>
+              <w:t xml:space="preserve">macroshare = macroqty / total_qty × 100</w:t>
+            </w:r>
+          </w:p>
+        </w:tc>
+        <w:tc>
+          <w:tcPr>
+            <w:tcW w:w="2400" w:type="dxa"/>
+          </w:tcPr>
+          <w:p>
+            <w:pPr>
+              <w:spacing w:before="0" w:after="0"/>
+            </w:pPr>
+            <w:r>
+              <w:t xml:space="preserve">buildGradeImportDatasetFromTransactions()</w:t>
+            </w:r>
+          </w:p>
+        </w:tc>
+      </w:tr>
+      <w:tr>
+        <w:tc>
+          <w:tcPr>
+            <w:tcW w:w="2400" w:type="dxa"/>
+          </w:tcPr>
+          <w:p>
+            <w:pPr>
+              <w:spacing w:before="0" w:after="0"/>
+            </w:pPr>
+            <w:r>
+              <w:t xml:space="preserve">월별 국고하+선반설 비율</w:t>
+            </w:r>
+          </w:p>
+        </w:tc>
+        <w:tc>
+          <w:tcPr>
+            <w:tcW w:w="2400" w:type="dxa"/>
+          </w:tcPr>
+          <w:p>
+            <w:pPr>
+              <w:spacing w:before="0" w:after="0"/>
+            </w:pPr>
+            <w:r>
+              <w:t xml:space="preserve">focusedratio[m] = focusedqty[m] / monthtotalqty[m] × 100</w:t>
+            </w:r>
+          </w:p>
+        </w:tc>
+        <w:tc>
+          <w:tcPr>
+            <w:tcW w:w="2400" w:type="dxa"/>
+          </w:tcPr>
+          <w:p>
+            <w:pPr>
+              <w:spacing w:before="0" w:after="0"/>
+            </w:pPr>
+            <w:r>
+              <w:t xml:space="preserve">buildGradeImportDatasetFromTransactions()</w:t>
+            </w:r>
+          </w:p>
+        </w:tc>
+      </w:tr>
+      <w:tr>
+        <w:tc>
+          <w:tcPr>
+            <w:tcW w:w="2400" w:type="dxa"/>
+          </w:tcPr>
+          <w:p>
+            <w:pPr>
+              <w:spacing w:before="0" w:after="0"/>
+            </w:pPr>
+            <w:r>
+              <w:t xml:space="preserve">현재 저회전 비율</w:t>
+            </w:r>
+          </w:p>
+        </w:tc>
+        <w:tc>
+          <w:tcPr>
+            <w:tcW w:w="2400" w:type="dxa"/>
+          </w:tcPr>
+          <w:p>
+            <w:pPr>
+              <w:spacing w:before="0" w:after="0"/>
+            </w:pPr>
+            <w:r>
+              <w:t xml:space="preserve">lowTurningRatio = sum(share where macro in {"국고하", "선반설"})</w:t>
+            </w:r>
+          </w:p>
+        </w:tc>
+        <w:tc>
+          <w:tcPr>
+            <w:tcW w:w="2400" w:type="dxa"/>
+          </w:tcPr>
+          <w:p>
+            <w:pPr>
+              <w:spacing w:before="0" w:after="0"/>
+            </w:pPr>
+            <w:r>
+              <w:t xml:space="preserve">buildGradeImportDatasetFromTransactions()</w:t>
+            </w:r>
+          </w:p>
+        </w:tc>
+      </w:tr>
+      <w:tr>
+        <w:tc>
+          <w:tcPr>
+            <w:tcW w:w="2400" w:type="dxa"/>
+          </w:tcPr>
+          <w:p>
+            <w:pPr>
+              <w:spacing w:before="0" w:after="0"/>
+            </w:pPr>
+            <w:r>
+              <w:t xml:space="preserve">비교 저회전 비율</w:t>
+            </w:r>
+          </w:p>
+        </w:tc>
+        <w:tc>
+          <w:tcPr>
+            <w:tcW w:w="2400" w:type="dxa"/>
+          </w:tcPr>
+          <w:p>
+            <w:pPr>
+              <w:spacing w:before="0" w:after="0"/>
+            </w:pPr>
+            <w:r>
+              <w:t xml:space="preserve">compareLowTurningRatio = 동일 수식 on 비교 연도</w:t>
+            </w:r>
+          </w:p>
+        </w:tc>
+        <w:tc>
+          <w:tcPr>
+            <w:tcW w:w="2400" w:type="dxa"/>
+          </w:tcPr>
+          <w:p>
+            <w:pPr>
+              <w:spacing w:before="0" w:after="0"/>
+            </w:pPr>
+            <w:r>
+              <w:t xml:space="preserve">buildGradeImportDatasetFromTransactions()</w:t>
+            </w:r>
+          </w:p>
+        </w:tc>
+      </w:tr>
+      <w:tr>
+        <w:tc>
+          <w:tcPr>
+            <w:tcW w:w="2400" w:type="dxa"/>
+          </w:tcPr>
+          <w:p>
+            <w:pPr>
+              <w:spacing w:before="0" w:after="0"/>
+            </w:pPr>
+            <w:r>
+              <w:t xml:space="preserve">비중 차이</w:t>
+            </w:r>
+          </w:p>
+        </w:tc>
+        <w:tc>
+          <w:tcPr>
+            <w:tcW w:w="2400" w:type="dxa"/>
+          </w:tcPr>
+          <w:p>
+            <w:pPr>
+              <w:spacing w:before="0" w:after="0"/>
+            </w:pPr>
+            <w:r>
+              <w:t xml:space="preserve">diffShare = currentShare - compareShare</w:t>
+            </w:r>
+          </w:p>
+        </w:tc>
+        <w:tc>
+          <w:tcPr>
+            <w:tcW w:w="2400" w:type="dxa"/>
+          </w:tcPr>
+          <w:p>
+            <w:pPr>
+              <w:spacing w:before="0" w:after="0"/>
+            </w:pPr>
+            <w:r>
+              <w:t xml:space="preserve">buildGradeImportDatasetFromTransactions()</w:t>
+            </w:r>
+          </w:p>
+        </w:tc>
+      </w:tr>
+      <w:tr>
+        <w:tc>
+          <w:tcPr>
+            <w:tcW w:w="2400" w:type="dxa"/>
+          </w:tcPr>
+          <w:p>
+            <w:pPr>
+              <w:spacing w:before="0" w:after="0"/>
+            </w:pPr>
+            <w:r>
+              <w:t xml:space="preserve">저회전 증감</w:t>
+            </w:r>
+          </w:p>
+        </w:tc>
+        <w:tc>
+          <w:tcPr>
+            <w:tcW w:w="2400" w:type="dxa"/>
+          </w:tcPr>
+          <w:p>
+            <w:pPr>
+              <w:spacing w:before="0" w:after="0"/>
+            </w:pPr>
+            <w:r>
+              <w:t xml:space="preserve">deltaShare = lowTurningRatio - compareLowTurningRatio</w:t>
+            </w:r>
+          </w:p>
+        </w:tc>
+        <w:tc>
+          <w:tcPr>
+            <w:tcW w:w="2400" w:type="dxa"/>
+          </w:tcPr>
+          <w:p>
+            <w:pPr>
+              <w:spacing w:before="0" w:after="0"/>
+            </w:pPr>
+            <w:r>
+              <w:t xml:space="preserve">getGradeImportData()</w:t>
             </w:r>
           </w:p>
         </w:tc>
@@ -3877,7 +4730,20 @@
         <w:spacing w:before="0" w:after="120"/>
       </w:pPr>
       <w:r>
-        <w:t xml:space="preserve">주의:</w:t>
+        <w:t xml:space="preserve">구현 특성: 월별 총량/포커스량을 Float64Array(12) 2개 버퍼로 집계. "포커스" 등급 = 국고하 + 선반설.</w:t>
+      </w:r>
+    </w:p>
+    <w:p>
+      <w:pPr>
+        <w:spacing w:before="180" w:after="120"/>
+      </w:pPr>
+      <w:r>
+        <w:rPr>
+          <w:b/>
+          <w:sz w:val="22"/>
+          <w:szCs w:val="22"/>
+        </w:rPr>
+        <w:t xml:space="preserve">비교년도 원본 실적이 없을 때</w:t>
       </w:r>
     </w:p>
     <w:p>
@@ -3889,7 +4755,31 @@
         <w:t xml:space="preserve">- </w:t>
       </w:r>
       <w:r>
-        <w:t xml:space="preserve">원본 실적 붙여넣기 후 거래처 탭의 추이 차트는 재계산되지만, 거래처 table/shareChart는 기존 번들 데이터를 그대로 사용합니다.</w:t>
+        <w:t xml:space="preserve">현재년도: 붙여넣기 raw data 기준으로 계산</w:t>
+      </w:r>
+    </w:p>
+    <w:p>
+      <w:pPr>
+        <w:spacing w:before="0" w:after="40"/>
+        <w:ind w:left="360"/>
+      </w:pPr>
+      <w:r>
+        <w:t xml:space="preserve">- </w:t>
+      </w:r>
+      <w:r>
+        <w:t xml:space="preserve">비교년도: window.dashboardData.years[compareYear].gradeImport의 기존 번들 값 사용</w:t>
+      </w:r>
+    </w:p>
+    <w:p>
+      <w:pPr>
+        <w:spacing w:before="0" w:after="40"/>
+        <w:ind w:left="360"/>
+      </w:pPr>
+      <w:r>
+        <w:t xml:space="preserve">- </w:t>
+      </w:r>
+      <w:r>
+        <w:t xml:space="preserve">diffShare, deltaShare는 현재 계산값 - 비교 번들값으로 재계산</w:t>
       </w:r>
     </w:p>
     <w:p>
@@ -3902,7 +4792,7 @@
           <w:sz w:val="24"/>
           <w:szCs w:val="24"/>
         </w:rPr>
-        <w:t xml:space="preserve">4.5 원본 실적 기반 등급 비교 재계산</w:t>
+        <w:t xml:space="preserve">4.6 인천공장 등급 믹스 재구성</w:t>
       </w:r>
     </w:p>
     <w:tbl>
@@ -3982,7 +4872,7 @@
               <w:spacing w:before="0" w:after="0"/>
             </w:pPr>
             <w:r>
-              <w:t xml:space="preserve">대분류 물량</w:t>
+              <w:t xml:space="preserve">등급 물량</w:t>
             </w:r>
           </w:p>
         </w:tc>
@@ -4008,253 +4898,89 @@
               <w:spacing w:before="0" w:after="0"/>
             </w:pPr>
             <w:r>
-              <w:t xml:space="preserve">buildGradeImportDatasetFromTransactions()</w:t>
-            </w:r>
-          </w:p>
-        </w:tc>
-      </w:tr>
-      <w:tr>
-        <w:tc>
-          <w:tcPr>
-            <w:tcW w:w="2400" w:type="dxa"/>
-          </w:tcPr>
-          <w:p>
-            <w:pPr>
-              <w:spacing w:before="0" w:after="0"/>
-            </w:pPr>
-            <w:r>
-              <w:t xml:space="preserve">대분류 비중</w:t>
-            </w:r>
-          </w:p>
-        </w:tc>
-        <w:tc>
-          <w:tcPr>
-            <w:tcW w:w="2400" w:type="dxa"/>
-          </w:tcPr>
-          <w:p>
-            <w:pPr>
-              <w:spacing w:before="0" w:after="0"/>
-            </w:pPr>
-            <w:r>
-              <w:t xml:space="preserve">macroshare = macroqty / total_qty * 100</w:t>
-            </w:r>
-          </w:p>
-        </w:tc>
-        <w:tc>
-          <w:tcPr>
-            <w:tcW w:w="2400" w:type="dxa"/>
-          </w:tcPr>
-          <w:p>
-            <w:pPr>
-              <w:spacing w:before="0" w:after="0"/>
-            </w:pPr>
-            <w:r>
-              <w:t xml:space="preserve">buildGradeImportDatasetFromTransactions()</w:t>
-            </w:r>
-          </w:p>
-        </w:tc>
-      </w:tr>
-      <w:tr>
-        <w:tc>
-          <w:tcPr>
-            <w:tcW w:w="2400" w:type="dxa"/>
-          </w:tcPr>
-          <w:p>
-            <w:pPr>
-              <w:spacing w:before="0" w:after="0"/>
-            </w:pPr>
-            <w:r>
-              <w:t xml:space="preserve">월별 국고하+선반설 비율</w:t>
-            </w:r>
-          </w:p>
-        </w:tc>
-        <w:tc>
-          <w:tcPr>
-            <w:tcW w:w="2400" w:type="dxa"/>
-          </w:tcPr>
-          <w:p>
-            <w:pPr>
-              <w:spacing w:before="0" w:after="0"/>
-            </w:pPr>
-            <w:r>
-              <w:t xml:space="preserve">focusedratio[m] = focusedqty[m] / monthtotalqty[m] * 100</w:t>
-            </w:r>
-          </w:p>
-        </w:tc>
-        <w:tc>
-          <w:tcPr>
-            <w:tcW w:w="2400" w:type="dxa"/>
-          </w:tcPr>
-          <w:p>
-            <w:pPr>
-              <w:spacing w:before="0" w:after="0"/>
-            </w:pPr>
-            <w:r>
-              <w:t xml:space="preserve">buildGradeImportDatasetFromTransactions()</w:t>
-            </w:r>
-          </w:p>
-        </w:tc>
-      </w:tr>
-      <w:tr>
-        <w:tc>
-          <w:tcPr>
-            <w:tcW w:w="2400" w:type="dxa"/>
-          </w:tcPr>
-          <w:p>
-            <w:pPr>
-              <w:spacing w:before="0" w:after="0"/>
-            </w:pPr>
-            <w:r>
-              <w:t xml:space="preserve">현재 저회전 비율</w:t>
-            </w:r>
-          </w:p>
-        </w:tc>
-        <w:tc>
-          <w:tcPr>
-            <w:tcW w:w="2400" w:type="dxa"/>
-          </w:tcPr>
-          <w:p>
-            <w:pPr>
-              <w:spacing w:before="0" w:after="0"/>
-            </w:pPr>
-            <w:r>
-              <w:t xml:space="preserve">lowTurningRatio = sum(share where macro in {"국고하", "선반설"})</w:t>
-            </w:r>
-          </w:p>
-        </w:tc>
-        <w:tc>
-          <w:tcPr>
-            <w:tcW w:w="2400" w:type="dxa"/>
-          </w:tcPr>
-          <w:p>
-            <w:pPr>
-              <w:spacing w:before="0" w:after="0"/>
-            </w:pPr>
-            <w:r>
-              <w:t xml:space="preserve">buildGradeImportDatasetFromTransactions()</w:t>
-            </w:r>
-          </w:p>
-        </w:tc>
-      </w:tr>
-      <w:tr>
-        <w:tc>
-          <w:tcPr>
-            <w:tcW w:w="2400" w:type="dxa"/>
-          </w:tcPr>
-          <w:p>
-            <w:pPr>
-              <w:spacing w:before="0" w:after="0"/>
-            </w:pPr>
-            <w:r>
-              <w:t xml:space="preserve">비교 저회전 비율</w:t>
-            </w:r>
-          </w:p>
-        </w:tc>
-        <w:tc>
-          <w:tcPr>
-            <w:tcW w:w="2400" w:type="dxa"/>
-          </w:tcPr>
-          <w:p>
-            <w:pPr>
-              <w:spacing w:before="0" w:after="0"/>
-            </w:pPr>
-            <w:r>
-              <w:t xml:space="preserve">compareLowTurningRatio = same formula on compare year</w:t>
-            </w:r>
-          </w:p>
-        </w:tc>
-        <w:tc>
-          <w:tcPr>
-            <w:tcW w:w="2400" w:type="dxa"/>
-          </w:tcPr>
-          <w:p>
-            <w:pPr>
-              <w:spacing w:before="0" w:after="0"/>
-            </w:pPr>
-            <w:r>
-              <w:t xml:space="preserve">buildGradeImportDatasetFromTransactions()</w:t>
-            </w:r>
-          </w:p>
-        </w:tc>
-      </w:tr>
-      <w:tr>
-        <w:tc>
-          <w:tcPr>
-            <w:tcW w:w="2400" w:type="dxa"/>
-          </w:tcPr>
-          <w:p>
-            <w:pPr>
-              <w:spacing w:before="0" w:after="0"/>
-            </w:pPr>
-            <w:r>
-              <w:t xml:space="preserve">비중 차이</w:t>
-            </w:r>
-          </w:p>
-        </w:tc>
-        <w:tc>
-          <w:tcPr>
-            <w:tcW w:w="2400" w:type="dxa"/>
-          </w:tcPr>
-          <w:p>
-            <w:pPr>
-              <w:spacing w:before="0" w:after="0"/>
-            </w:pPr>
-            <w:r>
-              <w:t xml:space="preserve">diffShare = currentShare - compareShare</w:t>
-            </w:r>
-          </w:p>
-        </w:tc>
-        <w:tc>
-          <w:tcPr>
-            <w:tcW w:w="2400" w:type="dxa"/>
-          </w:tcPr>
-          <w:p>
-            <w:pPr>
-              <w:spacing w:before="0" w:after="0"/>
-            </w:pPr>
-            <w:r>
-              <w:t xml:space="preserve">buildGradeImportDatasetFromTransactions()</w:t>
-            </w:r>
-          </w:p>
-        </w:tc>
-      </w:tr>
-      <w:tr>
-        <w:tc>
-          <w:tcPr>
-            <w:tcW w:w="2400" w:type="dxa"/>
-          </w:tcPr>
-          <w:p>
-            <w:pPr>
-              <w:spacing w:before="0" w:after="0"/>
-            </w:pPr>
-            <w:r>
-              <w:t xml:space="preserve">저회전 증감</w:t>
-            </w:r>
-          </w:p>
-        </w:tc>
-        <w:tc>
-          <w:tcPr>
-            <w:tcW w:w="2400" w:type="dxa"/>
-          </w:tcPr>
-          <w:p>
-            <w:pPr>
-              <w:spacing w:before="0" w:after="0"/>
-            </w:pPr>
-            <w:r>
-              <w:t xml:space="preserve">deltaShare = lowTurningRatio - compareLowTurningRatio</w:t>
-            </w:r>
-          </w:p>
-        </w:tc>
-        <w:tc>
-          <w:tcPr>
-            <w:tcW w:w="2400" w:type="dxa"/>
-          </w:tcPr>
-          <w:p>
-            <w:pPr>
-              <w:spacing w:before="0" w:after="0"/>
-            </w:pPr>
-            <w:r>
-              <w:t xml:space="preserve">getGradeImportData()</w:t>
+              <w:t xml:space="preserve">buildMacroGradeMix()</w:t>
+            </w:r>
+          </w:p>
+        </w:tc>
+      </w:tr>
+      <w:tr>
+        <w:tc>
+          <w:tcPr>
+            <w:tcW w:w="2400" w:type="dxa"/>
+          </w:tcPr>
+          <w:p>
+            <w:pPr>
+              <w:spacing w:before="0" w:after="0"/>
+            </w:pPr>
+            <w:r>
+              <w:t xml:space="preserve">등급 비중</w:t>
+            </w:r>
+          </w:p>
+        </w:tc>
+        <w:tc>
+          <w:tcPr>
+            <w:tcW w:w="2400" w:type="dxa"/>
+          </w:tcPr>
+          <w:p>
+            <w:pPr>
+              <w:spacing w:before="0" w:after="0"/>
+            </w:pPr>
+            <w:r>
+              <w:t xml:space="preserve">macroshare = macroqty / total_qty × 100</w:t>
+            </w:r>
+          </w:p>
+        </w:tc>
+        <w:tc>
+          <w:tcPr>
+            <w:tcW w:w="2400" w:type="dxa"/>
+          </w:tcPr>
+          <w:p>
+            <w:pPr>
+              <w:spacing w:before="0" w:after="0"/>
+            </w:pPr>
+            <w:r>
+              <w:t xml:space="preserve">buildMacroGradeMix()</w:t>
+            </w:r>
+          </w:p>
+        </w:tc>
+      </w:tr>
+      <w:tr>
+        <w:tc>
+          <w:tcPr>
+            <w:tcW w:w="2400" w:type="dxa"/>
+          </w:tcPr>
+          <w:p>
+            <w:pPr>
+              <w:spacing w:before="0" w:after="0"/>
+            </w:pPr>
+            <w:r>
+              <w:t xml:space="preserve">인천 달성률 fallback</w:t>
+            </w:r>
+          </w:p>
+        </w:tc>
+        <w:tc>
+          <w:tcPr>
+            <w:tcW w:w="2400" w:type="dxa"/>
+          </w:tcPr>
+          <w:p>
+            <w:pPr>
+              <w:spacing w:before="0" w:after="0"/>
+            </w:pPr>
+            <w:r>
+              <w:t xml:space="preserve">base.achievementRate 우선 → totalQty / base.plan × 100 → 100</w:t>
+            </w:r>
+          </w:p>
+        </w:tc>
+        <w:tc>
+          <w:tcPr>
+            <w:tcW w:w="2400" w:type="dxa"/>
+          </w:tcPr>
+          <w:p>
+            <w:pPr>
+              <w:spacing w:before="0" w:after="0"/>
+            </w:pPr>
+            <w:r>
+              <w:t xml:space="preserve">getIncheonAllocationData()</w:t>
             </w:r>
           </w:p>
         </w:tc>
@@ -4265,7 +4991,7 @@
         <w:spacing w:before="0" w:after="120"/>
       </w:pPr>
       <w:r>
-        <w:t xml:space="preserve">비교년도 원본 실적이 없을 때:</w:t>
+        <w:t xml:space="preserve">주의:</w:t>
       </w:r>
     </w:p>
     <w:p>
@@ -4277,7 +5003,7 @@
         <w:t xml:space="preserve">- </w:t>
       </w:r>
       <w:r>
-        <w:t xml:space="preserve">현재년도는 붙여넣기 raw data 기준으로 계산</w:t>
+        <w:t xml:space="preserve">원본 실적이 존재할 때 인천공장 등급 도넛 차트는 raw data의 대분류 기준으로 재계산됩니다.</w:t>
       </w:r>
     </w:p>
     <w:p>
@@ -4289,19 +5015,7 @@
         <w:t xml:space="preserve">- </w:t>
       </w:r>
       <w:r>
-        <w:t xml:space="preserve">비교년도는 window.dashboardData.years[compareYear].gradeImport의 기존 번들 값을 사용</w:t>
-      </w:r>
-    </w:p>
-    <w:p>
-      <w:pPr>
-        <w:spacing w:before="0" w:after="40"/>
-        <w:ind w:left="360"/>
-      </w:pPr>
-      <w:r>
-        <w:t xml:space="preserve">- </w:t>
-      </w:r>
-      <w:r>
-        <w:t xml:space="preserve">이때도 diffShare, deltaShare는 현재 계산값 - 비교 번들값으로 다시 계산</w:t>
+        <w:t xml:space="preserve">달성률은 보통 기존 allocation.incheon.achievementRate를 그대로 사용합니다 (정적 데이터 우선).</w:t>
       </w:r>
     </w:p>
     <w:p>
@@ -4314,7 +5028,7 @@
           <w:sz w:val="24"/>
           <w:szCs w:val="24"/>
         </w:rPr>
-        <w:t xml:space="preserve">4.6 인천공장 등급 믹스 재구성</w:t>
+        <w:t xml:space="preserve">4.7 거래처 관리 탭</w:t>
       </w:r>
     </w:p>
     <w:tbl>
@@ -4394,152 +5108,243 @@
               <w:spacing w:before="0" w:after="0"/>
             </w:pPr>
             <w:r>
-              <w:t xml:space="preserve">등급 물량</w:t>
-            </w:r>
-          </w:p>
-        </w:tc>
-        <w:tc>
-          <w:tcPr>
-            <w:tcW w:w="2400" w:type="dxa"/>
-          </w:tcPr>
-          <w:p>
-            <w:pPr>
-              <w:spacing w:before="0" w:after="0"/>
-            </w:pPr>
-            <w:r>
-              <w:t xml:space="preserve">macro_qty = sum(tx.qty by macro)</w:t>
-            </w:r>
-          </w:p>
-        </w:tc>
-        <w:tc>
-          <w:tcPr>
-            <w:tcW w:w="2400" w:type="dxa"/>
-          </w:tcPr>
-          <w:p>
-            <w:pPr>
-              <w:spacing w:before="0" w:after="0"/>
-            </w:pPr>
-            <w:r>
-              <w:t xml:space="preserve">buildMacroGradeMix()</w:t>
-            </w:r>
-          </w:p>
-        </w:tc>
-      </w:tr>
-      <w:tr>
-        <w:tc>
-          <w:tcPr>
-            <w:tcW w:w="2400" w:type="dxa"/>
-          </w:tcPr>
-          <w:p>
-            <w:pPr>
-              <w:spacing w:before="0" w:after="0"/>
-            </w:pPr>
-            <w:r>
-              <w:t xml:space="preserve">등급 비중</w:t>
-            </w:r>
-          </w:p>
-        </w:tc>
-        <w:tc>
-          <w:tcPr>
-            <w:tcW w:w="2400" w:type="dxa"/>
-          </w:tcPr>
-          <w:p>
-            <w:pPr>
-              <w:spacing w:before="0" w:after="0"/>
-            </w:pPr>
-            <w:r>
-              <w:t xml:space="preserve">macroshare = macroqty / total_qty * 100</w:t>
-            </w:r>
-          </w:p>
-        </w:tc>
-        <w:tc>
-          <w:tcPr>
-            <w:tcW w:w="2400" w:type="dxa"/>
-          </w:tcPr>
-          <w:p>
-            <w:pPr>
-              <w:spacing w:before="0" w:after="0"/>
-            </w:pPr>
-            <w:r>
-              <w:t xml:space="preserve">buildMacroGradeMix()</w:t>
-            </w:r>
-          </w:p>
-        </w:tc>
-      </w:tr>
-      <w:tr>
-        <w:tc>
-          <w:tcPr>
-            <w:tcW w:w="2400" w:type="dxa"/>
-          </w:tcPr>
-          <w:p>
-            <w:pPr>
-              <w:spacing w:before="0" w:after="0"/>
-            </w:pPr>
-            <w:r>
-              <w:t xml:space="preserve">인천 달성률 fallback</w:t>
-            </w:r>
-          </w:p>
-        </w:tc>
-        <w:tc>
-          <w:tcPr>
-            <w:tcW w:w="2400" w:type="dxa"/>
-          </w:tcPr>
-          <w:p>
-            <w:pPr>
-              <w:spacing w:before="0" w:after="0"/>
-            </w:pPr>
-            <w:r>
-              <w:t xml:space="preserve">base.achievementRate 우선, 없으면 totalQty / base.plan * 100, 그것도 없으면 100</w:t>
-            </w:r>
-          </w:p>
-        </w:tc>
-        <w:tc>
-          <w:tcPr>
-            <w:tcW w:w="2400" w:type="dxa"/>
-          </w:tcPr>
-          <w:p>
-            <w:pPr>
-              <w:spacing w:before="0" w:after="0"/>
-            </w:pPr>
-            <w:r>
-              <w:t xml:space="preserve">getIncheonAllocationData()</w:t>
+              <w:t xml:space="preserve">성과율 자동 계산</w:t>
+            </w:r>
+          </w:p>
+        </w:tc>
+        <w:tc>
+          <w:tcPr>
+            <w:tcW w:w="2400" w:type="dxa"/>
+          </w:tcPr>
+          <w:p>
+            <w:pPr>
+              <w:spacing w:before="0" w:after="0"/>
+            </w:pPr>
+            <w:r>
+              <w:t xml:space="preserve">performanceRate = clamp(round((yearlySupply / monthlyCapacity) × 12), 1, 99)</w:t>
+            </w:r>
+          </w:p>
+        </w:tc>
+        <w:tc>
+          <w:tcPr>
+            <w:tcW w:w="2400" w:type="dxa"/>
+          </w:tcPr>
+          <w:p>
+            <w:pPr>
+              <w:spacing w:before="0" w:after="0"/>
+            </w:pPr>
+            <w:r>
+              <w:t xml:space="preserve">normalizeSupplierAdminItem()</w:t>
+            </w:r>
+          </w:p>
+        </w:tc>
+      </w:tr>
+      <w:tr>
+        <w:tc>
+          <w:tcPr>
+            <w:tcW w:w="2400" w:type="dxa"/>
+          </w:tcPr>
+          <w:p>
+            <w:pPr>
+              <w:spacing w:before="0" w:after="0"/>
+            </w:pPr>
+            <w:r>
+              <w:t xml:space="preserve">평균 납품실적</w:t>
+            </w:r>
+          </w:p>
+        </w:tc>
+        <w:tc>
+          <w:tcPr>
+            <w:tcW w:w="2400" w:type="dxa"/>
+          </w:tcPr>
+          <w:p>
+            <w:pPr>
+              <w:spacing w:before="0" w:after="0"/>
+            </w:pPr>
+            <w:r>
+              <w:t xml:space="preserve">averagePerformance = avg(item.performanceRate)</w:t>
+            </w:r>
+          </w:p>
+        </w:tc>
+        <w:tc>
+          <w:tcPr>
+            <w:tcW w:w="2400" w:type="dxa"/>
+          </w:tcPr>
+          <w:p>
+            <w:pPr>
+              <w:spacing w:before="0" w:after="0"/>
+            </w:pPr>
+            <w:r>
+              <w:t xml:space="preserve">getSupplierAdminAveragePerformance()</w:t>
+            </w:r>
+          </w:p>
+        </w:tc>
+      </w:tr>
+      <w:tr>
+        <w:tc>
+          <w:tcPr>
+            <w:tcW w:w="2400" w:type="dxa"/>
+          </w:tcPr>
+          <w:p>
+            <w:pPr>
+              <w:spacing w:before="0" w:after="0"/>
+            </w:pPr>
+            <w:r>
+              <w:t xml:space="preserve">총 월 처리능력</w:t>
+            </w:r>
+          </w:p>
+        </w:tc>
+        <w:tc>
+          <w:tcPr>
+            <w:tcW w:w="2400" w:type="dxa"/>
+          </w:tcPr>
+          <w:p>
+            <w:pPr>
+              <w:spacing w:before="0" w:after="0"/>
+            </w:pPr>
+            <w:r>
+              <w:t xml:space="preserve">totalMonthlyCapacity = sum(item.monthlyCapacity)</w:t>
+            </w:r>
+          </w:p>
+        </w:tc>
+        <w:tc>
+          <w:tcPr>
+            <w:tcW w:w="2400" w:type="dxa"/>
+          </w:tcPr>
+          <w:p>
+            <w:pPr>
+              <w:spacing w:before="0" w:after="0"/>
+            </w:pPr>
+            <w:r>
+              <w:t xml:space="preserve">getSupplierAdminSummary()</w:t>
+            </w:r>
+          </w:p>
+        </w:tc>
+      </w:tr>
+      <w:tr>
+        <w:tc>
+          <w:tcPr>
+            <w:tcW w:w="2400" w:type="dxa"/>
+          </w:tcPr>
+          <w:p>
+            <w:pPr>
+              <w:spacing w:before="0" w:after="0"/>
+            </w:pPr>
+            <w:r>
+              <w:t xml:space="preserve">총 연간 납품량</w:t>
+            </w:r>
+          </w:p>
+        </w:tc>
+        <w:tc>
+          <w:tcPr>
+            <w:tcW w:w="2400" w:type="dxa"/>
+          </w:tcPr>
+          <w:p>
+            <w:pPr>
+              <w:spacing w:before="0" w:after="0"/>
+            </w:pPr>
+            <w:r>
+              <w:t xml:space="preserve">totalYearlySupply = sum(item.yearlySupply)</w:t>
+            </w:r>
+          </w:p>
+        </w:tc>
+        <w:tc>
+          <w:tcPr>
+            <w:tcW w:w="2400" w:type="dxa"/>
+          </w:tcPr>
+          <w:p>
+            <w:pPr>
+              <w:spacing w:before="0" w:after="0"/>
+            </w:pPr>
+            <w:r>
+              <w:t xml:space="preserve">getSupplierAdminSummary()</w:t>
+            </w:r>
+          </w:p>
+        </w:tc>
+      </w:tr>
+      <w:tr>
+        <w:tc>
+          <w:tcPr>
+            <w:tcW w:w="2400" w:type="dxa"/>
+          </w:tcPr>
+          <w:p>
+            <w:pPr>
+              <w:spacing w:before="0" w:after="0"/>
+            </w:pPr>
+            <w:r>
+              <w:t xml:space="preserve">최대 납품 거래처</w:t>
+            </w:r>
+          </w:p>
+        </w:tc>
+        <w:tc>
+          <w:tcPr>
+            <w:tcW w:w="2400" w:type="dxa"/>
+          </w:tcPr>
+          <w:p>
+            <w:pPr>
+              <w:spacing w:before="0" w:after="0"/>
+            </w:pPr>
+            <w:r>
+              <w:t xml:space="preserve">topSupplier = argmax(item.yearlySupply)</w:t>
+            </w:r>
+          </w:p>
+        </w:tc>
+        <w:tc>
+          <w:tcPr>
+            <w:tcW w:w="2400" w:type="dxa"/>
+          </w:tcPr>
+          <w:p>
+            <w:pPr>
+              <w:spacing w:before="0" w:after="0"/>
+            </w:pPr>
+            <w:r>
+              <w:t xml:space="preserve">getSupplierAdminSummary()</w:t>
+            </w:r>
+          </w:p>
+        </w:tc>
+      </w:tr>
+      <w:tr>
+        <w:tc>
+          <w:tcPr>
+            <w:tcW w:w="2400" w:type="dxa"/>
+          </w:tcPr>
+          <w:p>
+            <w:pPr>
+              <w:spacing w:before="0" w:after="0"/>
+            </w:pPr>
+            <w:r>
+              <w:t xml:space="preserve">거래처 코드 생성</w:t>
+            </w:r>
+          </w:p>
+        </w:tc>
+        <w:tc>
+          <w:tcPr>
+            <w:tcW w:w="2400" w:type="dxa"/>
+          </w:tcPr>
+          <w:p>
+            <w:pPr>
+              <w:spacing w:before="0" w:after="0"/>
+            </w:pPr>
+            <w:r>
+              <w:t xml:space="preserve">nextCode = "S" + zeroPad(max(numericSuffix) + 1, 3)</w:t>
+            </w:r>
+          </w:p>
+        </w:tc>
+        <w:tc>
+          <w:tcPr>
+            <w:tcW w:w="2400" w:type="dxa"/>
+          </w:tcPr>
+          <w:p>
+            <w:pPr>
+              <w:spacing w:before="0" w:after="0"/>
+            </w:pPr>
+            <w:r>
+              <w:t xml:space="preserve">getNextSupplierCode()</w:t>
             </w:r>
           </w:p>
         </w:tc>
       </w:tr>
     </w:tbl>
-    <w:p>
-      <w:pPr>
-        <w:spacing w:before="0" w:after="120"/>
-      </w:pPr>
-      <w:r>
-        <w:t xml:space="preserve">주의:</w:t>
-      </w:r>
-    </w:p>
-    <w:p>
-      <w:pPr>
-        <w:spacing w:before="0" w:after="40"/>
-        <w:ind w:left="360"/>
-      </w:pPr>
-      <w:r>
-        <w:t xml:space="preserve">- </w:t>
-      </w:r>
-      <w:r>
-        <w:t xml:space="preserve">원본 실적이 존재할 때 인천공장 등급 도넛 차트는 raw data의 대분류 기준으로 다시 그립니다.</w:t>
-      </w:r>
-    </w:p>
-    <w:p>
-      <w:pPr>
-        <w:spacing w:before="0" w:after="40"/>
-        <w:ind w:left="360"/>
-      </w:pPr>
-      <w:r>
-        <w:t xml:space="preserve">- </w:t>
-      </w:r>
-      <w:r>
-        <w:t xml:space="preserve">현재 정적 allocation.incheon 스키마는 planTotal, actualTotal을 쓰고, fallback 코드는 base.plan, base.actual을 참고합니다. 따라서 현재 구현상 raw data가 있을 때 달성률은 보통 기존 allocation.incheon.achievementRate를 그대로 사용합니다.</w:t>
-      </w:r>
-    </w:p>
     <w:p>
       <w:pPr>
         <w:spacing w:before="180" w:after="120"/>
@@ -4547,10 +5352,79 @@
       <w:r>
         <w:rPr>
           <w:b/>
-          <w:sz w:val="24"/>
-          <w:szCs w:val="24"/>
+          <w:sz w:val="22"/>
+          <w:szCs w:val="22"/>
         </w:rPr>
-        <w:t xml:space="preserve">4.7 거래처 관리 탭</w:t>
+        <w:t xml:space="preserve">성과율 계산 상세</w:t>
+      </w:r>
+    </w:p>
+    <w:p>
+      <w:pPr>
+        <w:spacing w:before="0" w:after="0"/>
+        <w:shd w:val="clear" w:color="auto" w:fill="F3F3F3"/>
+      </w:pPr>
+      <w:r>
+        <w:rPr>
+          <w:rFonts w:ascii="Consolas" w:hAnsi="Consolas" w:eastAsia="Consolas" w:cs="Consolas"/>
+          <w:sz w:val="18"/>
+          <w:szCs w:val="18"/>
+        </w:rPr>
+        <w:t xml:space="preserve">// yearlySupply와 monthlyCapacity가 유효할 때</w:t>
+      </w:r>
+    </w:p>
+    <w:p>
+      <w:pPr>
+        <w:spacing w:before="0" w:after="0"/>
+        <w:shd w:val="clear" w:color="auto" w:fill="F3F3F3"/>
+      </w:pPr>
+      <w:r>
+        <w:rPr>
+          <w:rFonts w:ascii="Consolas" w:hAnsi="Consolas" w:eastAsia="Consolas" w:cs="Consolas"/>
+          <w:sz w:val="18"/>
+          <w:szCs w:val="18"/>
+        </w:rPr>
+        <w:t xml:space="preserve">performanceRate = Math.round((yearlySupply / monthlyCapacity) * 12)</w:t>
+      </w:r>
+    </w:p>
+    <w:p>
+      <w:pPr>
+        <w:spacing w:before="0" w:after="0"/>
+        <w:shd w:val="clear" w:color="auto" w:fill="F3F3F3"/>
+      </w:pPr>
+      <w:r>
+        <w:rPr>
+          <w:rFonts w:ascii="Consolas" w:hAnsi="Consolas" w:eastAsia="Consolas" w:cs="Consolas"/>
+          <w:sz w:val="18"/>
+          <w:szCs w:val="18"/>
+        </w:rPr>
+        <w:t xml:space="preserve">// 1~99 범위로 클램핑</w:t>
+      </w:r>
+    </w:p>
+    <w:p>
+      <w:pPr>
+        <w:spacing w:before="0" w:after="0"/>
+        <w:shd w:val="clear" w:color="auto" w:fill="F3F3F3"/>
+      </w:pPr>
+      <w:r>
+        <w:rPr>
+          <w:rFonts w:ascii="Consolas" w:hAnsi="Consolas" w:eastAsia="Consolas" w:cs="Consolas"/>
+          <w:sz w:val="18"/>
+          <w:szCs w:val="18"/>
+        </w:rPr>
+        <w:t xml:space="preserve">performanceRate = Math.max(1, Math.min(99, performanceRate))</w:t>
+      </w:r>
+    </w:p>
+    <w:p>
+      <w:pPr>
+        <w:spacing w:before="180" w:after="120"/>
+      </w:pPr>
+      <w:r>
+        <w:rPr>
+          <w:b/>
+          <w:sz w:val="22"/>
+          <w:szCs w:val="22"/>
+        </w:rPr>
+        <w:t xml:space="preserve">성과율 색상 분류</w:t>
       </w:r>
     </w:p>
     <w:tbl>
@@ -4583,7 +5457,7 @@
               <w:rPr>
                 <w:b/>
               </w:rPr>
-              <w:t xml:space="preserve">지표</w:t>
+              <w:t xml:space="preserve">범위</w:t>
             </w:r>
           </w:p>
         </w:tc>
@@ -4599,7 +5473,7 @@
               <w:rPr>
                 <w:b/>
               </w:rPr>
-              <w:t xml:space="preserve">수식</w:t>
+              <w:t xml:space="preserve">CSS 클래스</w:t>
             </w:r>
           </w:p>
         </w:tc>
@@ -4615,212 +5489,130 @@
               <w:rPr>
                 <w:b/>
               </w:rPr>
-              <w:t xml:space="preserve">함수</w:t>
-            </w:r>
-          </w:p>
-        </w:tc>
-      </w:tr>
-      <w:tr>
-        <w:tc>
-          <w:tcPr>
-            <w:tcW w:w="2400" w:type="dxa"/>
-          </w:tcPr>
-          <w:p>
-            <w:pPr>
-              <w:spacing w:before="0" w:after="0"/>
-            </w:pPr>
-            <w:r>
-              <w:t xml:space="preserve">성과율 자동 보정</w:t>
-            </w:r>
-          </w:p>
-        </w:tc>
-        <w:tc>
-          <w:tcPr>
-            <w:tcW w:w="2400" w:type="dxa"/>
-          </w:tcPr>
-          <w:p>
-            <w:pPr>
-              <w:spacing w:before="0" w:after="0"/>
-            </w:pPr>
-            <w:r>
-              <w:t xml:space="preserve">performanceRate = clamp(round((yearlySupply / monthlyCapacity) * 12), 1, 99)</w:t>
-            </w:r>
-          </w:p>
-        </w:tc>
-        <w:tc>
-          <w:tcPr>
-            <w:tcW w:w="2400" w:type="dxa"/>
-          </w:tcPr>
-          <w:p>
-            <w:pPr>
-              <w:spacing w:before="0" w:after="0"/>
-            </w:pPr>
-            <w:r>
-              <w:t xml:space="preserve">normalizeSupplierAdminItem()</w:t>
-            </w:r>
-          </w:p>
-        </w:tc>
-      </w:tr>
-      <w:tr>
-        <w:tc>
-          <w:tcPr>
-            <w:tcW w:w="2400" w:type="dxa"/>
-          </w:tcPr>
-          <w:p>
-            <w:pPr>
-              <w:spacing w:before="0" w:after="0"/>
-            </w:pPr>
-            <w:r>
-              <w:t xml:space="preserve">평균 납품실적</w:t>
-            </w:r>
-          </w:p>
-        </w:tc>
-        <w:tc>
-          <w:tcPr>
-            <w:tcW w:w="2400" w:type="dxa"/>
-          </w:tcPr>
-          <w:p>
-            <w:pPr>
-              <w:spacing w:before="0" w:after="0"/>
-            </w:pPr>
-            <w:r>
-              <w:t xml:space="preserve">averagePerformance = avg(item.performanceRate)</w:t>
-            </w:r>
-          </w:p>
-        </w:tc>
-        <w:tc>
-          <w:tcPr>
-            <w:tcW w:w="2400" w:type="dxa"/>
-          </w:tcPr>
-          <w:p>
-            <w:pPr>
-              <w:spacing w:before="0" w:after="0"/>
-            </w:pPr>
-            <w:r>
-              <w:t xml:space="preserve">getSupplierAdminAveragePerformance()</w:t>
-            </w:r>
-          </w:p>
-        </w:tc>
-      </w:tr>
-      <w:tr>
-        <w:tc>
-          <w:tcPr>
-            <w:tcW w:w="2400" w:type="dxa"/>
-          </w:tcPr>
-          <w:p>
-            <w:pPr>
-              <w:spacing w:before="0" w:after="0"/>
-            </w:pPr>
-            <w:r>
-              <w:t xml:space="preserve">총 월 처리능력</w:t>
-            </w:r>
-          </w:p>
-        </w:tc>
-        <w:tc>
-          <w:tcPr>
-            <w:tcW w:w="2400" w:type="dxa"/>
-          </w:tcPr>
-          <w:p>
-            <w:pPr>
-              <w:spacing w:before="0" w:after="0"/>
-            </w:pPr>
-            <w:r>
-              <w:t xml:space="preserve">totalMonthlyCapacity = sum(item.monthlyCapacity)</w:t>
-            </w:r>
-          </w:p>
-        </w:tc>
-        <w:tc>
-          <w:tcPr>
-            <w:tcW w:w="2400" w:type="dxa"/>
-          </w:tcPr>
-          <w:p>
-            <w:pPr>
-              <w:spacing w:before="0" w:after="0"/>
-            </w:pPr>
-            <w:r>
-              <w:t xml:space="preserve">getSupplierAdminSummary()</w:t>
-            </w:r>
-          </w:p>
-        </w:tc>
-      </w:tr>
-      <w:tr>
-        <w:tc>
-          <w:tcPr>
-            <w:tcW w:w="2400" w:type="dxa"/>
-          </w:tcPr>
-          <w:p>
-            <w:pPr>
-              <w:spacing w:before="0" w:after="0"/>
-            </w:pPr>
-            <w:r>
-              <w:t xml:space="preserve">총 연간 납품량</w:t>
-            </w:r>
-          </w:p>
-        </w:tc>
-        <w:tc>
-          <w:tcPr>
-            <w:tcW w:w="2400" w:type="dxa"/>
-          </w:tcPr>
-          <w:p>
-            <w:pPr>
-              <w:spacing w:before="0" w:after="0"/>
-            </w:pPr>
-            <w:r>
-              <w:t xml:space="preserve">totalYearlySupply = sum(item.yearlySupply)</w:t>
-            </w:r>
-          </w:p>
-        </w:tc>
-        <w:tc>
-          <w:tcPr>
-            <w:tcW w:w="2400" w:type="dxa"/>
-          </w:tcPr>
-          <w:p>
-            <w:pPr>
-              <w:spacing w:before="0" w:after="0"/>
-            </w:pPr>
-            <w:r>
-              <w:t xml:space="preserve">getSupplierAdminSummary()</w:t>
-            </w:r>
-          </w:p>
-        </w:tc>
-      </w:tr>
-      <w:tr>
-        <w:tc>
-          <w:tcPr>
-            <w:tcW w:w="2400" w:type="dxa"/>
-          </w:tcPr>
-          <w:p>
-            <w:pPr>
-              <w:spacing w:before="0" w:after="0"/>
-            </w:pPr>
-            <w:r>
-              <w:t xml:space="preserve">최대 납품 거래처</w:t>
-            </w:r>
-          </w:p>
-        </w:tc>
-        <w:tc>
-          <w:tcPr>
-            <w:tcW w:w="2400" w:type="dxa"/>
-          </w:tcPr>
-          <w:p>
-            <w:pPr>
-              <w:spacing w:before="0" w:after="0"/>
-            </w:pPr>
-            <w:r>
-              <w:t xml:space="preserve">topSupplier = argmax(item.yearlySupply)</w:t>
-            </w:r>
-          </w:p>
-        </w:tc>
-        <w:tc>
-          <w:tcPr>
-            <w:tcW w:w="2400" w:type="dxa"/>
-          </w:tcPr>
-          <w:p>
-            <w:pPr>
-              <w:spacing w:before="0" w:after="0"/>
-            </w:pPr>
-            <w:r>
-              <w:t xml:space="preserve">getSupplierAdminSummary()</w:t>
+              <w:t xml:space="preserve">색상</w:t>
+            </w:r>
+          </w:p>
+        </w:tc>
+      </w:tr>
+      <w:tr>
+        <w:tc>
+          <w:tcPr>
+            <w:tcW w:w="2400" w:type="dxa"/>
+          </w:tcPr>
+          <w:p>
+            <w:pPr>
+              <w:spacing w:before="0" w:after="0"/>
+            </w:pPr>
+            <w:r>
+              <w:t xml:space="preserve">≥ 90%</w:t>
+            </w:r>
+          </w:p>
+        </w:tc>
+        <w:tc>
+          <w:tcPr>
+            <w:tcW w:w="2400" w:type="dxa"/>
+          </w:tcPr>
+          <w:p>
+            <w:pPr>
+              <w:spacing w:before="0" w:after="0"/>
+            </w:pPr>
+            <w:r>
+              <w:t xml:space="preserve">.good</w:t>
+            </w:r>
+          </w:p>
+        </w:tc>
+        <w:tc>
+          <w:tcPr>
+            <w:tcW w:w="2400" w:type="dxa"/>
+          </w:tcPr>
+          <w:p>
+            <w:pPr>
+              <w:spacing w:before="0" w:after="0"/>
+            </w:pPr>
+            <w:r>
+              <w:t xml:space="preserve">녹색</w:t>
+            </w:r>
+          </w:p>
+        </w:tc>
+      </w:tr>
+      <w:tr>
+        <w:tc>
+          <w:tcPr>
+            <w:tcW w:w="2400" w:type="dxa"/>
+          </w:tcPr>
+          <w:p>
+            <w:pPr>
+              <w:spacing w:before="0" w:after="0"/>
+            </w:pPr>
+            <w:r>
+              <w:t xml:space="preserve">≥ 85%</w:t>
+            </w:r>
+          </w:p>
+        </w:tc>
+        <w:tc>
+          <w:tcPr>
+            <w:tcW w:w="2400" w:type="dxa"/>
+          </w:tcPr>
+          <w:p>
+            <w:pPr>
+              <w:spacing w:before="0" w:after="0"/>
+            </w:pPr>
+            <w:r>
+              <w:t xml:space="preserve">.mid</w:t>
+            </w:r>
+          </w:p>
+        </w:tc>
+        <w:tc>
+          <w:tcPr>
+            <w:tcW w:w="2400" w:type="dxa"/>
+          </w:tcPr>
+          <w:p>
+            <w:pPr>
+              <w:spacing w:before="0" w:after="0"/>
+            </w:pPr>
+            <w:r>
+              <w:t xml:space="preserve">주황</w:t>
+            </w:r>
+          </w:p>
+        </w:tc>
+      </w:tr>
+      <w:tr>
+        <w:tc>
+          <w:tcPr>
+            <w:tcW w:w="2400" w:type="dxa"/>
+          </w:tcPr>
+          <w:p>
+            <w:pPr>
+              <w:spacing w:before="0" w:after="0"/>
+            </w:pPr>
+            <w:r>
+              <w:t xml:space="preserve">&lt; 85%</w:t>
+            </w:r>
+          </w:p>
+        </w:tc>
+        <w:tc>
+          <w:tcPr>
+            <w:tcW w:w="2400" w:type="dxa"/>
+          </w:tcPr>
+          <w:p>
+            <w:pPr>
+              <w:spacing w:before="0" w:after="0"/>
+            </w:pPr>
+            <w:r>
+              <w:t xml:space="preserve">.low</w:t>
+            </w:r>
+          </w:p>
+        </w:tc>
+        <w:tc>
+          <w:tcPr>
+            <w:tcW w:w="2400" w:type="dxa"/>
+          </w:tcPr>
+          <w:p>
+            <w:pPr>
+              <w:spacing w:before="0" w:after="0"/>
+            </w:pPr>
+            <w:r>
+              <w:t xml:space="preserve">빨강</w:t>
             </w:r>
           </w:p>
         </w:tc>
@@ -4833,691 +5625,10 @@
       <w:r>
         <w:rPr>
           <w:b/>
-          <w:sz w:val="28"/>
-          <w:szCs w:val="28"/>
+          <w:sz w:val="22"/>
+          <w:szCs w:val="22"/>
         </w:rPr>
-        <w:t xml:space="preserve">5. 화면별 KPI / 하이라이트 수식</w:t>
-      </w:r>
-    </w:p>
-    <w:p>
-      <w:pPr>
-        <w:spacing w:before="180" w:after="120"/>
-      </w:pPr>
-      <w:r>
-        <w:rPr>
-          <w:b/>
-          <w:sz w:val="24"/>
-          <w:szCs w:val="24"/>
-        </w:rPr>
-        <w:t xml:space="preserve">5.1 부재료실적 모니터링 탭</w:t>
-      </w:r>
-    </w:p>
-    <w:p>
-      <w:pPr>
-        <w:spacing w:before="0" w:after="120"/>
-      </w:pPr>
-      <w:r>
-        <w:t xml:space="preserve">소스: renderPlan()</w:t>
-      </w:r>
-    </w:p>
-    <w:tbl>
-      <w:tblPr>
-        <w:tblW w:w="0" w:type="auto"/>
-        <w:tblBorders>
-          <w:top w:val="single" w:sz="4" w:space="0" w:color="auto"/>
-          <w:left w:val="single" w:sz="4" w:space="0" w:color="auto"/>
-          <w:bottom w:val="single" w:sz="4" w:space="0" w:color="auto"/>
-          <w:right w:val="single" w:sz="4" w:space="0" w:color="auto"/>
-          <w:insideH w:val="single" w:sz="4" w:space="0" w:color="auto"/>
-          <w:insideV w:val="single" w:sz="4" w:space="0" w:color="auto"/>
-        </w:tblBorders>
-      </w:tblPr>
-      <w:tblGrid>
-        <w:gridCol w:w="2400"/>
-        <w:gridCol w:w="2400"/>
-      </w:tblGrid>
-      <w:tr>
-        <w:tc>
-          <w:tcPr>
-            <w:tcW w:w="2400" w:type="dxa"/>
-          </w:tcPr>
-          <w:p>
-            <w:pPr>
-              <w:spacing w:before="0" w:after="0"/>
-            </w:pPr>
-            <w:r>
-              <w:rPr>
-                <w:b/>
-              </w:rPr>
-              <w:t xml:space="preserve">지표</w:t>
-            </w:r>
-          </w:p>
-        </w:tc>
-        <w:tc>
-          <w:tcPr>
-            <w:tcW w:w="2400" w:type="dxa"/>
-          </w:tcPr>
-          <w:p>
-            <w:pPr>
-              <w:spacing w:before="0" w:after="0"/>
-            </w:pPr>
-            <w:r>
-              <w:rPr>
-                <w:b/>
-              </w:rPr>
-              <w:t xml:space="preserve">수식</w:t>
-            </w:r>
-          </w:p>
-        </w:tc>
-      </w:tr>
-      <w:tr>
-        <w:tc>
-          <w:tcPr>
-            <w:tcW w:w="2400" w:type="dxa"/>
-          </w:tcPr>
-          <w:p>
-            <w:pPr>
-              <w:spacing w:before="0" w:after="0"/>
-            </w:pPr>
-            <w:r>
-              <w:t xml:space="preserve">연간 목표</w:t>
-            </w:r>
-          </w:p>
-        </w:tc>
-        <w:tc>
-          <w:tcPr>
-            <w:tcW w:w="2400" w:type="dxa"/>
-          </w:tcPr>
-          <w:p>
-            <w:pPr>
-              <w:spacing w:before="0" w:after="0"/>
-            </w:pPr>
-            <w:r>
-              <w:t xml:space="preserve">annualTarget = sum(row.plan)</w:t>
-            </w:r>
-          </w:p>
-        </w:tc>
-      </w:tr>
-      <w:tr>
-        <w:tc>
-          <w:tcPr>
-            <w:tcW w:w="2400" w:type="dxa"/>
-          </w:tcPr>
-          <w:p>
-            <w:pPr>
-              <w:spacing w:before="0" w:after="0"/>
-            </w:pPr>
-            <w:r>
-              <w:t xml:space="preserve">누계 실적</w:t>
-            </w:r>
-          </w:p>
-        </w:tc>
-        <w:tc>
-          <w:tcPr>
-            <w:tcW w:w="2400" w:type="dxa"/>
-          </w:tcPr>
-          <w:p>
-            <w:pPr>
-              <w:spacing w:before="0" w:after="0"/>
-            </w:pPr>
-            <w:r>
-              <w:t xml:space="preserve">cumulativeActual = lastRow.cumulativeActual</w:t>
-            </w:r>
-          </w:p>
-        </w:tc>
-      </w:tr>
-      <w:tr>
-        <w:tc>
-          <w:tcPr>
-            <w:tcW w:w="2400" w:type="dxa"/>
-          </w:tcPr>
-          <w:p>
-            <w:pPr>
-              <w:spacing w:before="0" w:after="0"/>
-            </w:pPr>
-            <w:r>
-              <w:t xml:space="preserve">계획 대비 달성률</w:t>
-            </w:r>
-          </w:p>
-        </w:tc>
-        <w:tc>
-          <w:tcPr>
-            <w:tcW w:w="2400" w:type="dxa"/>
-          </w:tcPr>
-          <w:p>
-            <w:pPr>
-              <w:spacing w:before="0" w:after="0"/>
-            </w:pPr>
-            <w:r>
-              <w:t xml:space="preserve">attainmentRate = lastRow.achievementRate</w:t>
-            </w:r>
-          </w:p>
-        </w:tc>
-      </w:tr>
-      <w:tr>
-        <w:tc>
-          <w:tcPr>
-            <w:tcW w:w="2400" w:type="dxa"/>
-          </w:tcPr>
-          <w:p>
-            <w:pPr>
-              <w:spacing w:before="0" w:after="0"/>
-            </w:pPr>
-            <w:r>
-              <w:t xml:space="preserve">거래처 평균 성과율</w:t>
-            </w:r>
-          </w:p>
-        </w:tc>
-        <w:tc>
-          <w:tcPr>
-            <w:tcW w:w="2400" w:type="dxa"/>
-          </w:tcPr>
-          <w:p>
-            <w:pPr>
-              <w:spacing w:before="0" w:after="0"/>
-            </w:pPr>
-            <w:r>
-              <w:t xml:space="preserve">avgSupplierPerformance = avg(supplierAdmin.performanceRate)</w:t>
-            </w:r>
-          </w:p>
-        </w:tc>
-      </w:tr>
-      <w:tr>
-        <w:tc>
-          <w:tcPr>
-            <w:tcW w:w="2400" w:type="dxa"/>
-          </w:tcPr>
-          <w:p>
-            <w:pPr>
-              <w:spacing w:before="0" w:after="0"/>
-            </w:pPr>
-            <w:r>
-              <w:t xml:space="preserve">상단 변동 월</w:t>
-            </w:r>
-          </w:p>
-        </w:tc>
-        <w:tc>
-          <w:tcPr>
-            <w:tcW w:w="2400" w:type="dxa"/>
-          </w:tcPr>
-          <w:p>
-            <w:pPr>
-              <w:spacing w:before="0" w:after="0"/>
-            </w:pPr>
-            <w:r>
-              <w:t xml:space="preserve">bestMonth = argmax(row.actual)</w:t>
-            </w:r>
-          </w:p>
-        </w:tc>
-      </w:tr>
-      <w:tr>
-        <w:tc>
-          <w:tcPr>
-            <w:tcW w:w="2400" w:type="dxa"/>
-          </w:tcPr>
-          <w:p>
-            <w:pPr>
-              <w:spacing w:before="0" w:after="0"/>
-            </w:pPr>
-            <w:r>
-              <w:t xml:space="preserve">주의 구간</w:t>
-            </w:r>
-          </w:p>
-        </w:tc>
-        <w:tc>
-          <w:tcPr>
-            <w:tcW w:w="2400" w:type="dxa"/>
-          </w:tcPr>
-          <w:p>
-            <w:pPr>
-              <w:spacing w:before="0" w:after="0"/>
-            </w:pPr>
-            <w:r>
-              <w:t xml:space="preserve">weakestMonth = argmin(row.achievementRate)</w:t>
-            </w:r>
-          </w:p>
-        </w:tc>
-      </w:tr>
-      <w:tr>
-        <w:tc>
-          <w:tcPr>
-            <w:tcW w:w="2400" w:type="dxa"/>
-          </w:tcPr>
-          <w:p>
-            <w:pPr>
-              <w:spacing w:before="0" w:after="0"/>
-            </w:pPr>
-            <w:r>
-              <w:t xml:space="preserve">계획 미달 월 수</w:t>
-            </w:r>
-          </w:p>
-        </w:tc>
-        <w:tc>
-          <w:tcPr>
-            <w:tcW w:w="2400" w:type="dxa"/>
-          </w:tcPr>
-          <w:p>
-            <w:pPr>
-              <w:spacing w:before="0" w:after="0"/>
-            </w:pPr>
-            <w:r>
-              <w:t xml:space="preserve">underTargetCount = count(row.actual &lt; row.plan)</w:t>
-            </w:r>
-          </w:p>
-        </w:tc>
-      </w:tr>
-      <w:tr>
-        <w:tc>
-          <w:tcPr>
-            <w:tcW w:w="2400" w:type="dxa"/>
-          </w:tcPr>
-          <w:p>
-            <w:pPr>
-              <w:spacing w:before="0" w:after="0"/>
-            </w:pPr>
-            <w:r>
-              <w:t xml:space="preserve">상단 변동 월 차이</w:t>
-            </w:r>
-          </w:p>
-        </w:tc>
-        <w:tc>
-          <w:tcPr>
-            <w:tcW w:w="2400" w:type="dxa"/>
-          </w:tcPr>
-          <w:p>
-            <w:pPr>
-              <w:spacing w:before="0" w:after="0"/>
-            </w:pPr>
-            <w:r>
-              <w:t xml:space="preserve">monthlyGap = bestMonth.actual - bestMonth.plan</w:t>
-            </w:r>
-          </w:p>
-        </w:tc>
-      </w:tr>
-      <w:tr>
-        <w:tc>
-          <w:tcPr>
-            <w:tcW w:w="2400" w:type="dxa"/>
-          </w:tcPr>
-          <w:p>
-            <w:pPr>
-              <w:spacing w:before="0" w:after="0"/>
-            </w:pPr>
-            <w:r>
-              <w:t xml:space="preserve">주의 구간 차이</w:t>
-            </w:r>
-          </w:p>
-        </w:tc>
-        <w:tc>
-          <w:tcPr>
-            <w:tcW w:w="2400" w:type="dxa"/>
-          </w:tcPr>
-          <w:p>
-            <w:pPr>
-              <w:spacing w:before="0" w:after="0"/>
-            </w:pPr>
-            <w:r>
-              <w:t xml:space="preserve">weakestGap = weakestMonth.actual - weakestMonth.plan</w:t>
-            </w:r>
-          </w:p>
-        </w:tc>
-      </w:tr>
-    </w:tbl>
-    <w:p>
-      <w:pPr>
-        <w:spacing w:before="0" w:after="120"/>
-      </w:pPr>
-      <w:r>
-        <w:t xml:space="preserve">주의:</w:t>
-      </w:r>
-    </w:p>
-    <w:p>
-      <w:pPr>
-        <w:spacing w:before="0" w:after="40"/>
-        <w:ind w:left="360"/>
-      </w:pPr>
-      <w:r>
-        <w:t xml:space="preserve">- </w:t>
-      </w:r>
-      <w:r>
-        <w:t xml:space="preserve">이 탭의 거래처 평균 성과율은 공급사 raw summary가 아니라 거래처 관리 탭 데이터(state.supplierAdminItems)의 평균입니다.</w:t>
-      </w:r>
-    </w:p>
-    <w:p>
-      <w:pPr>
-        <w:spacing w:before="180" w:after="120"/>
-      </w:pPr>
-      <w:r>
-        <w:rPr>
-          <w:b/>
-          <w:sz w:val="24"/>
-          <w:szCs w:val="24"/>
-        </w:rPr>
-        <w:t xml:space="preserve">5.2 구매실적 카드</w:t>
-      </w:r>
-    </w:p>
-    <w:p>
-      <w:pPr>
-        <w:spacing w:before="0" w:after="120"/>
-      </w:pPr>
-      <w:r>
-        <w:t xml:space="preserve">소스: renderPurchases()</w:t>
-      </w:r>
-    </w:p>
-    <w:tbl>
-      <w:tblPr>
-        <w:tblW w:w="0" w:type="auto"/>
-        <w:tblBorders>
-          <w:top w:val="single" w:sz="4" w:space="0" w:color="auto"/>
-          <w:left w:val="single" w:sz="4" w:space="0" w:color="auto"/>
-          <w:bottom w:val="single" w:sz="4" w:space="0" w:color="auto"/>
-          <w:right w:val="single" w:sz="4" w:space="0" w:color="auto"/>
-          <w:insideH w:val="single" w:sz="4" w:space="0" w:color="auto"/>
-          <w:insideV w:val="single" w:sz="4" w:space="0" w:color="auto"/>
-        </w:tblBorders>
-      </w:tblPr>
-      <w:tblGrid>
-        <w:gridCol w:w="2400"/>
-        <w:gridCol w:w="2400"/>
-      </w:tblGrid>
-      <w:tr>
-        <w:tc>
-          <w:tcPr>
-            <w:tcW w:w="2400" w:type="dxa"/>
-          </w:tcPr>
-          <w:p>
-            <w:pPr>
-              <w:spacing w:before="0" w:after="0"/>
-            </w:pPr>
-            <w:r>
-              <w:rPr>
-                <w:b/>
-              </w:rPr>
-              <w:t xml:space="preserve">지표</w:t>
-            </w:r>
-          </w:p>
-        </w:tc>
-        <w:tc>
-          <w:tcPr>
-            <w:tcW w:w="2400" w:type="dxa"/>
-          </w:tcPr>
-          <w:p>
-            <w:pPr>
-              <w:spacing w:before="0" w:after="0"/>
-            </w:pPr>
-            <w:r>
-              <w:rPr>
-                <w:b/>
-              </w:rPr>
-              <w:t xml:space="preserve">수식</w:t>
-            </w:r>
-          </w:p>
-        </w:tc>
-      </w:tr>
-      <w:tr>
-        <w:tc>
-          <w:tcPr>
-            <w:tcW w:w="2400" w:type="dxa"/>
-          </w:tcPr>
-          <w:p>
-            <w:pPr>
-              <w:spacing w:before="0" w:after="0"/>
-            </w:pPr>
-            <w:r>
-              <w:t xml:space="preserve">누계 구매량</w:t>
-            </w:r>
-          </w:p>
-        </w:tc>
-        <w:tc>
-          <w:tcPr>
-            <w:tcW w:w="2400" w:type="dxa"/>
-          </w:tcPr>
-          <w:p>
-            <w:pPr>
-              <w:spacing w:before="0" w:after="0"/>
-            </w:pPr>
-            <w:r>
-              <w:t xml:space="preserve">totalQty</w:t>
-            </w:r>
-          </w:p>
-        </w:tc>
-      </w:tr>
-      <w:tr>
-        <w:tc>
-          <w:tcPr>
-            <w:tcW w:w="2400" w:type="dxa"/>
-          </w:tcPr>
-          <w:p>
-            <w:pPr>
-              <w:spacing w:before="0" w:after="0"/>
-            </w:pPr>
-            <w:r>
-              <w:t xml:space="preserve">누계 입고금액</w:t>
-            </w:r>
-          </w:p>
-        </w:tc>
-        <w:tc>
-          <w:tcPr>
-            <w:tcW w:w="2400" w:type="dxa"/>
-          </w:tcPr>
-          <w:p>
-            <w:pPr>
-              <w:spacing w:before="0" w:after="0"/>
-            </w:pPr>
-            <w:r>
-              <w:t xml:space="preserve">totalAmount</w:t>
-            </w:r>
-          </w:p>
-        </w:tc>
-      </w:tr>
-      <w:tr>
-        <w:tc>
-          <w:tcPr>
-            <w:tcW w:w="2400" w:type="dxa"/>
-          </w:tcPr>
-          <w:p>
-            <w:pPr>
-              <w:spacing w:before="0" w:after="0"/>
-            </w:pPr>
-            <w:r>
-              <w:t xml:space="preserve">평균 매입 단가</w:t>
-            </w:r>
-          </w:p>
-        </w:tc>
-        <w:tc>
-          <w:tcPr>
-            <w:tcW w:w="2400" w:type="dxa"/>
-          </w:tcPr>
-          <w:p>
-            <w:pPr>
-              <w:spacing w:before="0" w:after="0"/>
-            </w:pPr>
-            <w:r>
-              <w:t xml:space="preserve">avgUnitPrice = totalAmount / totalQty</w:t>
-            </w:r>
-          </w:p>
-        </w:tc>
-      </w:tr>
-      <w:tr>
-        <w:tc>
-          <w:tcPr>
-            <w:tcW w:w="2400" w:type="dxa"/>
-          </w:tcPr>
-          <w:p>
-            <w:pPr>
-              <w:spacing w:before="0" w:after="0"/>
-            </w:pPr>
-            <w:r>
-              <w:t xml:space="preserve">월 평균 거래처 수</w:t>
-            </w:r>
-          </w:p>
-        </w:tc>
-        <w:tc>
-          <w:tcPr>
-            <w:tcW w:w="2400" w:type="dxa"/>
-          </w:tcPr>
-          <w:p>
-            <w:pPr>
-              <w:spacing w:before="0" w:after="0"/>
-            </w:pPr>
-            <w:r>
-              <w:t xml:space="preserve">averageSupplierCount = avg(monthly.supplierCount)</w:t>
-            </w:r>
-          </w:p>
-        </w:tc>
-      </w:tr>
-      <w:tr>
-        <w:tc>
-          <w:tcPr>
-            <w:tcW w:w="2400" w:type="dxa"/>
-          </w:tcPr>
-          <w:p>
-            <w:pPr>
-              <w:spacing w:before="0" w:after="0"/>
-            </w:pPr>
-            <w:r>
-              <w:t xml:space="preserve">최대 구매량 월</w:t>
-            </w:r>
-          </w:p>
-        </w:tc>
-        <w:tc>
-          <w:tcPr>
-            <w:tcW w:w="2400" w:type="dxa"/>
-          </w:tcPr>
-          <w:p>
-            <w:pPr>
-              <w:spacing w:before="0" w:after="0"/>
-            </w:pPr>
-            <w:r>
-              <w:t xml:space="preserve">argmax(monthly.qty)</w:t>
-            </w:r>
-          </w:p>
-        </w:tc>
-      </w:tr>
-      <w:tr>
-        <w:tc>
-          <w:tcPr>
-            <w:tcW w:w="2400" w:type="dxa"/>
-          </w:tcPr>
-          <w:p>
-            <w:pPr>
-              <w:spacing w:before="0" w:after="0"/>
-            </w:pPr>
-            <w:r>
-              <w:t xml:space="preserve">최소 구매량 월</w:t>
-            </w:r>
-          </w:p>
-        </w:tc>
-        <w:tc>
-          <w:tcPr>
-            <w:tcW w:w="2400" w:type="dxa"/>
-          </w:tcPr>
-          <w:p>
-            <w:pPr>
-              <w:spacing w:before="0" w:after="0"/>
-            </w:pPr>
-            <w:r>
-              <w:t xml:space="preserve">argmin(monthly.qty)</w:t>
-            </w:r>
-          </w:p>
-        </w:tc>
-      </w:tr>
-      <w:tr>
-        <w:tc>
-          <w:tcPr>
-            <w:tcW w:w="2400" w:type="dxa"/>
-          </w:tcPr>
-          <w:p>
-            <w:pPr>
-              <w:spacing w:before="0" w:after="0"/>
-            </w:pPr>
-            <w:r>
-              <w:t xml:space="preserve">최고 평균 단가 월</w:t>
-            </w:r>
-          </w:p>
-        </w:tc>
-        <w:tc>
-          <w:tcPr>
-            <w:tcW w:w="2400" w:type="dxa"/>
-          </w:tcPr>
-          <w:p>
-            <w:pPr>
-              <w:spacing w:before="0" w:after="0"/>
-            </w:pPr>
-            <w:r>
-              <w:t xml:space="preserve">argmax(monthly.avgUnitPrice)</w:t>
-            </w:r>
-          </w:p>
-        </w:tc>
-      </w:tr>
-      <w:tr>
-        <w:tc>
-          <w:tcPr>
-            <w:tcW w:w="2400" w:type="dxa"/>
-          </w:tcPr>
-          <w:p>
-            <w:pPr>
-              <w:spacing w:before="0" w:after="0"/>
-            </w:pPr>
-            <w:r>
-              <w:t xml:space="preserve">최저 평균 단가 월</w:t>
-            </w:r>
-          </w:p>
-        </w:tc>
-        <w:tc>
-          <w:tcPr>
-            <w:tcW w:w="2400" w:type="dxa"/>
-          </w:tcPr>
-          <w:p>
-            <w:pPr>
-              <w:spacing w:before="0" w:after="0"/>
-            </w:pPr>
-            <w:r>
-              <w:t xml:space="preserve">argmin(monthly.avgUnitPrice)</w:t>
-            </w:r>
-          </w:p>
-        </w:tc>
-      </w:tr>
-    </w:tbl>
-    <w:p>
-      <w:pPr>
-        <w:spacing w:before="0" w:after="120"/>
-      </w:pPr>
-      <w:r>
-        <w:t xml:space="preserve">참고:</w:t>
-      </w:r>
-    </w:p>
-    <w:p>
-      <w:pPr>
-        <w:spacing w:before="0" w:after="40"/>
-        <w:ind w:left="360"/>
-      </w:pPr>
-      <w:r>
-        <w:t xml:space="preserve">- </w:t>
-      </w:r>
-      <w:r>
-        <w:t xml:space="preserve">화면 부제 텍스트에는 누계 구매량 / 누계 입고금액이라고 적혀 있지만, 실제 계산식은 코드상 누계 입고금액 / 누계 구매량입니다.</w:t>
-      </w:r>
-    </w:p>
-    <w:p>
-      <w:pPr>
-        <w:spacing w:before="180" w:after="120"/>
-      </w:pPr>
-      <w:r>
-        <w:rPr>
-          <w:b/>
-          <w:sz w:val="24"/>
-          <w:szCs w:val="24"/>
-        </w:rPr>
-        <w:t xml:space="preserve">5.3 공장배분 카드</w:t>
-      </w:r>
-    </w:p>
-    <w:p>
-      <w:pPr>
-        <w:spacing w:before="0" w:after="120"/>
-      </w:pPr>
-      <w:r>
-        <w:t xml:space="preserve">소스: renderAllocation()</w:t>
+        <w:t xml:space="preserve">신뢰등급 배지</w:t>
       </w:r>
     </w:p>
     <w:tbl>
@@ -5550,7 +5661,7 @@
               <w:rPr>
                 <w:b/>
               </w:rPr>
-              <w:t xml:space="preserve">지표</w:t>
+              <w:t xml:space="preserve">등급</w:t>
             </w:r>
           </w:p>
         </w:tc>
@@ -5566,7 +5677,7 @@
               <w:rPr>
                 <w:b/>
               </w:rPr>
-              <w:t xml:space="preserve">수식</w:t>
+              <w:t xml:space="preserve">CSS 클래스</w:t>
             </w:r>
           </w:p>
         </w:tc>
@@ -5582,135 +5693,197 @@
               <w:rPr>
                 <w:b/>
               </w:rPr>
-              <w:t xml:space="preserve"/>
-            </w:r>
-          </w:p>
-        </w:tc>
-      </w:tr>
-      <w:tr>
-        <w:tc>
-          <w:tcPr>
-            <w:tcW w:w="2400" w:type="dxa"/>
-          </w:tcPr>
-          <w:p>
-            <w:pPr>
-              <w:spacing w:before="0" w:after="0"/>
-            </w:pPr>
-            <w:r>
-              <w:t xml:space="preserve">국고하+선반설 비율</w:t>
-            </w:r>
-          </w:p>
-        </w:tc>
-        <w:tc>
-          <w:tcPr>
-            <w:tcW w:w="2400" w:type="dxa"/>
-          </w:tcPr>
-          <w:p>
-            <w:pPr>
-              <w:spacing w:before="0" w:after="0"/>
-            </w:pPr>
-            <w:r>
-              <w:t xml:space="preserve">`sum(item.share where item.name matches /국고\\s*하</w:t>
-            </w:r>
-          </w:p>
-        </w:tc>
-        <w:tc>
-          <w:tcPr>
-            <w:tcW w:w="2400" w:type="dxa"/>
-          </w:tcPr>
-          <w:p>
-            <w:pPr>
-              <w:spacing w:before="0" w:after="0"/>
-            </w:pPr>
-            <w:r>
-              <w:t xml:space="preserve">선반설/)`</w:t>
-            </w:r>
-          </w:p>
-        </w:tc>
-      </w:tr>
-      <w:tr>
-        <w:tc>
-          <w:tcPr>
-            <w:tcW w:w="2400" w:type="dxa"/>
-          </w:tcPr>
-          <w:p>
-            <w:pPr>
-              <w:spacing w:before="0" w:after="0"/>
-            </w:pPr>
-            <w:r>
-              <w:t xml:space="preserve">전년 대비 증감</w:t>
-            </w:r>
-          </w:p>
-        </w:tc>
-        <w:tc>
-          <w:tcPr>
-            <w:tcW w:w="2400" w:type="dxa"/>
-          </w:tcPr>
-          <w:p>
-            <w:pPr>
-              <w:spacing w:before="0" w:after="0"/>
-            </w:pPr>
-            <w:r>
-              <w:t xml:space="preserve">lowRatioDelta = currentLowRatio - prevYearLowRatio</w:t>
-            </w:r>
-          </w:p>
-        </w:tc>
-        <w:tc>
-          <w:tcPr>
-            <w:tcW w:w="2400" w:type="dxa"/>
-          </w:tcPr>
-          <w:p>
-            <w:pPr>
-              <w:spacing w:before="0" w:after="0"/>
-            </w:pPr>
-            <w:r>
-              <w:t xml:space="preserve"/>
-            </w:r>
-          </w:p>
-        </w:tc>
-      </w:tr>
-      <w:tr>
-        <w:tc>
-          <w:tcPr>
-            <w:tcW w:w="2400" w:type="dxa"/>
-          </w:tcPr>
-          <w:p>
-            <w:pPr>
-              <w:spacing w:before="0" w:after="0"/>
-            </w:pPr>
-            <w:r>
-              <w:t xml:space="preserve">진행바 폭</w:t>
-            </w:r>
-          </w:p>
-        </w:tc>
-        <w:tc>
-          <w:tcPr>
-            <w:tcW w:w="2400" w:type="dxa"/>
-          </w:tcPr>
-          <w:p>
-            <w:pPr>
-              <w:spacing w:before="0" w:after="0"/>
-            </w:pPr>
-            <w:r>
-              <w:t xml:space="preserve">progressWidth = min(achievementRate, 100)%</w:t>
-            </w:r>
-          </w:p>
-        </w:tc>
-        <w:tc>
-          <w:tcPr>
-            <w:tcW w:w="2400" w:type="dxa"/>
-          </w:tcPr>
-          <w:p>
-            <w:pPr>
-              <w:spacing w:before="0" w:after="0"/>
-            </w:pPr>
-            <w:r>
-              <w:t xml:space="preserve"/>
+              <w:t xml:space="preserve">색상</w:t>
+            </w:r>
+          </w:p>
+        </w:tc>
+      </w:tr>
+      <w:tr>
+        <w:tc>
+          <w:tcPr>
+            <w:tcW w:w="2400" w:type="dxa"/>
+          </w:tcPr>
+          <w:p>
+            <w:pPr>
+              <w:spacing w:before="0" w:after="0"/>
+            </w:pPr>
+            <w:r>
+              <w:t xml:space="preserve">A</w:t>
+            </w:r>
+          </w:p>
+        </w:tc>
+        <w:tc>
+          <w:tcPr>
+            <w:tcW w:w="2400" w:type="dxa"/>
+          </w:tcPr>
+          <w:p>
+            <w:pPr>
+              <w:spacing w:before="0" w:after="0"/>
+            </w:pPr>
+            <w:r>
+              <w:t xml:space="preserve">.grade-a</w:t>
+            </w:r>
+          </w:p>
+        </w:tc>
+        <w:tc>
+          <w:tcPr>
+            <w:tcW w:w="2400" w:type="dxa"/>
+          </w:tcPr>
+          <w:p>
+            <w:pPr>
+              <w:spacing w:before="0" w:after="0"/>
+            </w:pPr>
+            <w:r>
+              <w:t xml:space="preserve">녹색</w:t>
+            </w:r>
+          </w:p>
+        </w:tc>
+      </w:tr>
+      <w:tr>
+        <w:tc>
+          <w:tcPr>
+            <w:tcW w:w="2400" w:type="dxa"/>
+          </w:tcPr>
+          <w:p>
+            <w:pPr>
+              <w:spacing w:before="0" w:after="0"/>
+            </w:pPr>
+            <w:r>
+              <w:t xml:space="preserve">A-</w:t>
+            </w:r>
+          </w:p>
+        </w:tc>
+        <w:tc>
+          <w:tcPr>
+            <w:tcW w:w="2400" w:type="dxa"/>
+          </w:tcPr>
+          <w:p>
+            <w:pPr>
+              <w:spacing w:before="0" w:after="0"/>
+            </w:pPr>
+            <w:r>
+              <w:t xml:space="preserve">.grade-a</w:t>
+            </w:r>
+          </w:p>
+        </w:tc>
+        <w:tc>
+          <w:tcPr>
+            <w:tcW w:w="2400" w:type="dxa"/>
+          </w:tcPr>
+          <w:p>
+            <w:pPr>
+              <w:spacing w:before="0" w:after="0"/>
+            </w:pPr>
+            <w:r>
+              <w:t xml:space="preserve">파랑</w:t>
+            </w:r>
+          </w:p>
+        </w:tc>
+      </w:tr>
+      <w:tr>
+        <w:tc>
+          <w:tcPr>
+            <w:tcW w:w="2400" w:type="dxa"/>
+          </w:tcPr>
+          <w:p>
+            <w:pPr>
+              <w:spacing w:before="0" w:after="0"/>
+            </w:pPr>
+            <w:r>
+              <w:t xml:space="preserve">B+</w:t>
+            </w:r>
+          </w:p>
+        </w:tc>
+        <w:tc>
+          <w:tcPr>
+            <w:tcW w:w="2400" w:type="dxa"/>
+          </w:tcPr>
+          <w:p>
+            <w:pPr>
+              <w:spacing w:before="0" w:after="0"/>
+            </w:pPr>
+            <w:r>
+              <w:t xml:space="preserve">.grade-bplus</w:t>
+            </w:r>
+          </w:p>
+        </w:tc>
+        <w:tc>
+          <w:tcPr>
+            <w:tcW w:w="2400" w:type="dxa"/>
+          </w:tcPr>
+          <w:p>
+            <w:pPr>
+              <w:spacing w:before="0" w:after="0"/>
+            </w:pPr>
+            <w:r>
+              <w:t xml:space="preserve">주황</w:t>
+            </w:r>
+          </w:p>
+        </w:tc>
+      </w:tr>
+      <w:tr>
+        <w:tc>
+          <w:tcPr>
+            <w:tcW w:w="2400" w:type="dxa"/>
+          </w:tcPr>
+          <w:p>
+            <w:pPr>
+              <w:spacing w:before="0" w:after="0"/>
+            </w:pPr>
+            <w:r>
+              <w:t xml:space="preserve">기타</w:t>
+            </w:r>
+          </w:p>
+        </w:tc>
+        <w:tc>
+          <w:tcPr>
+            <w:tcW w:w="2400" w:type="dxa"/>
+          </w:tcPr>
+          <w:p>
+            <w:pPr>
+              <w:spacing w:before="0" w:after="0"/>
+            </w:pPr>
+            <w:r>
+              <w:t xml:space="preserve">.grade-b</w:t>
+            </w:r>
+          </w:p>
+        </w:tc>
+        <w:tc>
+          <w:tcPr>
+            <w:tcW w:w="2400" w:type="dxa"/>
+          </w:tcPr>
+          <w:p>
+            <w:pPr>
+              <w:spacing w:before="0" w:after="0"/>
+            </w:pPr>
+            <w:r>
+              <w:t xml:space="preserve">회색</w:t>
             </w:r>
           </w:p>
         </w:tc>
       </w:tr>
     </w:tbl>
+    <w:p>
+      <w:pPr>
+        <w:spacing w:before="0" w:after="120"/>
+      </w:pPr>
+      <w:r>
+        <w:t xml:space="preserve">---</w:t>
+      </w:r>
+    </w:p>
+    <w:p>
+      <w:pPr>
+        <w:spacing w:before="180" w:after="120"/>
+      </w:pPr>
+      <w:r>
+        <w:rPr>
+          <w:b/>
+          <w:sz w:val="28"/>
+          <w:szCs w:val="28"/>
+        </w:rPr>
+        <w:t xml:space="preserve">5. 화면별 KPI / 하이라이트 수식</w:t>
+      </w:r>
+    </w:p>
     <w:p>
       <w:pPr>
         <w:spacing w:before="180" w:after="120"/>
@@ -5721,7 +5894,7 @@
           <w:sz w:val="24"/>
           <w:szCs w:val="24"/>
         </w:rPr>
-        <w:t xml:space="preserve">5.4 등급별현황/수입관리 탭</w:t>
+        <w:t xml:space="preserve">5.1 부재료실적 모니터링 탭</w:t>
       </w:r>
     </w:p>
     <w:p>
@@ -5729,7 +5902,247 @@
         <w:spacing w:before="0" w:after="120"/>
       </w:pPr>
       <w:r>
-        <w:t xml:space="preserve">소스: renderGradeImport()</w:t>
+        <w:t xml:space="preserve">소스: renderPlan()</w:t>
+      </w:r>
+    </w:p>
+    <w:tbl>
+      <w:tblPr>
+        <w:tblW w:w="0" w:type="auto"/>
+        <w:tblBorders>
+          <w:top w:val="single" w:sz="4" w:space="0" w:color="auto"/>
+          <w:left w:val="single" w:sz="4" w:space="0" w:color="auto"/>
+          <w:bottom w:val="single" w:sz="4" w:space="0" w:color="auto"/>
+          <w:right w:val="single" w:sz="4" w:space="0" w:color="auto"/>
+          <w:insideH w:val="single" w:sz="4" w:space="0" w:color="auto"/>
+          <w:insideV w:val="single" w:sz="4" w:space="0" w:color="auto"/>
+        </w:tblBorders>
+      </w:tblPr>
+      <w:tblGrid>
+        <w:gridCol w:w="2400"/>
+        <w:gridCol w:w="2400"/>
+        <w:gridCol w:w="2400"/>
+      </w:tblGrid>
+      <w:tr>
+        <w:tc>
+          <w:tcPr>
+            <w:tcW w:w="2400" w:type="dxa"/>
+          </w:tcPr>
+          <w:p>
+            <w:pPr>
+              <w:spacing w:before="0" w:after="0"/>
+            </w:pPr>
+            <w:r>
+              <w:rPr>
+                <w:b/>
+              </w:rPr>
+              <w:t xml:space="preserve">지표</w:t>
+            </w:r>
+          </w:p>
+        </w:tc>
+        <w:tc>
+          <w:tcPr>
+            <w:tcW w:w="2400" w:type="dxa"/>
+          </w:tcPr>
+          <w:p>
+            <w:pPr>
+              <w:spacing w:before="0" w:after="0"/>
+            </w:pPr>
+            <w:r>
+              <w:rPr>
+                <w:b/>
+              </w:rPr>
+              <w:t xml:space="preserve">수식</w:t>
+            </w:r>
+          </w:p>
+        </w:tc>
+        <w:tc>
+          <w:tcPr>
+            <w:tcW w:w="2400" w:type="dxa"/>
+          </w:tcPr>
+          <w:p>
+            <w:pPr>
+              <w:spacing w:before="0" w:after="0"/>
+            </w:pPr>
+            <w:r>
+              <w:rPr>
+                <w:b/>
+              </w:rPr>
+              <w:t xml:space="preserve">색상</w:t>
+            </w:r>
+          </w:p>
+        </w:tc>
+      </w:tr>
+      <w:tr>
+        <w:tc>
+          <w:tcPr>
+            <w:tcW w:w="2400" w:type="dxa"/>
+          </w:tcPr>
+          <w:p>
+            <w:pPr>
+              <w:spacing w:before="0" w:after="0"/>
+            </w:pPr>
+            <w:r>
+              <w:t xml:space="preserve">연간 목표</w:t>
+            </w:r>
+          </w:p>
+        </w:tc>
+        <w:tc>
+          <w:tcPr>
+            <w:tcW w:w="2400" w:type="dxa"/>
+          </w:tcPr>
+          <w:p>
+            <w:pPr>
+              <w:spacing w:before="0" w:after="0"/>
+            </w:pPr>
+            <w:r>
+              <w:t xml:space="preserve">annualTarget = sum(row.plan)</w:t>
+            </w:r>
+          </w:p>
+        </w:tc>
+        <w:tc>
+          <w:tcPr>
+            <w:tcW w:w="2400" w:type="dxa"/>
+          </w:tcPr>
+          <w:p>
+            <w:pPr>
+              <w:spacing w:before="0" w:after="0"/>
+            </w:pPr>
+            <w:r>
+              <w:t xml:space="preserve">네이비</w:t>
+            </w:r>
+          </w:p>
+        </w:tc>
+      </w:tr>
+      <w:tr>
+        <w:tc>
+          <w:tcPr>
+            <w:tcW w:w="2400" w:type="dxa"/>
+          </w:tcPr>
+          <w:p>
+            <w:pPr>
+              <w:spacing w:before="0" w:after="0"/>
+            </w:pPr>
+            <w:r>
+              <w:t xml:space="preserve">누계 실적</w:t>
+            </w:r>
+          </w:p>
+        </w:tc>
+        <w:tc>
+          <w:tcPr>
+            <w:tcW w:w="2400" w:type="dxa"/>
+          </w:tcPr>
+          <w:p>
+            <w:pPr>
+              <w:spacing w:before="0" w:after="0"/>
+            </w:pPr>
+            <w:r>
+              <w:t xml:space="preserve">cumulativeActual = lastRow.cumulativeActual</w:t>
+            </w:r>
+          </w:p>
+        </w:tc>
+        <w:tc>
+          <w:tcPr>
+            <w:tcW w:w="2400" w:type="dxa"/>
+          </w:tcPr>
+          <w:p>
+            <w:pPr>
+              <w:spacing w:before="0" w:after="0"/>
+            </w:pPr>
+            <w:r>
+              <w:t xml:space="preserve">주황</w:t>
+            </w:r>
+          </w:p>
+        </w:tc>
+      </w:tr>
+      <w:tr>
+        <w:tc>
+          <w:tcPr>
+            <w:tcW w:w="2400" w:type="dxa"/>
+          </w:tcPr>
+          <w:p>
+            <w:pPr>
+              <w:spacing w:before="0" w:after="0"/>
+            </w:pPr>
+            <w:r>
+              <w:t xml:space="preserve">계획 대비 달성률</w:t>
+            </w:r>
+          </w:p>
+        </w:tc>
+        <w:tc>
+          <w:tcPr>
+            <w:tcW w:w="2400" w:type="dxa"/>
+          </w:tcPr>
+          <w:p>
+            <w:pPr>
+              <w:spacing w:before="0" w:after="0"/>
+            </w:pPr>
+            <w:r>
+              <w:t xml:space="preserve">attainmentRate = lastRow.achievementRate</w:t>
+            </w:r>
+          </w:p>
+        </w:tc>
+        <w:tc>
+          <w:tcPr>
+            <w:tcW w:w="2400" w:type="dxa"/>
+          </w:tcPr>
+          <w:p>
+            <w:pPr>
+              <w:spacing w:before="0" w:after="0"/>
+            </w:pPr>
+            <w:r>
+              <w:t xml:space="preserve">녹색</w:t>
+            </w:r>
+          </w:p>
+        </w:tc>
+      </w:tr>
+      <w:tr>
+        <w:tc>
+          <w:tcPr>
+            <w:tcW w:w="2400" w:type="dxa"/>
+          </w:tcPr>
+          <w:p>
+            <w:pPr>
+              <w:spacing w:before="0" w:after="0"/>
+            </w:pPr>
+            <w:r>
+              <w:t xml:space="preserve">거래처 평균 성과율</w:t>
+            </w:r>
+          </w:p>
+        </w:tc>
+        <w:tc>
+          <w:tcPr>
+            <w:tcW w:w="2400" w:type="dxa"/>
+          </w:tcPr>
+          <w:p>
+            <w:pPr>
+              <w:spacing w:before="0" w:after="0"/>
+            </w:pPr>
+            <w:r>
+              <w:t xml:space="preserve">avgSupplierPerformance = avg(supplierAdmin.performanceRate)</w:t>
+            </w:r>
+          </w:p>
+        </w:tc>
+        <w:tc>
+          <w:tcPr>
+            <w:tcW w:w="2400" w:type="dxa"/>
+          </w:tcPr>
+          <w:p>
+            <w:pPr>
+              <w:spacing w:before="0" w:after="0"/>
+            </w:pPr>
+            <w:r>
+              <w:t xml:space="preserve">노랑</w:t>
+            </w:r>
+          </w:p>
+        </w:tc>
+      </w:tr>
+    </w:tbl>
+    <w:p>
+      <w:pPr>
+        <w:spacing w:before="0" w:after="120"/>
+      </w:pPr>
+      <w:r>
+        <w:t xml:space="preserve">핵심 체크 포인트:</w:t>
       </w:r>
     </w:p>
     <w:tbl>
@@ -5792,165 +6205,202 @@
               <w:spacing w:before="0" w:after="0"/>
             </w:pPr>
             <w:r>
-              <w:t xml:space="preserve">월별 구매량 총합</w:t>
-            </w:r>
-          </w:p>
-        </w:tc>
-        <w:tc>
-          <w:tcPr>
-            <w:tcW w:w="2400" w:type="dxa"/>
-          </w:tcPr>
-          <w:p>
-            <w:pPr>
-              <w:spacing w:before="0" w:after="0"/>
-            </w:pPr>
-            <w:r>
-              <w:t xml:space="preserve">totalPurchaseQty = sum(gradeData.mix.qty)</w:t>
-            </w:r>
-          </w:p>
-        </w:tc>
-      </w:tr>
-      <w:tr>
-        <w:tc>
-          <w:tcPr>
-            <w:tcW w:w="2400" w:type="dxa"/>
-          </w:tcPr>
-          <w:p>
-            <w:pPr>
-              <w:spacing w:before="0" w:after="0"/>
-            </w:pPr>
-            <w:r>
-              <w:t xml:space="preserve">누계 입고금액</w:t>
-            </w:r>
-          </w:p>
-        </w:tc>
-        <w:tc>
-          <w:tcPr>
-            <w:tcW w:w="2400" w:type="dxa"/>
-          </w:tcPr>
-          <w:p>
-            <w:pPr>
-              <w:spacing w:before="0" w:after="0"/>
-            </w:pPr>
-            <w:r>
-              <w:t xml:space="preserve">purchasesData.totalAmount</w:t>
-            </w:r>
-          </w:p>
-        </w:tc>
-      </w:tr>
-      <w:tr>
-        <w:tc>
-          <w:tcPr>
-            <w:tcW w:w="2400" w:type="dxa"/>
-          </w:tcPr>
-          <w:p>
-            <w:pPr>
-              <w:spacing w:before="0" w:after="0"/>
-            </w:pPr>
-            <w:r>
-              <w:t xml:space="preserve">구매량/입고금액 비율</w:t>
-            </w:r>
-          </w:p>
-        </w:tc>
-        <w:tc>
-          <w:tcPr>
-            <w:tcW w:w="2400" w:type="dxa"/>
-          </w:tcPr>
-          <w:p>
-            <w:pPr>
-              <w:spacing w:before="0" w:after="0"/>
-            </w:pPr>
-            <w:r>
-              <w:t xml:space="preserve">totalPurchaseQty / (totalAmount / 1000000)</w:t>
-            </w:r>
-          </w:p>
-        </w:tc>
-      </w:tr>
-      <w:tr>
-        <w:tc>
-          <w:tcPr>
-            <w:tcW w:w="2400" w:type="dxa"/>
-          </w:tcPr>
-          <w:p>
-            <w:pPr>
-              <w:spacing w:before="0" w:after="0"/>
-            </w:pPr>
-            <w:r>
-              <w:t xml:space="preserve">국고하+선반설 비율</w:t>
-            </w:r>
-          </w:p>
-        </w:tc>
-        <w:tc>
-          <w:tcPr>
-            <w:tcW w:w="2400" w:type="dxa"/>
-          </w:tcPr>
-          <w:p>
-            <w:pPr>
-              <w:spacing w:before="0" w:after="0"/>
-            </w:pPr>
-            <w:r>
-              <w:t xml:space="preserve">gradeData.lowTurningRatio</w:t>
-            </w:r>
-          </w:p>
-        </w:tc>
-      </w:tr>
-      <w:tr>
-        <w:tc>
-          <w:tcPr>
-            <w:tcW w:w="2400" w:type="dxa"/>
-          </w:tcPr>
-          <w:p>
-            <w:pPr>
-              <w:spacing w:before="0" w:after="0"/>
-            </w:pPr>
-            <w:r>
-              <w:t xml:space="preserve">전년 대비 증감</w:t>
-            </w:r>
-          </w:p>
-        </w:tc>
-        <w:tc>
-          <w:tcPr>
-            <w:tcW w:w="2400" w:type="dxa"/>
-          </w:tcPr>
-          <w:p>
-            <w:pPr>
-              <w:spacing w:before="0" w:after="0"/>
-            </w:pPr>
-            <w:r>
-              <w:t xml:space="preserve">gradeData.lowTurningRatio - gradeData.compareLowTurningRatio</w:t>
-            </w:r>
-          </w:p>
-        </w:tc>
-      </w:tr>
-      <w:tr>
-        <w:tc>
-          <w:tcPr>
-            <w:tcW w:w="2400" w:type="dxa"/>
-          </w:tcPr>
-          <w:p>
-            <w:pPr>
-              <w:spacing w:before="0" w:after="0"/>
-            </w:pPr>
-            <w:r>
-              <w:t xml:space="preserve">차트 금액(억원)</w:t>
-            </w:r>
-          </w:p>
-        </w:tc>
-        <w:tc>
-          <w:tcPr>
-            <w:tcW w:w="2400" w:type="dxa"/>
-          </w:tcPr>
-          <w:p>
-            <w:pPr>
-              <w:spacing w:before="0" w:after="0"/>
-            </w:pPr>
-            <w:r>
-              <w:t xml:space="preserve">amountinuk = round(amount / 100000000, 1)</w:t>
+              <w:t xml:space="preserve">상단 변동 월</w:t>
+            </w:r>
+          </w:p>
+        </w:tc>
+        <w:tc>
+          <w:tcPr>
+            <w:tcW w:w="2400" w:type="dxa"/>
+          </w:tcPr>
+          <w:p>
+            <w:pPr>
+              <w:spacing w:before="0" w:after="0"/>
+            </w:pPr>
+            <w:r>
+              <w:t xml:space="preserve">bestMonth = argmax(row.actual)</w:t>
+            </w:r>
+          </w:p>
+        </w:tc>
+      </w:tr>
+      <w:tr>
+        <w:tc>
+          <w:tcPr>
+            <w:tcW w:w="2400" w:type="dxa"/>
+          </w:tcPr>
+          <w:p>
+            <w:pPr>
+              <w:spacing w:before="0" w:after="0"/>
+            </w:pPr>
+            <w:r>
+              <w:t xml:space="preserve">상단 변동 월 차이</w:t>
+            </w:r>
+          </w:p>
+        </w:tc>
+        <w:tc>
+          <w:tcPr>
+            <w:tcW w:w="2400" w:type="dxa"/>
+          </w:tcPr>
+          <w:p>
+            <w:pPr>
+              <w:spacing w:before="0" w:after="0"/>
+            </w:pPr>
+            <w:r>
+              <w:t xml:space="preserve">monthlyGap = bestMonth.actual - bestMonth.plan</w:t>
+            </w:r>
+          </w:p>
+        </w:tc>
+      </w:tr>
+      <w:tr>
+        <w:tc>
+          <w:tcPr>
+            <w:tcW w:w="2400" w:type="dxa"/>
+          </w:tcPr>
+          <w:p>
+            <w:pPr>
+              <w:spacing w:before="0" w:after="0"/>
+            </w:pPr>
+            <w:r>
+              <w:t xml:space="preserve">주의 구간</w:t>
+            </w:r>
+          </w:p>
+        </w:tc>
+        <w:tc>
+          <w:tcPr>
+            <w:tcW w:w="2400" w:type="dxa"/>
+          </w:tcPr>
+          <w:p>
+            <w:pPr>
+              <w:spacing w:before="0" w:after="0"/>
+            </w:pPr>
+            <w:r>
+              <w:t xml:space="preserve">weakestMonth = argmin(row.achievementRate)</w:t>
+            </w:r>
+          </w:p>
+        </w:tc>
+      </w:tr>
+      <w:tr>
+        <w:tc>
+          <w:tcPr>
+            <w:tcW w:w="2400" w:type="dxa"/>
+          </w:tcPr>
+          <w:p>
+            <w:pPr>
+              <w:spacing w:before="0" w:after="0"/>
+            </w:pPr>
+            <w:r>
+              <w:t xml:space="preserve">주의 구간 차이</w:t>
+            </w:r>
+          </w:p>
+        </w:tc>
+        <w:tc>
+          <w:tcPr>
+            <w:tcW w:w="2400" w:type="dxa"/>
+          </w:tcPr>
+          <w:p>
+            <w:pPr>
+              <w:spacing w:before="0" w:after="0"/>
+            </w:pPr>
+            <w:r>
+              <w:t xml:space="preserve">weakestGap = weakestMonth.actual - weakestMonth.plan</w:t>
+            </w:r>
+          </w:p>
+        </w:tc>
+      </w:tr>
+      <w:tr>
+        <w:tc>
+          <w:tcPr>
+            <w:tcW w:w="2400" w:type="dxa"/>
+          </w:tcPr>
+          <w:p>
+            <w:pPr>
+              <w:spacing w:before="0" w:after="0"/>
+            </w:pPr>
+            <w:r>
+              <w:t xml:space="preserve">계획 미달 월 수</w:t>
+            </w:r>
+          </w:p>
+        </w:tc>
+        <w:tc>
+          <w:tcPr>
+            <w:tcW w:w="2400" w:type="dxa"/>
+          </w:tcPr>
+          <w:p>
+            <w:pPr>
+              <w:spacing w:before="0" w:after="0"/>
+            </w:pPr>
+            <w:r>
+              <w:t xml:space="preserve">underTargetCount = count(row.actual &lt; row.plan)</w:t>
             </w:r>
           </w:p>
         </w:tc>
       </w:tr>
     </w:tbl>
+    <w:p>
+      <w:pPr>
+        <w:spacing w:before="0" w:after="120"/>
+      </w:pPr>
+      <w:r>
+        <w:t xml:space="preserve">주의:</w:t>
+      </w:r>
+    </w:p>
+    <w:p>
+      <w:pPr>
+        <w:spacing w:before="0" w:after="40"/>
+        <w:ind w:left="360"/>
+      </w:pPr>
+      <w:r>
+        <w:t xml:space="preserve">- </w:t>
+      </w:r>
+      <w:r>
+        <w:t xml:space="preserve">이 탭의 거래처 평균 성과율은 공급사 raw summary가 아니라 거래처 관리 탭 데이터(state.supplierAdminItems)의 평균입니다.</w:t>
+      </w:r>
+    </w:p>
+    <w:p>
+      <w:pPr>
+        <w:spacing w:before="180" w:after="120"/>
+      </w:pPr>
+      <w:r>
+        <w:rPr>
+          <w:b/>
+          <w:sz w:val="22"/>
+          <w:szCs w:val="22"/>
+        </w:rPr>
+        <w:t xml:space="preserve">비교 지시자</w:t>
+      </w:r>
+    </w:p>
+    <w:p>
+      <w:pPr>
+        <w:spacing w:before="0" w:after="120"/>
+      </w:pPr>
+      <w:r>
+        <w:t xml:space="preserve">getComparisonIndicator(actual, target):</w:t>
+      </w:r>
+    </w:p>
+    <w:p>
+      <w:pPr>
+        <w:spacing w:before="0" w:after="40"/>
+        <w:ind w:left="360"/>
+      </w:pPr>
+      <w:r>
+        <w:t xml:space="preserve">- </w:t>
+      </w:r>
+      <w:r>
+        <w:t xml:space="preserve">actual &gt; target → ▲ 초과 (녹색)</w:t>
+      </w:r>
+    </w:p>
+    <w:p>
+      <w:pPr>
+        <w:spacing w:before="0" w:after="40"/>
+        <w:ind w:left="360"/>
+      </w:pPr>
+      <w:r>
+        <w:t xml:space="preserve">- </w:t>
+      </w:r>
+      <w:r>
+        <w:t xml:space="preserve">actual &lt; target → ▼ 미달 (빨강)</w:t>
+      </w:r>
+    </w:p>
     <w:p>
       <w:pPr>
         <w:spacing w:before="180" w:after="120"/>
@@ -5961,7 +6411,7 @@
           <w:sz w:val="24"/>
           <w:szCs w:val="24"/>
         </w:rPr>
-        <w:t xml:space="preserve">5.5 수입 현황 요약</w:t>
+        <w:t xml:space="preserve">5.2 구매실적 카드</w:t>
       </w:r>
     </w:p>
     <w:p>
@@ -5969,7 +6419,7 @@
         <w:spacing w:before="0" w:after="120"/>
       </w:pPr>
       <w:r>
-        <w:t xml:space="preserve">소스: buildVerifiedImportAnswer()</w:t>
+        <w:t xml:space="preserve">소스: renderPurchases()</w:t>
       </w:r>
     </w:p>
     <w:tbl>
@@ -6032,81 +6482,229 @@
               <w:spacing w:before="0" w:after="0"/>
             </w:pPr>
             <w:r>
-              <w:t xml:space="preserve">수입량</w:t>
-            </w:r>
-          </w:p>
-        </w:tc>
-        <w:tc>
-          <w:tcPr>
-            <w:tcW w:w="2400" w:type="dxa"/>
-          </w:tcPr>
-          <w:p>
-            <w:pPr>
-              <w:spacing w:before="0" w:after="0"/>
-            </w:pPr>
-            <w:r>
-              <w:t xml:space="preserve">totalQty = sum(row.qty)</w:t>
-            </w:r>
-          </w:p>
-        </w:tc>
-      </w:tr>
-      <w:tr>
-        <w:tc>
-          <w:tcPr>
-            <w:tcW w:w="2400" w:type="dxa"/>
-          </w:tcPr>
-          <w:p>
-            <w:pPr>
-              <w:spacing w:before="0" w:after="0"/>
-            </w:pPr>
-            <w:r>
-              <w:t xml:space="preserve">평균 CFR</w:t>
-            </w:r>
-          </w:p>
-        </w:tc>
-        <w:tc>
-          <w:tcPr>
-            <w:tcW w:w="2400" w:type="dxa"/>
-          </w:tcPr>
-          <w:p>
-            <w:pPr>
-              <w:spacing w:before="0" w:after="0"/>
-            </w:pPr>
-            <w:r>
-              <w:t xml:space="preserve">avgCfr = avg(row.cfr)</w:t>
-            </w:r>
-          </w:p>
-        </w:tc>
-      </w:tr>
-      <w:tr>
-        <w:tc>
-          <w:tcPr>
-            <w:tcW w:w="2400" w:type="dxa"/>
-          </w:tcPr>
-          <w:p>
-            <w:pPr>
-              <w:spacing w:before="0" w:after="0"/>
-            </w:pPr>
-            <w:r>
-              <w:t xml:space="preserve">상태별 건수</w:t>
-            </w:r>
-          </w:p>
-        </w:tc>
-        <w:tc>
-          <w:tcPr>
-            <w:tcW w:w="2400" w:type="dxa"/>
-          </w:tcPr>
-          <w:p>
-            <w:pPr>
-              <w:spacing w:before="0" w:after="0"/>
-            </w:pPr>
-            <w:r>
-              <w:t xml:space="preserve">statusCount[status] = count(rows by status)</w:t>
+              <w:t xml:space="preserve">누계 구매량</w:t>
+            </w:r>
+          </w:p>
+        </w:tc>
+        <w:tc>
+          <w:tcPr>
+            <w:tcW w:w="2400" w:type="dxa"/>
+          </w:tcPr>
+          <w:p>
+            <w:pPr>
+              <w:spacing w:before="0" w:after="0"/>
+            </w:pPr>
+            <w:r>
+              <w:t xml:space="preserve">totalQty</w:t>
+            </w:r>
+          </w:p>
+        </w:tc>
+      </w:tr>
+      <w:tr>
+        <w:tc>
+          <w:tcPr>
+            <w:tcW w:w="2400" w:type="dxa"/>
+          </w:tcPr>
+          <w:p>
+            <w:pPr>
+              <w:spacing w:before="0" w:after="0"/>
+            </w:pPr>
+            <w:r>
+              <w:t xml:space="preserve">누계 입고금액</w:t>
+            </w:r>
+          </w:p>
+        </w:tc>
+        <w:tc>
+          <w:tcPr>
+            <w:tcW w:w="2400" w:type="dxa"/>
+          </w:tcPr>
+          <w:p>
+            <w:pPr>
+              <w:spacing w:before="0" w:after="0"/>
+            </w:pPr>
+            <w:r>
+              <w:t xml:space="preserve">totalAmount</w:t>
+            </w:r>
+          </w:p>
+        </w:tc>
+      </w:tr>
+      <w:tr>
+        <w:tc>
+          <w:tcPr>
+            <w:tcW w:w="2400" w:type="dxa"/>
+          </w:tcPr>
+          <w:p>
+            <w:pPr>
+              <w:spacing w:before="0" w:after="0"/>
+            </w:pPr>
+            <w:r>
+              <w:t xml:space="preserve">평균 매입 단가</w:t>
+            </w:r>
+          </w:p>
+        </w:tc>
+        <w:tc>
+          <w:tcPr>
+            <w:tcW w:w="2400" w:type="dxa"/>
+          </w:tcPr>
+          <w:p>
+            <w:pPr>
+              <w:spacing w:before="0" w:after="0"/>
+            </w:pPr>
+            <w:r>
+              <w:t xml:space="preserve">avgUnitPrice = totalAmount / totalQty</w:t>
+            </w:r>
+          </w:p>
+        </w:tc>
+      </w:tr>
+      <w:tr>
+        <w:tc>
+          <w:tcPr>
+            <w:tcW w:w="2400" w:type="dxa"/>
+          </w:tcPr>
+          <w:p>
+            <w:pPr>
+              <w:spacing w:before="0" w:after="0"/>
+            </w:pPr>
+            <w:r>
+              <w:t xml:space="preserve">월 평균 거래처 수</w:t>
+            </w:r>
+          </w:p>
+        </w:tc>
+        <w:tc>
+          <w:tcPr>
+            <w:tcW w:w="2400" w:type="dxa"/>
+          </w:tcPr>
+          <w:p>
+            <w:pPr>
+              <w:spacing w:before="0" w:after="0"/>
+            </w:pPr>
+            <w:r>
+              <w:t xml:space="preserve">averageSupplierCount = avg(monthly.supplierCount)</w:t>
+            </w:r>
+          </w:p>
+        </w:tc>
+      </w:tr>
+      <w:tr>
+        <w:tc>
+          <w:tcPr>
+            <w:tcW w:w="2400" w:type="dxa"/>
+          </w:tcPr>
+          <w:p>
+            <w:pPr>
+              <w:spacing w:before="0" w:after="0"/>
+            </w:pPr>
+            <w:r>
+              <w:t xml:space="preserve">최대 구매량 월</w:t>
+            </w:r>
+          </w:p>
+        </w:tc>
+        <w:tc>
+          <w:tcPr>
+            <w:tcW w:w="2400" w:type="dxa"/>
+          </w:tcPr>
+          <w:p>
+            <w:pPr>
+              <w:spacing w:before="0" w:after="0"/>
+            </w:pPr>
+            <w:r>
+              <w:t xml:space="preserve">argmax(monthly.qty)</w:t>
+            </w:r>
+          </w:p>
+        </w:tc>
+      </w:tr>
+      <w:tr>
+        <w:tc>
+          <w:tcPr>
+            <w:tcW w:w="2400" w:type="dxa"/>
+          </w:tcPr>
+          <w:p>
+            <w:pPr>
+              <w:spacing w:before="0" w:after="0"/>
+            </w:pPr>
+            <w:r>
+              <w:t xml:space="preserve">최소 구매량 월</w:t>
+            </w:r>
+          </w:p>
+        </w:tc>
+        <w:tc>
+          <w:tcPr>
+            <w:tcW w:w="2400" w:type="dxa"/>
+          </w:tcPr>
+          <w:p>
+            <w:pPr>
+              <w:spacing w:before="0" w:after="0"/>
+            </w:pPr>
+            <w:r>
+              <w:t xml:space="preserve">argmin(monthly.qty)</w:t>
+            </w:r>
+          </w:p>
+        </w:tc>
+      </w:tr>
+      <w:tr>
+        <w:tc>
+          <w:tcPr>
+            <w:tcW w:w="2400" w:type="dxa"/>
+          </w:tcPr>
+          <w:p>
+            <w:pPr>
+              <w:spacing w:before="0" w:after="0"/>
+            </w:pPr>
+            <w:r>
+              <w:t xml:space="preserve">최고 평균 단가 월</w:t>
+            </w:r>
+          </w:p>
+        </w:tc>
+        <w:tc>
+          <w:tcPr>
+            <w:tcW w:w="2400" w:type="dxa"/>
+          </w:tcPr>
+          <w:p>
+            <w:pPr>
+              <w:spacing w:before="0" w:after="0"/>
+            </w:pPr>
+            <w:r>
+              <w:t xml:space="preserve">argmax(monthly.avgUnitPrice)</w:t>
+            </w:r>
+          </w:p>
+        </w:tc>
+      </w:tr>
+      <w:tr>
+        <w:tc>
+          <w:tcPr>
+            <w:tcW w:w="2400" w:type="dxa"/>
+          </w:tcPr>
+          <w:p>
+            <w:pPr>
+              <w:spacing w:before="0" w:after="0"/>
+            </w:pPr>
+            <w:r>
+              <w:t xml:space="preserve">최저 평균 단가 월</w:t>
+            </w:r>
+          </w:p>
+        </w:tc>
+        <w:tc>
+          <w:tcPr>
+            <w:tcW w:w="2400" w:type="dxa"/>
+          </w:tcPr>
+          <w:p>
+            <w:pPr>
+              <w:spacing w:before="0" w:after="0"/>
+            </w:pPr>
+            <w:r>
+              <w:t xml:space="preserve">argmin(monthly.avgUnitPrice)</w:t>
             </w:r>
           </w:p>
         </w:tc>
       </w:tr>
     </w:tbl>
+    <w:p>
+      <w:pPr>
+        <w:spacing w:before="0" w:after="120"/>
+      </w:pPr>
+      <w:r>
+        <w:t xml:space="preserve">참고: 화면 부제에 누계 구매량 / 누계 입고금액으로 표시되지만, 실제 평균 단가 계산은 누계 입고금액 / 누계 구매량입니다.</w:t>
+      </w:r>
+    </w:p>
     <w:p>
       <w:pPr>
         <w:spacing w:before="180" w:after="120"/>
@@ -6114,10 +6712,10 @@
       <w:r>
         <w:rPr>
           <w:b/>
-          <w:sz w:val="28"/>
-          <w:szCs w:val="28"/>
+          <w:sz w:val="24"/>
+          <w:szCs w:val="24"/>
         </w:rPr>
-        <w:t xml:space="preserve">6. 챗봇 응답에서 재사용하는 집계 수식</w:t>
+        <w:t xml:space="preserve">5.3 공장배분 카드</w:t>
       </w:r>
     </w:p>
     <w:p>
@@ -6125,7 +6723,211 @@
         <w:spacing w:before="0" w:after="120"/>
       </w:pPr>
       <w:r>
-        <w:t xml:space="preserve">소스: buildVerifiedPlanAnswer(), buildVerifiedPurchaseAnswer(), buildVerifiedGradeAnswer(), buildVerifiedImportAnswer(), buildVerifiedSupplierAnswer(), buildVerifiedAllocationAnswer()</w:t>
+        <w:t xml:space="preserve">소스: renderAllocation()</w:t>
+      </w:r>
+    </w:p>
+    <w:tbl>
+      <w:tblPr>
+        <w:tblW w:w="0" w:type="auto"/>
+        <w:tblBorders>
+          <w:top w:val="single" w:sz="4" w:space="0" w:color="auto"/>
+          <w:left w:val="single" w:sz="4" w:space="0" w:color="auto"/>
+          <w:bottom w:val="single" w:sz="4" w:space="0" w:color="auto"/>
+          <w:right w:val="single" w:sz="4" w:space="0" w:color="auto"/>
+          <w:insideH w:val="single" w:sz="4" w:space="0" w:color="auto"/>
+          <w:insideV w:val="single" w:sz="4" w:space="0" w:color="auto"/>
+        </w:tblBorders>
+      </w:tblPr>
+      <w:tblGrid>
+        <w:gridCol w:w="2400"/>
+        <w:gridCol w:w="2400"/>
+        <w:gridCol w:w="2400"/>
+      </w:tblGrid>
+      <w:tr>
+        <w:tc>
+          <w:tcPr>
+            <w:tcW w:w="2400" w:type="dxa"/>
+          </w:tcPr>
+          <w:p>
+            <w:pPr>
+              <w:spacing w:before="0" w:after="0"/>
+            </w:pPr>
+            <w:r>
+              <w:rPr>
+                <w:b/>
+              </w:rPr>
+              <w:t xml:space="preserve">지표</w:t>
+            </w:r>
+          </w:p>
+        </w:tc>
+        <w:tc>
+          <w:tcPr>
+            <w:tcW w:w="2400" w:type="dxa"/>
+          </w:tcPr>
+          <w:p>
+            <w:pPr>
+              <w:spacing w:before="0" w:after="0"/>
+            </w:pPr>
+            <w:r>
+              <w:rPr>
+                <w:b/>
+              </w:rPr>
+              <w:t xml:space="preserve">수식</w:t>
+            </w:r>
+          </w:p>
+        </w:tc>
+        <w:tc>
+          <w:tcPr>
+            <w:tcW w:w="2400" w:type="dxa"/>
+          </w:tcPr>
+          <w:p>
+            <w:pPr>
+              <w:spacing w:before="0" w:after="0"/>
+            </w:pPr>
+            <w:r>
+              <w:rPr>
+                <w:b/>
+              </w:rPr>
+              <w:t xml:space="preserve"/>
+            </w:r>
+          </w:p>
+        </w:tc>
+      </w:tr>
+      <w:tr>
+        <w:tc>
+          <w:tcPr>
+            <w:tcW w:w="2400" w:type="dxa"/>
+          </w:tcPr>
+          <w:p>
+            <w:pPr>
+              <w:spacing w:before="0" w:after="0"/>
+            </w:pPr>
+            <w:r>
+              <w:t xml:space="preserve">국고하+선반설 비율</w:t>
+            </w:r>
+          </w:p>
+        </w:tc>
+        <w:tc>
+          <w:tcPr>
+            <w:tcW w:w="2400" w:type="dxa"/>
+          </w:tcPr>
+          <w:p>
+            <w:pPr>
+              <w:spacing w:before="0" w:after="0"/>
+            </w:pPr>
+            <w:r>
+              <w:t xml:space="preserve">`sum(item.share where item.name matches /국고\s*하\</w:t>
+            </w:r>
+          </w:p>
+        </w:tc>
+        <w:tc>
+          <w:tcPr>
+            <w:tcW w:w="2400" w:type="dxa"/>
+          </w:tcPr>
+          <w:p>
+            <w:pPr>
+              <w:spacing w:before="0" w:after="0"/>
+            </w:pPr>
+            <w:r>
+              <w:t xml:space="preserve">선반설/)`</w:t>
+            </w:r>
+          </w:p>
+        </w:tc>
+      </w:tr>
+      <w:tr>
+        <w:tc>
+          <w:tcPr>
+            <w:tcW w:w="2400" w:type="dxa"/>
+          </w:tcPr>
+          <w:p>
+            <w:pPr>
+              <w:spacing w:before="0" w:after="0"/>
+            </w:pPr>
+            <w:r>
+              <w:t xml:space="preserve">전년 대비 증감</w:t>
+            </w:r>
+          </w:p>
+        </w:tc>
+        <w:tc>
+          <w:tcPr>
+            <w:tcW w:w="2400" w:type="dxa"/>
+          </w:tcPr>
+          <w:p>
+            <w:pPr>
+              <w:spacing w:before="0" w:after="0"/>
+            </w:pPr>
+            <w:r>
+              <w:t xml:space="preserve">lowRatioDelta = currentLowRatio - prevYearLowRatio</w:t>
+            </w:r>
+          </w:p>
+        </w:tc>
+        <w:tc>
+          <w:tcPr>
+            <w:tcW w:w="2400" w:type="dxa"/>
+          </w:tcPr>
+          <w:p>
+            <w:pPr>
+              <w:spacing w:before="0" w:after="0"/>
+            </w:pPr>
+            <w:r>
+              <w:t xml:space="preserve"/>
+            </w:r>
+          </w:p>
+        </w:tc>
+      </w:tr>
+      <w:tr>
+        <w:tc>
+          <w:tcPr>
+            <w:tcW w:w="2400" w:type="dxa"/>
+          </w:tcPr>
+          <w:p>
+            <w:pPr>
+              <w:spacing w:before="0" w:after="0"/>
+            </w:pPr>
+            <w:r>
+              <w:t xml:space="preserve">진행바 폭</w:t>
+            </w:r>
+          </w:p>
+        </w:tc>
+        <w:tc>
+          <w:tcPr>
+            <w:tcW w:w="2400" w:type="dxa"/>
+          </w:tcPr>
+          <w:p>
+            <w:pPr>
+              <w:spacing w:before="0" w:after="0"/>
+            </w:pPr>
+            <w:r>
+              <w:t xml:space="preserve">progressWidth = min(achievementRate, 100) (%)</w:t>
+            </w:r>
+          </w:p>
+        </w:tc>
+        <w:tc>
+          <w:tcPr>
+            <w:tcW w:w="2400" w:type="dxa"/>
+          </w:tcPr>
+          <w:p>
+            <w:pPr>
+              <w:spacing w:before="0" w:after="0"/>
+            </w:pPr>
+            <w:r>
+              <w:t xml:space="preserve"/>
+            </w:r>
+          </w:p>
+        </w:tc>
+      </w:tr>
+    </w:tbl>
+    <w:p>
+      <w:pPr>
+        <w:spacing w:before="180" w:after="120"/>
+      </w:pPr>
+      <w:r>
+        <w:rPr>
+          <w:b/>
+          <w:sz w:val="24"/>
+          <w:szCs w:val="24"/>
+        </w:rPr>
+        <w:t xml:space="preserve">5.4 등급별현황/수입관리 탭</w:t>
       </w:r>
     </w:p>
     <w:p>
@@ -6133,7 +6935,7 @@
         <w:spacing w:before="0" w:after="120"/>
       </w:pPr>
       <w:r>
-        <w:t xml:space="preserve">챗봇은 기본적으로 화면 수식을 그대로 재사용하되, 월/기간 필터가 들어오면 아래처럼 구간 집계를 다시 계산합니다.</w:t>
+        <w:t xml:space="preserve">소스: renderGradeImport()</w:t>
       </w:r>
     </w:p>
     <w:tbl>
@@ -6165,7 +6967,7 @@
               <w:rPr>
                 <w:b/>
               </w:rPr>
-              <w:t xml:space="preserve">영역</w:t>
+              <w:t xml:space="preserve">지표</w:t>
             </w:r>
           </w:p>
         </w:tc>
@@ -6196,165 +6998,337 @@
               <w:spacing w:before="0" w:after="0"/>
             </w:pPr>
             <w:r>
-              <w:t xml:space="preserve">계획/실적 구간 합계</w:t>
-            </w:r>
-          </w:p>
-        </w:tc>
-        <w:tc>
-          <w:tcPr>
-            <w:tcW w:w="2400" w:type="dxa"/>
-          </w:tcPr>
-          <w:p>
-            <w:pPr>
-              <w:spacing w:before="0" w:after="0"/>
-            </w:pPr>
-            <w:r>
-              <w:t xml:space="preserve">sumPlan = sum(row.plan), sumActual = sum(row.actual), rate = sumActual / sumPlan * 100</w:t>
-            </w:r>
-          </w:p>
-        </w:tc>
-      </w:tr>
-      <w:tr>
-        <w:tc>
-          <w:tcPr>
-            <w:tcW w:w="2400" w:type="dxa"/>
-          </w:tcPr>
-          <w:p>
-            <w:pPr>
-              <w:spacing w:before="0" w:after="0"/>
-            </w:pPr>
-            <w:r>
-              <w:t xml:space="preserve">단월 계획 달성률</w:t>
-            </w:r>
-          </w:p>
-        </w:tc>
-        <w:tc>
-          <w:tcPr>
-            <w:tcW w:w="2400" w:type="dxa"/>
-          </w:tcPr>
-          <w:p>
-            <w:pPr>
-              <w:spacing w:before="0" w:after="0"/>
-            </w:pPr>
-            <w:r>
-              <w:t xml:space="preserve">monthRate = row.actual / row.plan * 100</w:t>
-            </w:r>
-          </w:p>
-        </w:tc>
-      </w:tr>
-      <w:tr>
-        <w:tc>
-          <w:tcPr>
-            <w:tcW w:w="2400" w:type="dxa"/>
-          </w:tcPr>
-          <w:p>
-            <w:pPr>
-              <w:spacing w:before="0" w:after="0"/>
-            </w:pPr>
-            <w:r>
-              <w:t xml:space="preserve">구매실적 구간 합계</w:t>
-            </w:r>
-          </w:p>
-        </w:tc>
-        <w:tc>
-          <w:tcPr>
-            <w:tcW w:w="2400" w:type="dxa"/>
-          </w:tcPr>
-          <w:p>
-            <w:pPr>
-              <w:spacing w:before="0" w:after="0"/>
-            </w:pPr>
-            <w:r>
-              <w:t xml:space="preserve">sumQty = sum(row.qty), sumAmt = sum(row.amount), avgPrice = sumAmt / sumQty</w:t>
-            </w:r>
-          </w:p>
-        </w:tc>
-      </w:tr>
-      <w:tr>
-        <w:tc>
-          <w:tcPr>
-            <w:tcW w:w="2400" w:type="dxa"/>
-          </w:tcPr>
-          <w:p>
-            <w:pPr>
-              <w:spacing w:before="0" w:after="0"/>
-            </w:pPr>
-            <w:r>
-              <w:t xml:space="preserve">등급 비중 차이</w:t>
-            </w:r>
-          </w:p>
-        </w:tc>
-        <w:tc>
-          <w:tcPr>
-            <w:tcW w:w="2400" w:type="dxa"/>
-          </w:tcPr>
-          <w:p>
-            <w:pPr>
-              <w:spacing w:before="0" w:after="0"/>
-            </w:pPr>
-            <w:r>
-              <w:t xml:space="preserve">diff = currentShare - compareShare</w:t>
-            </w:r>
-          </w:p>
-        </w:tc>
-      </w:tr>
-      <w:tr>
-        <w:tc>
-          <w:tcPr>
-            <w:tcW w:w="2400" w:type="dxa"/>
-          </w:tcPr>
-          <w:p>
-            <w:pPr>
-              <w:spacing w:before="0" w:after="0"/>
-            </w:pPr>
-            <w:r>
-              <w:t xml:space="preserve">거래처 총 납품량</w:t>
-            </w:r>
-          </w:p>
-        </w:tc>
-        <w:tc>
-          <w:tcPr>
-            <w:tcW w:w="2400" w:type="dxa"/>
-          </w:tcPr>
-          <w:p>
-            <w:pPr>
-              <w:spacing w:before="0" w:after="0"/>
-            </w:pPr>
-            <w:r>
-              <w:t xml:space="preserve">totalSupply = sum(item.yearlySupply)</w:t>
-            </w:r>
-          </w:p>
-        </w:tc>
-      </w:tr>
-      <w:tr>
-        <w:tc>
-          <w:tcPr>
-            <w:tcW w:w="2400" w:type="dxa"/>
-          </w:tcPr>
-          <w:p>
-            <w:pPr>
-              <w:spacing w:before="0" w:after="0"/>
-            </w:pPr>
-            <w:r>
-              <w:t xml:space="preserve">공장배분 구간 달성률</w:t>
-            </w:r>
-          </w:p>
-        </w:tc>
-        <w:tc>
-          <w:tcPr>
-            <w:tcW w:w="2400" w:type="dxa"/>
-          </w:tcPr>
-          <w:p>
-            <w:pPr>
-              <w:spacing w:before="0" w:after="0"/>
-            </w:pPr>
-            <w:r>
-              <w:t xml:space="preserve">sumActual / sumPlan * 100</w:t>
+              <w:t xml:space="preserve">월별 구매량 총합</w:t>
+            </w:r>
+          </w:p>
+        </w:tc>
+        <w:tc>
+          <w:tcPr>
+            <w:tcW w:w="2400" w:type="dxa"/>
+          </w:tcPr>
+          <w:p>
+            <w:pPr>
+              <w:spacing w:before="0" w:after="0"/>
+            </w:pPr>
+            <w:r>
+              <w:t xml:space="preserve">totalPurchaseQty = sum(gradeData.mix.qty)</w:t>
+            </w:r>
+          </w:p>
+        </w:tc>
+      </w:tr>
+      <w:tr>
+        <w:tc>
+          <w:tcPr>
+            <w:tcW w:w="2400" w:type="dxa"/>
+          </w:tcPr>
+          <w:p>
+            <w:pPr>
+              <w:spacing w:before="0" w:after="0"/>
+            </w:pPr>
+            <w:r>
+              <w:t xml:space="preserve">누계 입고금액</w:t>
+            </w:r>
+          </w:p>
+        </w:tc>
+        <w:tc>
+          <w:tcPr>
+            <w:tcW w:w="2400" w:type="dxa"/>
+          </w:tcPr>
+          <w:p>
+            <w:pPr>
+              <w:spacing w:before="0" w:after="0"/>
+            </w:pPr>
+            <w:r>
+              <w:t xml:space="preserve">purchasesData.totalAmount</w:t>
+            </w:r>
+          </w:p>
+        </w:tc>
+      </w:tr>
+      <w:tr>
+        <w:tc>
+          <w:tcPr>
+            <w:tcW w:w="2400" w:type="dxa"/>
+          </w:tcPr>
+          <w:p>
+            <w:pPr>
+              <w:spacing w:before="0" w:after="0"/>
+            </w:pPr>
+            <w:r>
+              <w:t xml:space="preserve">구매량/입고금액 비율</w:t>
+            </w:r>
+          </w:p>
+        </w:tc>
+        <w:tc>
+          <w:tcPr>
+            <w:tcW w:w="2400" w:type="dxa"/>
+          </w:tcPr>
+          <w:p>
+            <w:pPr>
+              <w:spacing w:before="0" w:after="0"/>
+            </w:pPr>
+            <w:r>
+              <w:t xml:space="preserve">totalPurchaseQty / (totalAmount / 1,000,000)</w:t>
+            </w:r>
+          </w:p>
+        </w:tc>
+      </w:tr>
+      <w:tr>
+        <w:tc>
+          <w:tcPr>
+            <w:tcW w:w="2400" w:type="dxa"/>
+          </w:tcPr>
+          <w:p>
+            <w:pPr>
+              <w:spacing w:before="0" w:after="0"/>
+            </w:pPr>
+            <w:r>
+              <w:t xml:space="preserve">국고하+선반설 비율</w:t>
+            </w:r>
+          </w:p>
+        </w:tc>
+        <w:tc>
+          <w:tcPr>
+            <w:tcW w:w="2400" w:type="dxa"/>
+          </w:tcPr>
+          <w:p>
+            <w:pPr>
+              <w:spacing w:before="0" w:after="0"/>
+            </w:pPr>
+            <w:r>
+              <w:t xml:space="preserve">gradeData.lowTurningRatio</w:t>
+            </w:r>
+          </w:p>
+        </w:tc>
+      </w:tr>
+      <w:tr>
+        <w:tc>
+          <w:tcPr>
+            <w:tcW w:w="2400" w:type="dxa"/>
+          </w:tcPr>
+          <w:p>
+            <w:pPr>
+              <w:spacing w:before="0" w:after="0"/>
+            </w:pPr>
+            <w:r>
+              <w:t xml:space="preserve">전년 대비 증감</w:t>
+            </w:r>
+          </w:p>
+        </w:tc>
+        <w:tc>
+          <w:tcPr>
+            <w:tcW w:w="2400" w:type="dxa"/>
+          </w:tcPr>
+          <w:p>
+            <w:pPr>
+              <w:spacing w:before="0" w:after="0"/>
+            </w:pPr>
+            <w:r>
+              <w:t xml:space="preserve">gradeData.lowTurningRatio - gradeData.compareLowTurningRatio (= deltaShare)</w:t>
+            </w:r>
+          </w:p>
+        </w:tc>
+      </w:tr>
+      <w:tr>
+        <w:tc>
+          <w:tcPr>
+            <w:tcW w:w="2400" w:type="dxa"/>
+          </w:tcPr>
+          <w:p>
+            <w:pPr>
+              <w:spacing w:before="0" w:after="0"/>
+            </w:pPr>
+            <w:r>
+              <w:t xml:space="preserve">차트 금액(억원)</w:t>
+            </w:r>
+          </w:p>
+        </w:tc>
+        <w:tc>
+          <w:tcPr>
+            <w:tcW w:w="2400" w:type="dxa"/>
+          </w:tcPr>
+          <w:p>
+            <w:pPr>
+              <w:spacing w:before="0" w:after="0"/>
+            </w:pPr>
+            <w:r>
+              <w:t xml:space="preserve">amountinuk = round(amount / 100,000,000, 1)</w:t>
             </w:r>
           </w:p>
         </w:tc>
       </w:tr>
     </w:tbl>
+    <w:p>
+      <w:pPr>
+        <w:spacing w:before="180" w:after="120"/>
+      </w:pPr>
+      <w:r>
+        <w:rPr>
+          <w:b/>
+          <w:sz w:val="24"/>
+          <w:szCs w:val="24"/>
+        </w:rPr>
+        <w:t xml:space="preserve">5.5 수입 현황 요약</w:t>
+      </w:r>
+    </w:p>
+    <w:p>
+      <w:pPr>
+        <w:spacing w:before="0" w:after="120"/>
+      </w:pPr>
+      <w:r>
+        <w:t xml:space="preserve">소스: buildVerifiedImportAnswer()</w:t>
+      </w:r>
+    </w:p>
+    <w:tbl>
+      <w:tblPr>
+        <w:tblW w:w="0" w:type="auto"/>
+        <w:tblBorders>
+          <w:top w:val="single" w:sz="4" w:space="0" w:color="auto"/>
+          <w:left w:val="single" w:sz="4" w:space="0" w:color="auto"/>
+          <w:bottom w:val="single" w:sz="4" w:space="0" w:color="auto"/>
+          <w:right w:val="single" w:sz="4" w:space="0" w:color="auto"/>
+          <w:insideH w:val="single" w:sz="4" w:space="0" w:color="auto"/>
+          <w:insideV w:val="single" w:sz="4" w:space="0" w:color="auto"/>
+        </w:tblBorders>
+      </w:tblPr>
+      <w:tblGrid>
+        <w:gridCol w:w="2400"/>
+        <w:gridCol w:w="2400"/>
+      </w:tblGrid>
+      <w:tr>
+        <w:tc>
+          <w:tcPr>
+            <w:tcW w:w="2400" w:type="dxa"/>
+          </w:tcPr>
+          <w:p>
+            <w:pPr>
+              <w:spacing w:before="0" w:after="0"/>
+            </w:pPr>
+            <w:r>
+              <w:rPr>
+                <w:b/>
+              </w:rPr>
+              <w:t xml:space="preserve">지표</w:t>
+            </w:r>
+          </w:p>
+        </w:tc>
+        <w:tc>
+          <w:tcPr>
+            <w:tcW w:w="2400" w:type="dxa"/>
+          </w:tcPr>
+          <w:p>
+            <w:pPr>
+              <w:spacing w:before="0" w:after="0"/>
+            </w:pPr>
+            <w:r>
+              <w:rPr>
+                <w:b/>
+              </w:rPr>
+              <w:t xml:space="preserve">수식</w:t>
+            </w:r>
+          </w:p>
+        </w:tc>
+      </w:tr>
+      <w:tr>
+        <w:tc>
+          <w:tcPr>
+            <w:tcW w:w="2400" w:type="dxa"/>
+          </w:tcPr>
+          <w:p>
+            <w:pPr>
+              <w:spacing w:before="0" w:after="0"/>
+            </w:pPr>
+            <w:r>
+              <w:t xml:space="preserve">수입량</w:t>
+            </w:r>
+          </w:p>
+        </w:tc>
+        <w:tc>
+          <w:tcPr>
+            <w:tcW w:w="2400" w:type="dxa"/>
+          </w:tcPr>
+          <w:p>
+            <w:pPr>
+              <w:spacing w:before="0" w:after="0"/>
+            </w:pPr>
+            <w:r>
+              <w:t xml:space="preserve">totalQty = sum(row.qty)</w:t>
+            </w:r>
+          </w:p>
+        </w:tc>
+      </w:tr>
+      <w:tr>
+        <w:tc>
+          <w:tcPr>
+            <w:tcW w:w="2400" w:type="dxa"/>
+          </w:tcPr>
+          <w:p>
+            <w:pPr>
+              <w:spacing w:before="0" w:after="0"/>
+            </w:pPr>
+            <w:r>
+              <w:t xml:space="preserve">평균 CFR</w:t>
+            </w:r>
+          </w:p>
+        </w:tc>
+        <w:tc>
+          <w:tcPr>
+            <w:tcW w:w="2400" w:type="dxa"/>
+          </w:tcPr>
+          <w:p>
+            <w:pPr>
+              <w:spacing w:before="0" w:after="0"/>
+            </w:pPr>
+            <w:r>
+              <w:t xml:space="preserve">avgCfr = avg(row.cfr)</w:t>
+            </w:r>
+          </w:p>
+        </w:tc>
+      </w:tr>
+      <w:tr>
+        <w:tc>
+          <w:tcPr>
+            <w:tcW w:w="2400" w:type="dxa"/>
+          </w:tcPr>
+          <w:p>
+            <w:pPr>
+              <w:spacing w:before="0" w:after="0"/>
+            </w:pPr>
+            <w:r>
+              <w:t xml:space="preserve">상태별 건수</w:t>
+            </w:r>
+          </w:p>
+        </w:tc>
+        <w:tc>
+          <w:tcPr>
+            <w:tcW w:w="2400" w:type="dxa"/>
+          </w:tcPr>
+          <w:p>
+            <w:pPr>
+              <w:spacing w:before="0" w:after="0"/>
+            </w:pPr>
+            <w:r>
+              <w:t xml:space="preserve">statusCount[status] = count(rows by status)</w:t>
+            </w:r>
+          </w:p>
+        </w:tc>
+      </w:tr>
+    </w:tbl>
+    <w:p>
+      <w:pPr>
+        <w:spacing w:before="0" w:after="120"/>
+      </w:pPr>
+      <w:r>
+        <w:t xml:space="preserve">주의: 수입 선적 데이터(getImportShipmentRows())는 데이터 번들이 아닌 하드코딩된 값을 사용합니다.</w:t>
+      </w:r>
+    </w:p>
+    <w:p>
+      <w:pPr>
+        <w:spacing w:before="0" w:after="120"/>
+      </w:pPr>
+      <w:r>
+        <w:t xml:space="preserve">---</w:t>
+      </w:r>
+    </w:p>
     <w:p>
       <w:pPr>
         <w:spacing w:before="180" w:after="120"/>
@@ -6365,16 +7339,511 @@
           <w:sz w:val="28"/>
           <w:szCs w:val="28"/>
         </w:rPr>
-        <w:t xml:space="preserve">7. 현재 구현 기준 주의사항</w:t>
-      </w:r>
-    </w:p>
-    <w:p>
-      <w:pPr>
-        <w:spacing w:before="0" w:after="40"/>
-        <w:ind w:left="360"/>
-      </w:pPr>
-      <w:r>
-        <w:t xml:space="preserve">1. 수량 원천이 경로별로 다릅니다.</w:t>
+        <w:t xml:space="preserve">6. 캐싱 수식</w:t>
+      </w:r>
+    </w:p>
+    <w:p>
+      <w:pPr>
+        <w:spacing w:before="180" w:after="120"/>
+      </w:pPr>
+      <w:r>
+        <w:rPr>
+          <w:b/>
+          <w:sz w:val="24"/>
+          <w:szCs w:val="24"/>
+        </w:rPr>
+        <w:t xml:space="preserve">6.1 캐시 키 생성</w:t>
+      </w:r>
+    </w:p>
+    <w:tbl>
+      <w:tblPr>
+        <w:tblW w:w="0" w:type="auto"/>
+        <w:tblBorders>
+          <w:top w:val="single" w:sz="4" w:space="0" w:color="auto"/>
+          <w:left w:val="single" w:sz="4" w:space="0" w:color="auto"/>
+          <w:bottom w:val="single" w:sz="4" w:space="0" w:color="auto"/>
+          <w:right w:val="single" w:sz="4" w:space="0" w:color="auto"/>
+          <w:insideH w:val="single" w:sz="4" w:space="0" w:color="auto"/>
+          <w:insideV w:val="single" w:sz="4" w:space="0" w:color="auto"/>
+        </w:tblBorders>
+      </w:tblPr>
+      <w:tblGrid>
+        <w:gridCol w:w="2400"/>
+        <w:gridCol w:w="2400"/>
+        <w:gridCol w:w="2400"/>
+      </w:tblGrid>
+      <w:tr>
+        <w:tc>
+          <w:tcPr>
+            <w:tcW w:w="2400" w:type="dxa"/>
+          </w:tcPr>
+          <w:p>
+            <w:pPr>
+              <w:spacing w:before="0" w:after="0"/>
+            </w:pPr>
+            <w:r>
+              <w:rPr>
+                <w:b/>
+              </w:rPr>
+              <w:t xml:space="preserve">캐시</w:t>
+            </w:r>
+          </w:p>
+        </w:tc>
+        <w:tc>
+          <w:tcPr>
+            <w:tcW w:w="2400" w:type="dxa"/>
+          </w:tcPr>
+          <w:p>
+            <w:pPr>
+              <w:spacing w:before="0" w:after="0"/>
+            </w:pPr>
+            <w:r>
+              <w:rPr>
+                <w:b/>
+              </w:rPr>
+              <w:t xml:space="preserve">키 수식</w:t>
+            </w:r>
+          </w:p>
+        </w:tc>
+        <w:tc>
+          <w:tcPr>
+            <w:tcW w:w="2400" w:type="dxa"/>
+          </w:tcPr>
+          <w:p>
+            <w:pPr>
+              <w:spacing w:before="0" w:after="0"/>
+            </w:pPr>
+            <w:r>
+              <w:rPr>
+                <w:b/>
+              </w:rPr>
+              <w:t xml:space="preserve"/>
+            </w:r>
+          </w:p>
+        </w:tc>
+      </w:tr>
+      <w:tr>
+        <w:tc>
+          <w:tcPr>
+            <w:tcW w:w="2400" w:type="dxa"/>
+          </w:tcPr>
+          <w:p>
+            <w:pPr>
+              <w:spacing w:before="0" w:after="0"/>
+            </w:pPr>
+            <w:r>
+              <w:t xml:space="preserve">_txCache</w:t>
+            </w:r>
+          </w:p>
+        </w:tc>
+        <w:tc>
+          <w:tcPr>
+            <w:tcW w:w="2400" w:type="dxa"/>
+          </w:tcPr>
+          <w:p>
+            <w:pPr>
+              <w:spacing w:before="0" w:after="0"/>
+            </w:pPr>
+            <w:r>
+              <w:t xml:space="preserve">"${year}:${rowCount}:${_gradeMappingsVersion}"</w:t>
+            </w:r>
+          </w:p>
+        </w:tc>
+        <w:tc>
+          <w:tcPr>
+            <w:tcW w:w="2400" w:type="dxa"/>
+          </w:tcPr>
+          <w:p>
+            <w:pPr>
+              <w:spacing w:before="0" w:after="0"/>
+            </w:pPr>
+            <w:r>
+              <w:t xml:space="preserve"/>
+            </w:r>
+          </w:p>
+        </w:tc>
+      </w:tr>
+      <w:tr>
+        <w:tc>
+          <w:tcPr>
+            <w:tcW w:w="2400" w:type="dxa"/>
+          </w:tcPr>
+          <w:p>
+            <w:pPr>
+              <w:spacing w:before="0" w:after="0"/>
+            </w:pPr>
+            <w:r>
+              <w:t xml:space="preserve">_aggCache.suppliers</w:t>
+            </w:r>
+          </w:p>
+        </w:tc>
+        <w:tc>
+          <w:tcPr>
+            <w:tcW w:w="2400" w:type="dxa"/>
+          </w:tcPr>
+          <w:p>
+            <w:pPr>
+              <w:spacing w:before="0" w:after="0"/>
+            </w:pPr>
+            <w:r>
+              <w:t xml:space="preserve">트랜잭션 캐시 키와 동일</w:t>
+            </w:r>
+          </w:p>
+        </w:tc>
+        <w:tc>
+          <w:tcPr>
+            <w:tcW w:w="2400" w:type="dxa"/>
+          </w:tcPr>
+          <w:p>
+            <w:pPr>
+              <w:spacing w:before="0" w:after="0"/>
+            </w:pPr>
+            <w:r>
+              <w:t xml:space="preserve"/>
+            </w:r>
+          </w:p>
+        </w:tc>
+      </w:tr>
+      <w:tr>
+        <w:tc>
+          <w:tcPr>
+            <w:tcW w:w="2400" w:type="dxa"/>
+          </w:tcPr>
+          <w:p>
+            <w:pPr>
+              <w:spacing w:before="0" w:after="0"/>
+            </w:pPr>
+            <w:r>
+              <w:t xml:space="preserve">_aggCache.purchases</w:t>
+            </w:r>
+          </w:p>
+        </w:tc>
+        <w:tc>
+          <w:tcPr>
+            <w:tcW w:w="2400" w:type="dxa"/>
+          </w:tcPr>
+          <w:p>
+            <w:pPr>
+              <w:spacing w:before="0" w:after="0"/>
+            </w:pPr>
+            <w:r>
+              <w:t xml:space="preserve">트랜잭션 캐시 키와 동일</w:t>
+            </w:r>
+          </w:p>
+        </w:tc>
+        <w:tc>
+          <w:tcPr>
+            <w:tcW w:w="2400" w:type="dxa"/>
+          </w:tcPr>
+          <w:p>
+            <w:pPr>
+              <w:spacing w:before="0" w:after="0"/>
+            </w:pPr>
+            <w:r>
+              <w:t xml:space="preserve"/>
+            </w:r>
+          </w:p>
+        </w:tc>
+      </w:tr>
+      <w:tr>
+        <w:tc>
+          <w:tcPr>
+            <w:tcW w:w="2400" w:type="dxa"/>
+          </w:tcPr>
+          <w:p>
+            <w:pPr>
+              <w:spacing w:before="0" w:after="0"/>
+            </w:pPr>
+            <w:r>
+              <w:t xml:space="preserve">_aggCache.gradeImport</w:t>
+            </w:r>
+          </w:p>
+        </w:tc>
+        <w:tc>
+          <w:tcPr>
+            <w:tcW w:w="2400" w:type="dxa"/>
+          </w:tcPr>
+          <w:p>
+            <w:pPr>
+              <w:spacing w:before="0" w:after="0"/>
+            </w:pPr>
+            <w:r>
+              <w:t xml:space="preserve">`"${txCacheKey}\</w:t>
+            </w:r>
+          </w:p>
+        </w:tc>
+        <w:tc>
+          <w:tcPr>
+            <w:tcW w:w="2400" w:type="dxa"/>
+          </w:tcPr>
+          <w:p>
+            <w:pPr>
+              <w:spacing w:before="0" w:after="0"/>
+            </w:pPr>
+            <w:r>
+              <w:t xml:space="preserve">${compareTxCacheKey}"`</w:t>
+            </w:r>
+          </w:p>
+        </w:tc>
+      </w:tr>
+    </w:tbl>
+    <w:p>
+      <w:pPr>
+        <w:spacing w:before="180" w:after="120"/>
+      </w:pPr>
+      <w:r>
+        <w:rPr>
+          <w:b/>
+          <w:sz w:val="24"/>
+          <w:szCs w:val="24"/>
+        </w:rPr>
+        <w:t xml:space="preserve">6.2 캐시 무효화 트리거</w:t>
+      </w:r>
+    </w:p>
+    <w:tbl>
+      <w:tblPr>
+        <w:tblW w:w="0" w:type="auto"/>
+        <w:tblBorders>
+          <w:top w:val="single" w:sz="4" w:space="0" w:color="auto"/>
+          <w:left w:val="single" w:sz="4" w:space="0" w:color="auto"/>
+          <w:bottom w:val="single" w:sz="4" w:space="0" w:color="auto"/>
+          <w:right w:val="single" w:sz="4" w:space="0" w:color="auto"/>
+          <w:insideH w:val="single" w:sz="4" w:space="0" w:color="auto"/>
+          <w:insideV w:val="single" w:sz="4" w:space="0" w:color="auto"/>
+        </w:tblBorders>
+      </w:tblPr>
+      <w:tblGrid>
+        <w:gridCol w:w="2400"/>
+        <w:gridCol w:w="2400"/>
+        <w:gridCol w:w="2400"/>
+      </w:tblGrid>
+      <w:tr>
+        <w:tc>
+          <w:tcPr>
+            <w:tcW w:w="2400" w:type="dxa"/>
+          </w:tcPr>
+          <w:p>
+            <w:pPr>
+              <w:spacing w:before="0" w:after="0"/>
+            </w:pPr>
+            <w:r>
+              <w:rPr>
+                <w:b/>
+              </w:rPr>
+              <w:t xml:space="preserve">트리거</w:t>
+            </w:r>
+          </w:p>
+        </w:tc>
+        <w:tc>
+          <w:tcPr>
+            <w:tcW w:w="2400" w:type="dxa"/>
+          </w:tcPr>
+          <w:p>
+            <w:pPr>
+              <w:spacing w:before="0" w:after="0"/>
+            </w:pPr>
+            <w:r>
+              <w:rPr>
+                <w:b/>
+              </w:rPr>
+              <w:t xml:space="preserve">함수</w:t>
+            </w:r>
+          </w:p>
+        </w:tc>
+        <w:tc>
+          <w:tcPr>
+            <w:tcW w:w="2400" w:type="dxa"/>
+          </w:tcPr>
+          <w:p>
+            <w:pPr>
+              <w:spacing w:before="0" w:after="0"/>
+            </w:pPr>
+            <w:r>
+              <w:rPr>
+                <w:b/>
+              </w:rPr>
+              <w:t xml:space="preserve">무효화 범위</w:t>
+            </w:r>
+          </w:p>
+        </w:tc>
+      </w:tr>
+      <w:tr>
+        <w:tc>
+          <w:tcPr>
+            <w:tcW w:w="2400" w:type="dxa"/>
+          </w:tcPr>
+          <w:p>
+            <w:pPr>
+              <w:spacing w:before="0" w:after="0"/>
+            </w:pPr>
+            <w:r>
+              <w:t xml:space="preserve">연도 변경</w:t>
+            </w:r>
+          </w:p>
+        </w:tc>
+        <w:tc>
+          <w:tcPr>
+            <w:tcW w:w="2400" w:type="dxa"/>
+          </w:tcPr>
+          <w:p>
+            <w:pPr>
+              <w:spacing w:before="0" w:after="0"/>
+            </w:pPr>
+            <w:r>
+              <w:t xml:space="preserve">yearSelector change</w:t>
+            </w:r>
+          </w:p>
+        </w:tc>
+        <w:tc>
+          <w:tcPr>
+            <w:tcW w:w="2400" w:type="dxa"/>
+          </w:tcPr>
+          <w:p>
+            <w:pPr>
+              <w:spacing w:before="0" w:after="0"/>
+            </w:pPr>
+            <w:r>
+              <w:t xml:space="preserve">양쪽 캐시 전체 (_invalidateTxCache())</w:t>
+            </w:r>
+          </w:p>
+        </w:tc>
+      </w:tr>
+      <w:tr>
+        <w:tc>
+          <w:tcPr>
+            <w:tcW w:w="2400" w:type="dxa"/>
+          </w:tcPr>
+          <w:p>
+            <w:pPr>
+              <w:spacing w:before="0" w:after="0"/>
+            </w:pPr>
+            <w:r>
+              <w:t xml:space="preserve">데이터 초기화</w:t>
+            </w:r>
+          </w:p>
+        </w:tc>
+        <w:tc>
+          <w:tcPr>
+            <w:tcW w:w="2400" w:type="dxa"/>
+          </w:tcPr>
+          <w:p>
+            <w:pPr>
+              <w:spacing w:before="0" w:after="0"/>
+            </w:pPr>
+            <w:r>
+              <w:t xml:space="preserve">clearRawTransactions()</w:t>
+            </w:r>
+          </w:p>
+        </w:tc>
+        <w:tc>
+          <w:tcPr>
+            <w:tcW w:w="2400" w:type="dxa"/>
+          </w:tcPr>
+          <w:p>
+            <w:pPr>
+              <w:spacing w:before="0" w:after="0"/>
+            </w:pPr>
+            <w:r>
+              <w:t xml:space="preserve">양쪽 캐시 전체</w:t>
+            </w:r>
+          </w:p>
+        </w:tc>
+      </w:tr>
+      <w:tr>
+        <w:tc>
+          <w:tcPr>
+            <w:tcW w:w="2400" w:type="dxa"/>
+          </w:tcPr>
+          <w:p>
+            <w:pPr>
+              <w:spacing w:before="0" w:after="0"/>
+            </w:pPr>
+            <w:r>
+              <w:t xml:space="preserve">등급 매핑 변경</w:t>
+            </w:r>
+          </w:p>
+        </w:tc>
+        <w:tc>
+          <w:tcPr>
+            <w:tcW w:w="2400" w:type="dxa"/>
+          </w:tcPr>
+          <w:p>
+            <w:pPr>
+              <w:spacing w:before="0" w:after="0"/>
+            </w:pPr>
+            <w:r>
+              <w:t xml:space="preserve">saveGradeMappings()</w:t>
+            </w:r>
+          </w:p>
+        </w:tc>
+        <w:tc>
+          <w:tcPr>
+            <w:tcW w:w="2400" w:type="dxa"/>
+          </w:tcPr>
+          <w:p>
+            <w:pPr>
+              <w:spacing w:before="0" w:after="0"/>
+            </w:pPr>
+            <w:r>
+              <w:t xml:space="preserve">_gradeMappingsVersion++ → 키 불일치로 자동 무효화</w:t>
+            </w:r>
+          </w:p>
+        </w:tc>
+      </w:tr>
+    </w:tbl>
+    <w:p>
+      <w:pPr>
+        <w:spacing w:before="180" w:after="120"/>
+      </w:pPr>
+      <w:r>
+        <w:rPr>
+          <w:b/>
+          <w:sz w:val="24"/>
+          <w:szCs w:val="24"/>
+        </w:rPr>
+        <w:t xml:space="preserve">6.3 등급 매핑 버전 카운터</w:t>
+      </w:r>
+    </w:p>
+    <w:p>
+      <w:pPr>
+        <w:spacing w:before="0" w:after="0"/>
+        <w:shd w:val="clear" w:color="auto" w:fill="F3F3F3"/>
+      </w:pPr>
+      <w:r>
+        <w:rPr>
+          <w:rFonts w:ascii="Consolas" w:hAnsi="Consolas" w:eastAsia="Consolas" w:cs="Consolas"/>
+          <w:sz w:val="18"/>
+          <w:szCs w:val="18"/>
+        </w:rPr>
+        <w:t xml:space="preserve">let _gradeMappingsVersion = 0;</w:t>
+      </w:r>
+    </w:p>
+    <w:p>
+      <w:pPr>
+        <w:spacing w:before="0" w:after="0"/>
+        <w:shd w:val="clear" w:color="auto" w:fill="F3F3F3"/>
+      </w:pPr>
+      <w:r>
+        <w:rPr>
+          <w:rFonts w:ascii="Consolas" w:hAnsi="Consolas" w:eastAsia="Consolas" w:cs="Consolas"/>
+          <w:sz w:val="18"/>
+          <w:szCs w:val="18"/>
+        </w:rPr>
+        <w:t xml:space="preserve">// saveGradeMappings() 호출마다 ++_gradeMappingsVersion</w:t>
+      </w:r>
+    </w:p>
+    <w:p>
+      <w:pPr>
+        <w:spacing w:before="0" w:after="0"/>
+        <w:shd w:val="clear" w:color="auto" w:fill="F3F3F3"/>
+      </w:pPr>
+      <w:r>
+        <w:rPr>
+          <w:rFonts w:ascii="Consolas" w:hAnsi="Consolas" w:eastAsia="Consolas" w:cs="Consolas"/>
+          <w:sz w:val="18"/>
+          <w:szCs w:val="18"/>
+        </w:rPr>
+        <w:t xml:space="preserve">// 캐시 키에 포함되므로 매핑 변경 시 자동으로 캐시 미스 발생</w:t>
       </w:r>
     </w:p>
     <w:p>
@@ -6382,58 +7851,7 @@
         <w:spacing w:before="0" w:after="120"/>
       </w:pPr>
       <w:r>
-        <w:t xml:space="preserve">scripts/builddashboarddata.py는 엑셀의 수량 열(row[4])을 그대로 사용하고, js/app.js의 raw paste는 금액 / 단가로 수량을 다시 계산합니다.</w:t>
-      </w:r>
-    </w:p>
-    <w:p>
-      <w:pPr>
-        <w:spacing w:before="0" w:after="40"/>
-        <w:ind w:left="360"/>
-      </w:pPr>
-      <w:r>
-        <w:t xml:space="preserve">2. raw paste 반영 범위가 완전히 동일하지 않습니다.</w:t>
-      </w:r>
-    </w:p>
-    <w:p>
-      <w:pPr>
-        <w:spacing w:before="0" w:after="120"/>
-      </w:pPr>
-      <w:r>
-        <w:t xml:space="preserve">구매실적, 등급별현황/수입관리, 거래처 추이 차트는 raw paste 재계산을 반영하지만, 거래처 테이블과 share chart는 기존 번들 데이터를 유지합니다.</w:t>
-      </w:r>
-    </w:p>
-    <w:p>
-      <w:pPr>
-        <w:spacing w:before="0" w:after="40"/>
-        <w:ind w:left="360"/>
-      </w:pPr>
-      <w:r>
-        <w:t xml:space="preserve">3. 2023 overview는 계획 데이터가 없습니다.</w:t>
-      </w:r>
-    </w:p>
-    <w:p>
-      <w:pPr>
-        <w:spacing w:before="0" w:after="120"/>
-      </w:pPr>
-      <w:r>
-        <w:t xml:space="preserve">따라서 years["2023"].overview.cumulativeActual은 계획 대비 실적이 아니라 2023 total_qty를 넣는 fallback 구조입니다.</w:t>
-      </w:r>
-    </w:p>
-    <w:p>
-      <w:pPr>
-        <w:spacing w:before="0" w:after="40"/>
-        <w:ind w:left="360"/>
-      </w:pPr>
-      <w:r>
-        <w:t xml:space="preserve">4. 인천공장 raw 재계산은 등급 믹스 중심입니다.</w:t>
-      </w:r>
-    </w:p>
-    <w:p>
-      <w:pPr>
-        <w:spacing w:before="0" w:after="120"/>
-      </w:pPr>
-      <w:r>
-        <w:t xml:space="preserve">raw data가 있을 때 인천공장 도넛 차트는 재계산되지만, 달성률은 현재 정적 allocation 데이터의 기존 값을 우선 사용합니다.</w:t>
+        <w:t xml:space="preserve">---</w:t>
       </w:r>
     </w:p>
     <w:p>
@@ -6446,7 +7864,263 @@
           <w:sz w:val="28"/>
           <w:szCs w:val="28"/>
         </w:rPr>
-        <w:t xml:space="preserve">8. 확인한 소스 파일</w:t>
+        <w:t xml:space="preserve">7. 챗봇 응답에서 재사용하는 집계 수식</w:t>
+      </w:r>
+    </w:p>
+    <w:p>
+      <w:pPr>
+        <w:spacing w:before="0" w:after="120"/>
+      </w:pPr>
+      <w:r>
+        <w:t xml:space="preserve">소스: buildVerifiedPlanAnswer(), buildVerifiedPurchaseAnswer(), buildVerifiedGradeAnswer(), buildVerifiedImportAnswer(), buildVerifiedSupplierAnswer(), buildVerifiedAllocationAnswer()</w:t>
+      </w:r>
+    </w:p>
+    <w:p>
+      <w:pPr>
+        <w:spacing w:before="0" w:after="120"/>
+      </w:pPr>
+      <w:r>
+        <w:t xml:space="preserve">챗봇은 기본적으로 화면 수식을 그대로 재사용하되, 월/기간 필터가 들어오면 아래처럼 구간 집계를 다시 계산합니다.</w:t>
+      </w:r>
+    </w:p>
+    <w:tbl>
+      <w:tblPr>
+        <w:tblW w:w="0" w:type="auto"/>
+        <w:tblBorders>
+          <w:top w:val="single" w:sz="4" w:space="0" w:color="auto"/>
+          <w:left w:val="single" w:sz="4" w:space="0" w:color="auto"/>
+          <w:bottom w:val="single" w:sz="4" w:space="0" w:color="auto"/>
+          <w:right w:val="single" w:sz="4" w:space="0" w:color="auto"/>
+          <w:insideH w:val="single" w:sz="4" w:space="0" w:color="auto"/>
+          <w:insideV w:val="single" w:sz="4" w:space="0" w:color="auto"/>
+        </w:tblBorders>
+      </w:tblPr>
+      <w:tblGrid>
+        <w:gridCol w:w="2400"/>
+        <w:gridCol w:w="2400"/>
+      </w:tblGrid>
+      <w:tr>
+        <w:tc>
+          <w:tcPr>
+            <w:tcW w:w="2400" w:type="dxa"/>
+          </w:tcPr>
+          <w:p>
+            <w:pPr>
+              <w:spacing w:before="0" w:after="0"/>
+            </w:pPr>
+            <w:r>
+              <w:rPr>
+                <w:b/>
+              </w:rPr>
+              <w:t xml:space="preserve">영역</w:t>
+            </w:r>
+          </w:p>
+        </w:tc>
+        <w:tc>
+          <w:tcPr>
+            <w:tcW w:w="2400" w:type="dxa"/>
+          </w:tcPr>
+          <w:p>
+            <w:pPr>
+              <w:spacing w:before="0" w:after="0"/>
+            </w:pPr>
+            <w:r>
+              <w:rPr>
+                <w:b/>
+              </w:rPr>
+              <w:t xml:space="preserve">수식</w:t>
+            </w:r>
+          </w:p>
+        </w:tc>
+      </w:tr>
+      <w:tr>
+        <w:tc>
+          <w:tcPr>
+            <w:tcW w:w="2400" w:type="dxa"/>
+          </w:tcPr>
+          <w:p>
+            <w:pPr>
+              <w:spacing w:before="0" w:after="0"/>
+            </w:pPr>
+            <w:r>
+              <w:t xml:space="preserve">계획/실적 구간 합계</w:t>
+            </w:r>
+          </w:p>
+        </w:tc>
+        <w:tc>
+          <w:tcPr>
+            <w:tcW w:w="2400" w:type="dxa"/>
+          </w:tcPr>
+          <w:p>
+            <w:pPr>
+              <w:spacing w:before="0" w:after="0"/>
+            </w:pPr>
+            <w:r>
+              <w:t xml:space="preserve">sumPlan = sum(row.plan), sumActual = sum(row.actual), rate = sumActual / sumPlan × 100</w:t>
+            </w:r>
+          </w:p>
+        </w:tc>
+      </w:tr>
+      <w:tr>
+        <w:tc>
+          <w:tcPr>
+            <w:tcW w:w="2400" w:type="dxa"/>
+          </w:tcPr>
+          <w:p>
+            <w:pPr>
+              <w:spacing w:before="0" w:after="0"/>
+            </w:pPr>
+            <w:r>
+              <w:t xml:space="preserve">단월 계획 달성률</w:t>
+            </w:r>
+          </w:p>
+        </w:tc>
+        <w:tc>
+          <w:tcPr>
+            <w:tcW w:w="2400" w:type="dxa"/>
+          </w:tcPr>
+          <w:p>
+            <w:pPr>
+              <w:spacing w:before="0" w:after="0"/>
+            </w:pPr>
+            <w:r>
+              <w:t xml:space="preserve">monthRate = row.actual / row.plan × 100</w:t>
+            </w:r>
+          </w:p>
+        </w:tc>
+      </w:tr>
+      <w:tr>
+        <w:tc>
+          <w:tcPr>
+            <w:tcW w:w="2400" w:type="dxa"/>
+          </w:tcPr>
+          <w:p>
+            <w:pPr>
+              <w:spacing w:before="0" w:after="0"/>
+            </w:pPr>
+            <w:r>
+              <w:t xml:space="preserve">구매실적 구간 합계</w:t>
+            </w:r>
+          </w:p>
+        </w:tc>
+        <w:tc>
+          <w:tcPr>
+            <w:tcW w:w="2400" w:type="dxa"/>
+          </w:tcPr>
+          <w:p>
+            <w:pPr>
+              <w:spacing w:before="0" w:after="0"/>
+            </w:pPr>
+            <w:r>
+              <w:t xml:space="preserve">sumQty = sum(row.qty), sumAmt = sum(row.amount), avgPrice = sumAmt / sumQty</w:t>
+            </w:r>
+          </w:p>
+        </w:tc>
+      </w:tr>
+      <w:tr>
+        <w:tc>
+          <w:tcPr>
+            <w:tcW w:w="2400" w:type="dxa"/>
+          </w:tcPr>
+          <w:p>
+            <w:pPr>
+              <w:spacing w:before="0" w:after="0"/>
+            </w:pPr>
+            <w:r>
+              <w:t xml:space="preserve">등급 비중 차이</w:t>
+            </w:r>
+          </w:p>
+        </w:tc>
+        <w:tc>
+          <w:tcPr>
+            <w:tcW w:w="2400" w:type="dxa"/>
+          </w:tcPr>
+          <w:p>
+            <w:pPr>
+              <w:spacing w:before="0" w:after="0"/>
+            </w:pPr>
+            <w:r>
+              <w:t xml:space="preserve">diff = currentShare - compareShare</w:t>
+            </w:r>
+          </w:p>
+        </w:tc>
+      </w:tr>
+      <w:tr>
+        <w:tc>
+          <w:tcPr>
+            <w:tcW w:w="2400" w:type="dxa"/>
+          </w:tcPr>
+          <w:p>
+            <w:pPr>
+              <w:spacing w:before="0" w:after="0"/>
+            </w:pPr>
+            <w:r>
+              <w:t xml:space="preserve">거래처 총 납품량</w:t>
+            </w:r>
+          </w:p>
+        </w:tc>
+        <w:tc>
+          <w:tcPr>
+            <w:tcW w:w="2400" w:type="dxa"/>
+          </w:tcPr>
+          <w:p>
+            <w:pPr>
+              <w:spacing w:before="0" w:after="0"/>
+            </w:pPr>
+            <w:r>
+              <w:t xml:space="preserve">totalSupply = sum(item.yearlySupply)</w:t>
+            </w:r>
+          </w:p>
+        </w:tc>
+      </w:tr>
+      <w:tr>
+        <w:tc>
+          <w:tcPr>
+            <w:tcW w:w="2400" w:type="dxa"/>
+          </w:tcPr>
+          <w:p>
+            <w:pPr>
+              <w:spacing w:before="0" w:after="0"/>
+            </w:pPr>
+            <w:r>
+              <w:t xml:space="preserve">공장배분 구간 달성률</w:t>
+            </w:r>
+          </w:p>
+        </w:tc>
+        <w:tc>
+          <w:tcPr>
+            <w:tcW w:w="2400" w:type="dxa"/>
+          </w:tcPr>
+          <w:p>
+            <w:pPr>
+              <w:spacing w:before="0" w:after="0"/>
+            </w:pPr>
+            <w:r>
+              <w:t xml:space="preserve">sumActual / sumPlan × 100</w:t>
+            </w:r>
+          </w:p>
+        </w:tc>
+      </w:tr>
+    </w:tbl>
+    <w:p>
+      <w:pPr>
+        <w:spacing w:before="180" w:after="120"/>
+      </w:pPr>
+      <w:r>
+        <w:rPr>
+          <w:b/>
+          <w:sz w:val="24"/>
+          <w:szCs w:val="24"/>
+        </w:rPr>
+        <w:t xml:space="preserve">7.1 챗봇 의도 점수 산정</w:t>
+      </w:r>
+    </w:p>
+    <w:p>
+      <w:pPr>
+        <w:spacing w:before="0" w:after="120"/>
+      </w:pPr>
+      <w:r>
+        <w:t xml:space="preserve">getVerifiedChatIntentOrder(query):</w:t>
       </w:r>
     </w:p>
     <w:p>
@@ -6458,7 +8132,7 @@
         <w:t xml:space="preserve">- </w:t>
       </w:r>
       <w:r>
-        <w:t xml:space="preserve">scripts/builddashboarddata.py</w:t>
+        <w:t xml:space="preserve">각 의도(plan, purchase, grade, import, supplier, allocation, overview)에 플래그 기반 점수 부여</w:t>
       </w:r>
     </w:p>
     <w:p>
@@ -6470,7 +8144,7 @@
         <w:t xml:space="preserve">- </w:t>
       </w:r>
       <w:r>
-        <w:t xml:space="preserve">js/app.js</w:t>
+        <w:t xml:space="preserve">특정 의도 플래그가 있으면 overview 점수를 0으로 리셋</w:t>
       </w:r>
     </w:p>
     <w:p>
@@ -6482,9 +8156,922 @@
         <w:t xml:space="preserve">- </w:t>
       </w:r>
       <w:r>
-        <w:t xml:space="preserve">js/dashboard-data.js</w:t>
-      </w:r>
-    </w:p>
+        <w:t xml:space="preserve">플래그 없고 월도 없으면 overview = 5</w:t>
+      </w:r>
+    </w:p>
+    <w:p>
+      <w:pPr>
+        <w:spacing w:before="0" w:after="40"/>
+        <w:ind w:left="360"/>
+      </w:pPr>
+      <w:r>
+        <w:t xml:space="preserve">- </w:t>
+      </w:r>
+      <w:r>
+        <w:t xml:space="preserve">월만 있고 플래그 없으면 plan = 5</w:t>
+      </w:r>
+    </w:p>
+    <w:p>
+      <w:pPr>
+        <w:spacing w:before="0" w:after="40"/>
+        <w:ind w:left="360"/>
+      </w:pPr>
+      <w:r>
+        <w:t xml:space="preserve">- </w:t>
+      </w:r>
+      <w:r>
+        <w:t xml:space="preserve">점수 역순 정렬 → 최고 점수 의도부터 순서대로 시도</w:t>
+      </w:r>
+    </w:p>
+    <w:p>
+      <w:pPr>
+        <w:spacing w:before="180" w:after="120"/>
+      </w:pPr>
+      <w:r>
+        <w:rPr>
+          <w:b/>
+          <w:sz w:val="24"/>
+          <w:szCs w:val="24"/>
+        </w:rPr>
+        <w:t xml:space="preserve">7.2 챗봇 응답 검증</w:t>
+      </w:r>
+    </w:p>
+    <w:p>
+      <w:pPr>
+        <w:spacing w:before="0" w:after="120"/>
+      </w:pPr>
+      <w:r>
+        <w:t xml:space="preserve">verifyGeneratedChatAnswer(answer):</w:t>
+      </w:r>
+    </w:p>
+    <w:p>
+      <w:pPr>
+        <w:spacing w:before="0" w:after="0"/>
+        <w:shd w:val="clear" w:color="auto" w:fill="F3F3F3"/>
+      </w:pPr>
+      <w:r>
+        <w:rPr>
+          <w:rFonts w:ascii="Consolas" w:hAnsi="Consolas" w:eastAsia="Consolas" w:cs="Consolas"/>
+          <w:sz w:val="18"/>
+          <w:szCs w:val="18"/>
+        </w:rPr>
+        <w:t xml:space="preserve">// 유효 조건:</w:t>
+      </w:r>
+    </w:p>
+    <w:p>
+      <w:pPr>
+        <w:spacing w:before="0" w:after="0"/>
+        <w:shd w:val="clear" w:color="auto" w:fill="F3F3F3"/>
+      </w:pPr>
+      <w:r>
+        <w:rPr>
+          <w:rFonts w:ascii="Consolas" w:hAnsi="Consolas" w:eastAsia="Consolas" w:cs="Consolas"/>
+          <w:sz w:val="18"/>
+          <w:szCs w:val="18"/>
+        </w:rPr>
+        <w:t xml:space="preserve">// 1. answer가 비어있지 않은 문자열</w:t>
+      </w:r>
+    </w:p>
+    <w:p>
+      <w:pPr>
+        <w:spacing w:before="0" w:after="0"/>
+        <w:shd w:val="clear" w:color="auto" w:fill="F3F3F3"/>
+      </w:pPr>
+      <w:r>
+        <w:rPr>
+          <w:rFonts w:ascii="Consolas" w:hAnsi="Consolas" w:eastAsia="Consolas" w:cs="Consolas"/>
+          <w:sz w:val="18"/>
+          <w:szCs w:val="18"/>
+        </w:rPr>
+        <w:t xml:space="preserve">// 2. "undefined", "null", "NaN" 문자열을 포함하지 않음</w:t>
+      </w:r>
+    </w:p>
+    <w:p>
+      <w:pPr>
+        <w:spacing w:before="0" w:after="120"/>
+      </w:pPr>
+      <w:r>
+        <w:t xml:space="preserve">검증 실패 시 다음 우선순위 의도를 시도합니다.</w:t>
+      </w:r>
+    </w:p>
+    <w:p>
+      <w:pPr>
+        <w:spacing w:before="0" w:after="120"/>
+      </w:pPr>
+      <w:r>
+        <w:t xml:space="preserve">---</w:t>
+      </w:r>
+    </w:p>
+    <w:p>
+      <w:pPr>
+        <w:spacing w:before="180" w:after="120"/>
+      </w:pPr>
+      <w:r>
+        <w:rPr>
+          <w:b/>
+          <w:sz w:val="28"/>
+          <w:szCs w:val="28"/>
+        </w:rPr>
+        <w:t xml:space="preserve">8. 공지/일정/사용자 관리 수식</w:t>
+      </w:r>
+    </w:p>
+    <w:p>
+      <w:pPr>
+        <w:spacing w:before="0" w:after="120"/>
+      </w:pPr>
+      <w:r>
+        <w:t xml:space="preserve">소스: js/admin-features.js</w:t>
+      </w:r>
+    </w:p>
+    <w:p>
+      <w:pPr>
+        <w:spacing w:before="180" w:after="120"/>
+      </w:pPr>
+      <w:r>
+        <w:rPr>
+          <w:b/>
+          <w:sz w:val="24"/>
+          <w:szCs w:val="24"/>
+        </w:rPr>
+        <w:t xml:space="preserve">8.1 공지사항 페이징</w:t>
+      </w:r>
+    </w:p>
+    <w:p>
+      <w:pPr>
+        <w:spacing w:before="0" w:after="0"/>
+        <w:shd w:val="clear" w:color="auto" w:fill="F3F3F3"/>
+      </w:pPr>
+      <w:r>
+        <w:rPr>
+          <w:rFonts w:ascii="Consolas" w:hAnsi="Consolas" w:eastAsia="Consolas" w:cs="Consolas"/>
+          <w:sz w:val="18"/>
+          <w:szCs w:val="18"/>
+        </w:rPr>
+        <w:t xml:space="preserve">표시 목록 = 필독공지(항상 표시) + 일반공지[page * 10 : (page+1) * 10]</w:t>
+      </w:r>
+    </w:p>
+    <w:p>
+      <w:pPr>
+        <w:spacing w:before="0" w:after="0"/>
+        <w:shd w:val="clear" w:color="auto" w:fill="F3F3F3"/>
+      </w:pPr>
+      <w:r>
+        <w:rPr>
+          <w:rFonts w:ascii="Consolas" w:hAnsi="Consolas" w:eastAsia="Consolas" w:cs="Consolas"/>
+          <w:sz w:val="18"/>
+          <w:szCs w:val="18"/>
+        </w:rPr>
+        <w:t xml:space="preserve">일반공지 정렬 = createdAt 역순</w:t>
+      </w:r>
+    </w:p>
+    <w:p>
+      <w:pPr>
+        <w:spacing w:before="180" w:after="120"/>
+      </w:pPr>
+      <w:r>
+        <w:rPr>
+          <w:b/>
+          <w:sz w:val="24"/>
+          <w:szCs w:val="24"/>
+        </w:rPr>
+        <w:t xml:space="preserve">8.2 사용자 KPI</w:t>
+      </w:r>
+    </w:p>
+    <w:tbl>
+      <w:tblPr>
+        <w:tblW w:w="0" w:type="auto"/>
+        <w:tblBorders>
+          <w:top w:val="single" w:sz="4" w:space="0" w:color="auto"/>
+          <w:left w:val="single" w:sz="4" w:space="0" w:color="auto"/>
+          <w:bottom w:val="single" w:sz="4" w:space="0" w:color="auto"/>
+          <w:right w:val="single" w:sz="4" w:space="0" w:color="auto"/>
+          <w:insideH w:val="single" w:sz="4" w:space="0" w:color="auto"/>
+          <w:insideV w:val="single" w:sz="4" w:space="0" w:color="auto"/>
+        </w:tblBorders>
+      </w:tblPr>
+      <w:tblGrid>
+        <w:gridCol w:w="2400"/>
+        <w:gridCol w:w="2400"/>
+      </w:tblGrid>
+      <w:tr>
+        <w:tc>
+          <w:tcPr>
+            <w:tcW w:w="2400" w:type="dxa"/>
+          </w:tcPr>
+          <w:p>
+            <w:pPr>
+              <w:spacing w:before="0" w:after="0"/>
+            </w:pPr>
+            <w:r>
+              <w:rPr>
+                <w:b/>
+              </w:rPr>
+              <w:t xml:space="preserve">KPI</w:t>
+            </w:r>
+          </w:p>
+        </w:tc>
+        <w:tc>
+          <w:tcPr>
+            <w:tcW w:w="2400" w:type="dxa"/>
+          </w:tcPr>
+          <w:p>
+            <w:pPr>
+              <w:spacing w:before="0" w:after="0"/>
+            </w:pPr>
+            <w:r>
+              <w:rPr>
+                <w:b/>
+              </w:rPr>
+              <w:t xml:space="preserve">수식</w:t>
+            </w:r>
+          </w:p>
+        </w:tc>
+      </w:tr>
+      <w:tr>
+        <w:tc>
+          <w:tcPr>
+            <w:tcW w:w="2400" w:type="dxa"/>
+          </w:tcPr>
+          <w:p>
+            <w:pPr>
+              <w:spacing w:before="0" w:after="0"/>
+            </w:pPr>
+            <w:r>
+              <w:t xml:space="preserve">전체 사용자</w:t>
+            </w:r>
+          </w:p>
+        </w:tc>
+        <w:tc>
+          <w:tcPr>
+            <w:tcW w:w="2400" w:type="dxa"/>
+          </w:tcPr>
+          <w:p>
+            <w:pPr>
+              <w:spacing w:before="0" w:after="0"/>
+            </w:pPr>
+            <w:r>
+              <w:t xml:space="preserve">users.length</w:t>
+            </w:r>
+          </w:p>
+        </w:tc>
+      </w:tr>
+      <w:tr>
+        <w:tc>
+          <w:tcPr>
+            <w:tcW w:w="2400" w:type="dxa"/>
+          </w:tcPr>
+          <w:p>
+            <w:pPr>
+              <w:spacing w:before="0" w:after="0"/>
+            </w:pPr>
+            <w:r>
+              <w:t xml:space="preserve">활성 사용자</w:t>
+            </w:r>
+          </w:p>
+        </w:tc>
+        <w:tc>
+          <w:tcPr>
+            <w:tcW w:w="2400" w:type="dxa"/>
+          </w:tcPr>
+          <w:p>
+            <w:pPr>
+              <w:spacing w:before="0" w:after="0"/>
+            </w:pPr>
+            <w:r>
+              <w:t xml:space="preserve">count(user.status === "active")</w:t>
+            </w:r>
+          </w:p>
+        </w:tc>
+      </w:tr>
+      <w:tr>
+        <w:tc>
+          <w:tcPr>
+            <w:tcW w:w="2400" w:type="dxa"/>
+          </w:tcPr>
+          <w:p>
+            <w:pPr>
+              <w:spacing w:before="0" w:after="0"/>
+            </w:pPr>
+            <w:r>
+              <w:t xml:space="preserve">관리자</w:t>
+            </w:r>
+          </w:p>
+        </w:tc>
+        <w:tc>
+          <w:tcPr>
+            <w:tcW w:w="2400" w:type="dxa"/>
+          </w:tcPr>
+          <w:p>
+            <w:pPr>
+              <w:spacing w:before="0" w:after="0"/>
+            </w:pPr>
+            <w:r>
+              <w:t xml:space="preserve">count(user.role === "admin")</w:t>
+            </w:r>
+          </w:p>
+        </w:tc>
+      </w:tr>
+      <w:tr>
+        <w:tc>
+          <w:tcPr>
+            <w:tcW w:w="2400" w:type="dxa"/>
+          </w:tcPr>
+          <w:p>
+            <w:pPr>
+              <w:spacing w:before="0" w:after="0"/>
+            </w:pPr>
+            <w:r>
+              <w:t xml:space="preserve">비활성 사용자</w:t>
+            </w:r>
+          </w:p>
+        </w:tc>
+        <w:tc>
+          <w:tcPr>
+            <w:tcW w:w="2400" w:type="dxa"/>
+          </w:tcPr>
+          <w:p>
+            <w:pPr>
+              <w:spacing w:before="0" w:after="0"/>
+            </w:pPr>
+            <w:r>
+              <w:t xml:space="preserve">count(user.status === "inactive")</w:t>
+            </w:r>
+          </w:p>
+        </w:tc>
+      </w:tr>
+    </w:tbl>
+    <w:p>
+      <w:pPr>
+        <w:spacing w:before="180" w:after="120"/>
+      </w:pPr>
+      <w:r>
+        <w:rPr>
+          <w:b/>
+          <w:sz w:val="24"/>
+          <w:szCs w:val="24"/>
+        </w:rPr>
+        <w:t xml:space="preserve">8.3 토스트 타이밍</w:t>
+      </w:r>
+    </w:p>
+    <w:p>
+      <w:pPr>
+        <w:spacing w:before="0" w:after="0"/>
+        <w:shd w:val="clear" w:color="auto" w:fill="F3F3F3"/>
+      </w:pPr>
+      <w:r>
+        <w:rPr>
+          <w:rFonts w:ascii="Consolas" w:hAnsi="Consolas" w:eastAsia="Consolas" w:cs="Consolas"/>
+          <w:sz w:val="18"/>
+          <w:szCs w:val="18"/>
+        </w:rPr>
+        <w:t xml:space="preserve">autoHideTimeout = 2500  // ms</w:t>
+      </w:r>
+    </w:p>
+    <w:p>
+      <w:pPr>
+        <w:spacing w:before="0" w:after="0"/>
+        <w:shd w:val="clear" w:color="auto" w:fill="F3F3F3"/>
+      </w:pPr>
+      <w:r>
+        <w:rPr>
+          <w:rFonts w:ascii="Consolas" w:hAnsi="Consolas" w:eastAsia="Consolas" w:cs="Consolas"/>
+          <w:sz w:val="18"/>
+          <w:szCs w:val="18"/>
+        </w:rPr>
+        <w:t xml:space="preserve">// 새 토스트 발생 시 이전 타이머 clearTimeout 후 새 타이머 설정</w:t>
+      </w:r>
+    </w:p>
+    <w:p>
+      <w:pPr>
+        <w:spacing w:before="0" w:after="120"/>
+      </w:pPr>
+      <w:r>
+        <w:t xml:space="preserve">---</w:t>
+      </w:r>
+    </w:p>
+    <w:p>
+      <w:pPr>
+        <w:spacing w:before="180" w:after="120"/>
+      </w:pPr>
+      <w:r>
+        <w:rPr>
+          <w:b/>
+          <w:sz w:val="28"/>
+          <w:szCs w:val="28"/>
+        </w:rPr>
+        <w:t xml:space="preserve">9. 현재 구현 기준 주의사항</w:t>
+      </w:r>
+    </w:p>
+    <w:p>
+      <w:pPr>
+        <w:spacing w:before="0" w:after="40"/>
+        <w:ind w:left="360"/>
+      </w:pPr>
+      <w:r>
+        <w:t xml:space="preserve">1. 수량 원천이 경로별로 다릅니다.</w:t>
+      </w:r>
+    </w:p>
+    <w:p>
+      <w:pPr>
+        <w:spacing w:before="0" w:after="40"/>
+        <w:ind w:left="360"/>
+      </w:pPr>
+      <w:r>
+        <w:t xml:space="preserve">- </w:t>
+      </w:r>
+      <w:r>
+        <w:t xml:space="preserve">scripts/builddashboarddata.py: 엑셀의 수량 열(row[4])을 그대로 사용.</w:t>
+      </w:r>
+    </w:p>
+    <w:p>
+      <w:pPr>
+        <w:spacing w:before="0" w:after="40"/>
+        <w:ind w:left="360"/>
+      </w:pPr>
+      <w:r>
+        <w:t xml:space="preserve">- </w:t>
+      </w:r>
+      <w:r>
+        <w:t xml:space="preserve">js/app.js raw paste: 금액 / 단가로 수량을 다시 계산 ((amount / unitPrice + 0.5) | 0).</w:t>
+      </w:r>
+    </w:p>
+    <w:p>
+      <w:pPr>
+        <w:spacing w:before="0" w:after="40"/>
+        <w:ind w:left="360"/>
+      </w:pPr>
+      <w:r>
+        <w:t xml:space="preserve">2. raw paste 반영 범위가 완전히 동일하지 않습니다.</w:t>
+      </w:r>
+    </w:p>
+    <w:p>
+      <w:pPr>
+        <w:spacing w:before="0" w:after="40"/>
+        <w:ind w:left="360"/>
+      </w:pPr>
+      <w:r>
+        <w:t xml:space="preserve">- </w:t>
+      </w:r>
+      <w:r>
+        <w:t xml:space="preserve">구매실적, 등급별현황/수입관리, 거래처 추이 차트: raw paste 재계산 반영.</w:t>
+      </w:r>
+    </w:p>
+    <w:p>
+      <w:pPr>
+        <w:spacing w:before="0" w:after="40"/>
+        <w:ind w:left="360"/>
+      </w:pPr>
+      <w:r>
+        <w:t xml:space="preserve">- </w:t>
+      </w:r>
+      <w:r>
+        <w:t xml:space="preserve">거래처 테이블과 share chart: 기존 번들 데이터 유지.</w:t>
+      </w:r>
+    </w:p>
+    <w:p>
+      <w:pPr>
+        <w:spacing w:before="0" w:after="40"/>
+        <w:ind w:left="360"/>
+      </w:pPr>
+      <w:r>
+        <w:t xml:space="preserve">3. 2023 overview는 계획 데이터가 없습니다.</w:t>
+      </w:r>
+    </w:p>
+    <w:p>
+      <w:pPr>
+        <w:spacing w:before="0" w:after="40"/>
+        <w:ind w:left="360"/>
+      </w:pPr>
+      <w:r>
+        <w:t xml:space="preserve">- </w:t>
+      </w:r>
+      <w:r>
+        <w:t xml:space="preserve">years["2023"].overview.cumulativeActual은 계획 대비 실적이 아니라 2023 total_qty를 넣는 fallback 구조입니다.</w:t>
+      </w:r>
+    </w:p>
+    <w:p>
+      <w:pPr>
+        <w:spacing w:before="0" w:after="40"/>
+        <w:ind w:left="360"/>
+      </w:pPr>
+      <w:r>
+        <w:t xml:space="preserve">4. 인천공장 raw 재계산은 등급 믹스 중심입니다.</w:t>
+      </w:r>
+    </w:p>
+    <w:p>
+      <w:pPr>
+        <w:spacing w:before="0" w:after="40"/>
+        <w:ind w:left="360"/>
+      </w:pPr>
+      <w:r>
+        <w:t xml:space="preserve">- </w:t>
+      </w:r>
+      <w:r>
+        <w:t xml:space="preserve">raw data가 있을 때 인천공장 도넛 차트는 재계산되지만, 달성률은 정적 allocation 데이터의 기존 값을 우선 사용합니다.</w:t>
+      </w:r>
+    </w:p>
+    <w:p>
+      <w:pPr>
+        <w:spacing w:before="0" w:after="40"/>
+        <w:ind w:left="360"/>
+      </w:pPr>
+      <w:r>
+        <w:t xml:space="preserve">5. 수입 선적 데이터는 하드코딩입니다.</w:t>
+      </w:r>
+    </w:p>
+    <w:p>
+      <w:pPr>
+        <w:spacing w:before="0" w:after="40"/>
+        <w:ind w:left="360"/>
+      </w:pPr>
+      <w:r>
+        <w:t xml:space="preserve">- </w:t>
+      </w:r>
+      <w:r>
+        <w:t xml:space="preserve">getImportShipmentRows()는 데이터 번들이 아닌 코드 내 하드코딩 값을 반환합니다.</w:t>
+      </w:r>
+    </w:p>
+    <w:p>
+      <w:pPr>
+        <w:spacing w:before="0" w:after="40"/>
+        <w:ind w:left="360"/>
+      </w:pPr>
+      <w:r>
+        <w:t xml:space="preserve">6. 등급명 공백 처리가 필요합니다.</w:t>
+      </w:r>
+    </w:p>
+    <w:p>
+      <w:pPr>
+        <w:spacing w:before="0" w:after="40"/>
+        <w:ind w:left="360"/>
+      </w:pPr>
+      <w:r>
+        <w:t xml:space="preserve">- </w:t>
+      </w:r>
+      <w:r>
+        <w:t xml:space="preserve">원본 데이터에서 "국고 하"처럼 공백이 포함될 수 있습니다.</w:t>
+      </w:r>
+    </w:p>
+    <w:p>
+      <w:pPr>
+        <w:spacing w:before="0" w:after="40"/>
+        <w:ind w:left="360"/>
+      </w:pPr>
+      <w:r>
+        <w:t xml:space="preserve">- </w:t>
+      </w:r>
+      <w:r>
+        <w:t xml:space="preserve">매칭 시 /국고\s*하/ 정규식을 사용합니다.</w:t>
+      </w:r>
+    </w:p>
+    <w:p>
+      <w:pPr>
+        <w:spacing w:before="0" w:after="40"/>
+        <w:ind w:left="360"/>
+      </w:pPr>
+      <w:r>
+        <w:t xml:space="preserve">7. 캐시 키에 등급 매핑 버전이 포함됩니다.</w:t>
+      </w:r>
+    </w:p>
+    <w:p>
+      <w:pPr>
+        <w:spacing w:before="0" w:after="40"/>
+        <w:ind w:left="360"/>
+      </w:pPr>
+      <w:r>
+        <w:t xml:space="preserve">- </w:t>
+      </w:r>
+      <w:r>
+        <w:t xml:space="preserve">매핑 변경 시 _gradeMappingsVersion이 증가하여 모든 파생 캐시가 자동 무효화됩니다.</w:t>
+      </w:r>
+    </w:p>
+    <w:p>
+      <w:pPr>
+        <w:spacing w:before="0" w:after="40"/>
+        <w:ind w:left="360"/>
+      </w:pPr>
+      <w:r>
+        <w:t xml:space="preserve">8. 성과율은 경로에 따라 다르게 계산됩니다.</w:t>
+      </w:r>
+    </w:p>
+    <w:p>
+      <w:pPr>
+        <w:spacing w:before="0" w:after="40"/>
+        <w:ind w:left="360"/>
+      </w:pPr>
+      <w:r>
+        <w:t xml:space="preserve">- </w:t>
+      </w:r>
+      <w:r>
+        <w:t xml:space="preserve">Python 번들: supplierqty / (peakmonthqty × monthsactive) × 100</w:t>
+      </w:r>
+    </w:p>
+    <w:p>
+      <w:pPr>
+        <w:spacing w:before="0" w:after="40"/>
+        <w:ind w:left="360"/>
+      </w:pPr>
+      <w:r>
+        <w:t xml:space="preserve">- </w:t>
+      </w:r>
+      <w:r>
+        <w:t xml:space="preserve">JS 거래처 관리: yearlySupply / monthlyCapacity × 12, 1~99 클램핑</w:t>
+      </w:r>
+    </w:p>
+    <w:p>
+      <w:pPr>
+        <w:spacing w:before="0" w:after="120"/>
+      </w:pPr>
+      <w:r>
+        <w:t xml:space="preserve">---</w:t>
+      </w:r>
+    </w:p>
+    <w:p>
+      <w:pPr>
+        <w:spacing w:before="180" w:after="120"/>
+      </w:pPr>
+      <w:r>
+        <w:rPr>
+          <w:b/>
+          <w:sz w:val="28"/>
+          <w:szCs w:val="28"/>
+        </w:rPr>
+        <w:t xml:space="preserve">10. 확인한 소스 파일</w:t>
+      </w:r>
+    </w:p>
+    <w:tbl>
+      <w:tblPr>
+        <w:tblW w:w="0" w:type="auto"/>
+        <w:tblBorders>
+          <w:top w:val="single" w:sz="4" w:space="0" w:color="auto"/>
+          <w:left w:val="single" w:sz="4" w:space="0" w:color="auto"/>
+          <w:bottom w:val="single" w:sz="4" w:space="0" w:color="auto"/>
+          <w:right w:val="single" w:sz="4" w:space="0" w:color="auto"/>
+          <w:insideH w:val="single" w:sz="4" w:space="0" w:color="auto"/>
+          <w:insideV w:val="single" w:sz="4" w:space="0" w:color="auto"/>
+        </w:tblBorders>
+      </w:tblPr>
+      <w:tblGrid>
+        <w:gridCol w:w="2400"/>
+        <w:gridCol w:w="2400"/>
+        <w:gridCol w:w="2400"/>
+      </w:tblGrid>
+      <w:tr>
+        <w:tc>
+          <w:tcPr>
+            <w:tcW w:w="2400" w:type="dxa"/>
+          </w:tcPr>
+          <w:p>
+            <w:pPr>
+              <w:spacing w:before="0" w:after="0"/>
+            </w:pPr>
+            <w:r>
+              <w:rPr>
+                <w:b/>
+              </w:rPr>
+              <w:t xml:space="preserve">파일</w:t>
+            </w:r>
+          </w:p>
+        </w:tc>
+        <w:tc>
+          <w:tcPr>
+            <w:tcW w:w="2400" w:type="dxa"/>
+          </w:tcPr>
+          <w:p>
+            <w:pPr>
+              <w:spacing w:before="0" w:after="0"/>
+            </w:pPr>
+            <w:r>
+              <w:rPr>
+                <w:b/>
+              </w:rPr>
+              <w:t xml:space="preserve">줄 수</w:t>
+            </w:r>
+          </w:p>
+        </w:tc>
+        <w:tc>
+          <w:tcPr>
+            <w:tcW w:w="2400" w:type="dxa"/>
+          </w:tcPr>
+          <w:p>
+            <w:pPr>
+              <w:spacing w:before="0" w:after="0"/>
+            </w:pPr>
+            <w:r>
+              <w:rPr>
+                <w:b/>
+              </w:rPr>
+              <w:t xml:space="preserve">역할</w:t>
+            </w:r>
+          </w:p>
+        </w:tc>
+      </w:tr>
+      <w:tr>
+        <w:tc>
+          <w:tcPr>
+            <w:tcW w:w="2400" w:type="dxa"/>
+          </w:tcPr>
+          <w:p>
+            <w:pPr>
+              <w:spacing w:before="0" w:after="0"/>
+            </w:pPr>
+            <w:r>
+              <w:t xml:space="preserve">scripts/builddashboarddata.py</w:t>
+            </w:r>
+          </w:p>
+        </w:tc>
+        <w:tc>
+          <w:tcPr>
+            <w:tcW w:w="2400" w:type="dxa"/>
+          </w:tcPr>
+          <w:p>
+            <w:pPr>
+              <w:spacing w:before="0" w:after="0"/>
+            </w:pPr>
+            <w:r>
+              <w:t xml:space="preserve">~561</w:t>
+            </w:r>
+          </w:p>
+        </w:tc>
+        <w:tc>
+          <w:tcPr>
+            <w:tcW w:w="2400" w:type="dxa"/>
+          </w:tcPr>
+          <w:p>
+            <w:pPr>
+              <w:spacing w:before="0" w:after="0"/>
+            </w:pPr>
+            <w:r>
+              <w:t xml:space="preserve">데이터 번들 생성</w:t>
+            </w:r>
+          </w:p>
+        </w:tc>
+      </w:tr>
+      <w:tr>
+        <w:tc>
+          <w:tcPr>
+            <w:tcW w:w="2400" w:type="dxa"/>
+          </w:tcPr>
+          <w:p>
+            <w:pPr>
+              <w:spacing w:before="0" w:after="0"/>
+            </w:pPr>
+            <w:r>
+              <w:t xml:space="preserve">js/app.js</w:t>
+            </w:r>
+          </w:p>
+        </w:tc>
+        <w:tc>
+          <w:tcPr>
+            <w:tcW w:w="2400" w:type="dxa"/>
+          </w:tcPr>
+          <w:p>
+            <w:pPr>
+              <w:spacing w:before="0" w:after="0"/>
+            </w:pPr>
+            <w:r>
+              <w:t xml:space="preserve">~4,313</w:t>
+            </w:r>
+          </w:p>
+        </w:tc>
+        <w:tc>
+          <w:tcPr>
+            <w:tcW w:w="2400" w:type="dxa"/>
+          </w:tcPr>
+          <w:p>
+            <w:pPr>
+              <w:spacing w:before="0" w:after="0"/>
+            </w:pPr>
+            <w:r>
+              <w:t xml:space="preserve">메인 앱 로직, 차트, 챗봇</w:t>
+            </w:r>
+          </w:p>
+        </w:tc>
+      </w:tr>
+      <w:tr>
+        <w:tc>
+          <w:tcPr>
+            <w:tcW w:w="2400" w:type="dxa"/>
+          </w:tcPr>
+          <w:p>
+            <w:pPr>
+              <w:spacing w:before="0" w:after="0"/>
+            </w:pPr>
+            <w:r>
+              <w:t xml:space="preserve">js/admin-features.js</w:t>
+            </w:r>
+          </w:p>
+        </w:tc>
+        <w:tc>
+          <w:tcPr>
+            <w:tcW w:w="2400" w:type="dxa"/>
+          </w:tcPr>
+          <w:p>
+            <w:pPr>
+              <w:spacing w:before="0" w:after="0"/>
+            </w:pPr>
+            <w:r>
+              <w:t xml:space="preserve">~1,155</w:t>
+            </w:r>
+          </w:p>
+        </w:tc>
+        <w:tc>
+          <w:tcPr>
+            <w:tcW w:w="2400" w:type="dxa"/>
+          </w:tcPr>
+          <w:p>
+            <w:pPr>
+              <w:spacing w:before="0" w:after="0"/>
+            </w:pPr>
+            <w:r>
+              <w:t xml:space="preserve">공지/일정/사용자 관리</w:t>
+            </w:r>
+          </w:p>
+        </w:tc>
+      </w:tr>
+      <w:tr>
+        <w:tc>
+          <w:tcPr>
+            <w:tcW w:w="2400" w:type="dxa"/>
+          </w:tcPr>
+          <w:p>
+            <w:pPr>
+              <w:spacing w:before="0" w:after="0"/>
+            </w:pPr>
+            <w:r>
+              <w:t xml:space="preserve">js/storage.js</w:t>
+            </w:r>
+          </w:p>
+        </w:tc>
+        <w:tc>
+          <w:tcPr>
+            <w:tcW w:w="2400" w:type="dxa"/>
+          </w:tcPr>
+          <w:p>
+            <w:pPr>
+              <w:spacing w:before="0" w:after="0"/>
+            </w:pPr>
+            <w:r>
+              <w:t xml:space="preserve">~217</w:t>
+            </w:r>
+          </w:p>
+        </w:tc>
+        <w:tc>
+          <w:tcPr>
+            <w:tcW w:w="2400" w:type="dxa"/>
+          </w:tcPr>
+          <w:p>
+            <w:pPr>
+              <w:spacing w:before="0" w:after="0"/>
+            </w:pPr>
+            <w:r>
+              <w:t xml:space="preserve">저장소 추상화</w:t>
+            </w:r>
+          </w:p>
+        </w:tc>
+      </w:tr>
+      <w:tr>
+        <w:tc>
+          <w:tcPr>
+            <w:tcW w:w="2400" w:type="dxa"/>
+          </w:tcPr>
+          <w:p>
+            <w:pPr>
+              <w:spacing w:before="0" w:after="0"/>
+            </w:pPr>
+            <w:r>
+              <w:t xml:space="preserve">js/dashboard-data.js</w:t>
+            </w:r>
+          </w:p>
+        </w:tc>
+        <w:tc>
+          <w:tcPr>
+            <w:tcW w:w="2400" w:type="dxa"/>
+          </w:tcPr>
+          <w:p>
+            <w:pPr>
+              <w:spacing w:before="0" w:after="0"/>
+            </w:pPr>
+            <w:r>
+              <w:t xml:space="preserve">생성 파일</w:t>
+            </w:r>
+          </w:p>
+        </w:tc>
+        <w:tc>
+          <w:tcPr>
+            <w:tcW w:w="2400" w:type="dxa"/>
+          </w:tcPr>
+          <w:p>
+            <w:pPr>
+              <w:spacing w:before="0" w:after="0"/>
+            </w:pPr>
+            <w:r>
+              <w:t xml:space="preserve">데이터 번들</w:t>
+            </w:r>
+          </w:p>
+        </w:tc>
+      </w:tr>
+    </w:tbl>
     <w:sectPr>
       <w:pgSz w:w="12240" w:h="15840"/>
       <w:pgMar w:top="1440" w:right="1440" w:bottom="1440" w:left="1440" w:header="720" w:footer="720" w:gutter="0"/>
